--- a/2. MathsProgrammingTechnology/1. Maths/2. Grade2/4. AIWordProblems-NotCorrected.docx
+++ b/2. MathsProgrammingTechnology/1. Maths/2. Grade2/4. AIWordProblems-NotCorrected.docx
@@ -35,31 +35,120 @@
         <w:t xml:space="preserve">I have generated 20 word problems that combine the various mathematical topics covered in your Grade 1 and Grade 2 folders, including fractions, decimals, exponents, GCD/LCM, Roman numerals, and various measurements.</w:t>
       </w:r>
     </w:p>
-    <w:p>
-      <w:pPr>
-        <w:rPr/>
-      </w:pPr>
-      <w:r>
-        <w:pict>
-          <v:rect style="width:0.0pt;height:1.5pt" o:hr="t" o:hrstd="t" o:hralign="center" fillcolor="#A0A0A0" stroked="f"/>
-        </w:pict>
-      </w:r>
-      <w:r>
-        <w:rPr>
-          <w:rtl w:val="0"/>
-        </w:rPr>
-      </w:r>
-    </w:p>
-    <w:sdt>
-      <w:sdtPr>
-        <w:id w:val="302725944"/>
-        <w:tag w:val="goog_rdk_2"/>
-      </w:sdtPr>
-      <w:sdtContent>
-        <w:p>
-          <w:pPr>
-            <w:rPr>
-              <w:ins w:author="Virata Pusuluri" w:id="1" w:date="2026-01-28T12:48:46Z"/>
+    <w:sdt>
+      <w:sdtPr>
+        <w:id w:val="-200347818"/>
+        <w:tag w:val="goog_rdk_1"/>
+      </w:sdtPr>
+      <w:sdtContent>
+        <w:p>
+          <w:pPr>
+            <w:rPr>
+              <w:ins w:author="Virata Pusuluri" w:id="1" w:date="2026-02-06T17:17:58Z"/>
+            </w:rPr>
+          </w:pPr>
+          <w:r>
+            <w:pict>
+              <v:rect style="width:0.0pt;height:1.5pt" o:hr="t" o:hrstd="t" o:hralign="center" fillcolor="#A0A0A0" stroked="f"/>
+            </w:pict>
+          </w:r>
+          <w:sdt>
+            <w:sdtPr>
+              <w:id w:val="-1468655164"/>
+              <w:tag w:val="goog_rdk_0"/>
+            </w:sdtPr>
+            <w:sdtContent>
+              <w:ins w:author="Virata Pusuluri" w:id="1" w:date="2026-02-06T17:17:58Z">
+                <w:r>
+                  <w:rPr>
+                    <w:rtl w:val="0"/>
+                  </w:rPr>
+                </w:r>
+              </w:ins>
+            </w:sdtContent>
+          </w:sdt>
+        </w:p>
+      </w:sdtContent>
+    </w:sdt>
+    <w:sdt>
+      <w:sdtPr>
+        <w:id w:val="1084084250"/>
+        <w:tag w:val="goog_rdk_5"/>
+      </w:sdtPr>
+      <w:sdtContent>
+        <w:p>
+          <w:pPr>
+            <w:rPr>
+              <w:b w:val="1"/>
+              <w:bCs w:val="1"/>
+              <w:i w:val="1"/>
+              <w:iCs w:val="1"/>
+              <w:u w:val="single"/>
+              <w:rPrChange w:author="Virata Pusuluri" w:id="2" w:date="2026-02-06T17:17:58Z">
+                <w:rPr/>
+              </w:rPrChange>
+            </w:rPr>
+          </w:pPr>
+          <w:sdt>
+            <w:sdtPr>
+              <w:id w:val="480924589"/>
+              <w:tag w:val="goog_rdk_2"/>
+            </w:sdtPr>
+            <w:sdtContent>
+              <w:ins w:author="Virata Pusuluri" w:id="1" w:date="2026-02-06T17:17:58Z"/>
+              <w:sdt>
+                <w:sdtPr>
+                  <w:id w:val="924189137"/>
+                  <w:tag w:val="goog_rdk_3"/>
+                </w:sdtPr>
+                <w:sdtContent>
+                  <w:ins w:author="Virata Pusuluri" w:id="1" w:date="2026-02-06T17:17:58Z">
+                    <w:r>
+                      <w:rPr>
+                        <w:b w:val="1"/>
+                        <w:bCs w:val="1"/>
+                        <w:i w:val="1"/>
+                        <w:iCs w:val="1"/>
+                        <w:u w:val="single"/>
+                        <w:rtl w:val="0"/>
+                        <w:rPrChange w:author="Virata Pusuluri" w:id="2" w:date="2026-02-06T17:17:58Z">
+                          <w:rPr/>
+                        </w:rPrChange>
+                      </w:rPr>
+                      <w:t xml:space="preserve">(done in Notes): File: 4. HW-Maths-Quiz-27012026</w:t>
+                    </w:r>
+                  </w:ins>
+                </w:sdtContent>
+              </w:sdt>
+              <w:ins w:author="Virata Pusuluri" w:id="1" w:date="2026-02-06T17:17:58Z"/>
+            </w:sdtContent>
+          </w:sdt>
+          <w:sdt>
+            <w:sdtPr>
+              <w:id w:val="-466423167"/>
+              <w:tag w:val="goog_rdk_4"/>
+            </w:sdtPr>
+            <w:sdtContent>
+              <w:r>
+                <w:rPr>
+                  <w:rtl w:val="0"/>
+                </w:rPr>
+              </w:r>
+            </w:sdtContent>
+          </w:sdt>
+        </w:p>
+      </w:sdtContent>
+    </w:sdt>
+    <w:sdt>
+      <w:sdtPr>
+        <w:id w:val="1897148414"/>
+        <w:tag w:val="goog_rdk_8"/>
+      </w:sdtPr>
+      <w:sdtContent>
+        <w:p>
+          <w:pPr>
+            <w:rPr>
+              <w:ins w:author="Virata Pusuluri" w:id="4" w:date="2026-01-28T12:48:46Z"/>
             </w:rPr>
           </w:pPr>
           <w:r>
@@ -70,11 +159,11 @@
           </w:r>
           <w:sdt>
             <w:sdtPr>
-              <w:id w:val="-1684300076"/>
-              <w:tag w:val="goog_rdk_0"/>
-            </w:sdtPr>
-            <w:sdtContent>
-              <w:ins w:author="Virata Pusuluri" w:id="0" w:date="2026-01-28T12:48:48Z">
+              <w:id w:val="1273861469"/>
+              <w:tag w:val="goog_rdk_6"/>
+            </w:sdtPr>
+            <w:sdtContent>
+              <w:ins w:author="Virata Pusuluri" w:id="3" w:date="2026-01-28T12:48:48Z">
                 <w:r>
                   <w:rPr>
                     <w:rtl w:val="0"/>
@@ -92,11 +181,11 @@
           </w:r>
           <w:sdt>
             <w:sdtPr>
-              <w:id w:val="1236164835"/>
-              <w:tag w:val="goog_rdk_1"/>
-            </w:sdtPr>
-            <w:sdtContent>
-              <w:ins w:author="Virata Pusuluri" w:id="1" w:date="2026-01-28T12:48:46Z">
+              <w:id w:val="1931552218"/>
+              <w:tag w:val="goog_rdk_7"/>
+            </w:sdtPr>
+            <w:sdtContent>
+              <w:ins w:author="Virata Pusuluri" w:id="4" w:date="2026-01-28T12:48:46Z">
                 <w:r>
                   <w:rPr>
                     <w:rtl w:val="0"/>
@@ -121,8 +210,8 @@
     </w:p>
     <w:sdt>
       <w:sdtPr>
-        <w:id w:val="-1034592208"/>
-        <w:tag w:val="goog_rdk_10"/>
+        <w:id w:val="2074944817"/>
+        <w:tag w:val="goog_rdk_16"/>
       </w:sdtPr>
       <w:sdtContent>
         <w:p>
@@ -133,8 +222,8 @@
             </w:numPr>
             <w:ind w:left="720" w:hanging="360"/>
             <w:rPr>
-              <w:ins w:author="Virata Pusuluri" w:id="5" w:date="2026-01-28T12:30:33Z"/>
-              <w:rPrChange w:author="Virata Pusuluri" w:id="6" w:date="2026-01-28T12:30:43Z">
+              <w:ins w:author="Virata Pusuluri" w:id="8" w:date="2026-01-28T12:30:33Z"/>
+              <w:rPrChange w:author="Virata Pusuluri" w:id="9" w:date="2026-01-28T12:30:43Z">
                 <w:rPr/>
               </w:rPrChange>
             </w:rPr>
@@ -142,7 +231,7 @@
               <w:pPr>
                 <w:numPr>
                   <w:ilvl w:val="0"/>
-                  <w:numId w:val="3"/>
+                  <w:numId w:val="5"/>
                 </w:numPr>
                 <w:ind w:left="720" w:hanging="360"/>
               </w:pPr>
@@ -164,11 +253,11 @@
           </w:r>
           <w:sdt>
             <w:sdtPr>
-              <w:id w:val="-2143944982"/>
-              <w:tag w:val="goog_rdk_3"/>
-            </w:sdtPr>
-            <w:sdtContent>
-              <w:del w:author="Virata Pusuluri" w:id="2" w:date="2026-01-27T18:20:47Z">
+              <w:id w:val="-1233798742"/>
+              <w:tag w:val="goog_rdk_9"/>
+            </w:sdtPr>
+            <w:sdtContent>
+              <w:del w:author="Virata Pusuluri" w:id="5" w:date="2026-01-27T18:20:47Z">
                 <w:r>
                   <w:rPr>
                     <w:rtl w:val="0"/>
@@ -186,11 +275,11 @@
           </w:r>
           <w:sdt>
             <w:sdtPr>
-              <w:id w:val="1803426089"/>
-              <w:tag w:val="goog_rdk_4"/>
-            </w:sdtPr>
-            <w:sdtContent>
-              <w:ins w:author="Virata Pusuluri" w:id="3" w:date="2026-01-27T18:20:01Z">
+              <w:id w:val="384539260"/>
+              <w:tag w:val="goog_rdk_10"/>
+            </w:sdtPr>
+            <w:sdtContent>
+              <w:ins w:author="Virata Pusuluri" w:id="6" w:date="2026-01-27T18:20:01Z">
                 <w:r>
                   <w:rPr>
                     <w:rtl w:val="0"/>
@@ -202,11 +291,11 @@
           </w:sdt>
           <w:sdt>
             <w:sdtPr>
-              <w:id w:val="-1634363208"/>
-              <w:tag w:val="goog_rdk_5"/>
-            </w:sdtPr>
-            <w:sdtContent>
-              <w:del w:author="Virata Pusuluri" w:id="3" w:date="2026-01-27T18:20:01Z">
+              <w:id w:val="-1555514013"/>
+              <w:tag w:val="goog_rdk_11"/>
+            </w:sdtPr>
+            <w:sdtContent>
+              <w:del w:author="Virata Pusuluri" w:id="6" w:date="2026-01-27T18:20:01Z">
                 <w:r>
                   <w:rPr>
                     <w:rtl w:val="0"/>
@@ -224,11 +313,11 @@
           </w:r>
           <w:sdt>
             <w:sdtPr>
-              <w:id w:val="1739348845"/>
-              <w:tag w:val="goog_rdk_6"/>
-            </w:sdtPr>
-            <w:sdtContent>
-              <w:del w:author="Virata Pusuluri" w:id="4" w:date="2026-01-27T18:19:51Z">
+              <w:id w:val="-1844840297"/>
+              <w:tag w:val="goog_rdk_12"/>
+            </w:sdtPr>
+            <w:sdtContent>
+              <w:del w:author="Virata Pusuluri" w:id="7" w:date="2026-01-27T18:19:51Z">
                 <w:r>
                   <w:rPr>
                     <w:rtl w:val="0"/>
@@ -240,11 +329,11 @@
           </w:sdt>
           <w:sdt>
             <w:sdtPr>
-              <w:id w:val="136944993"/>
-              <w:tag w:val="goog_rdk_7"/>
-            </w:sdtPr>
-            <w:sdtContent>
-              <w:ins w:author="Virata Pusuluri" w:id="4" w:date="2026-01-27T18:19:51Z">
+              <w:id w:val="-2132628566"/>
+              <w:tag w:val="goog_rdk_13"/>
+            </w:sdtPr>
+            <w:sdtContent>
+              <w:ins w:author="Virata Pusuluri" w:id="7" w:date="2026-01-27T18:19:51Z">
                 <w:r>
                   <w:rPr>
                     <w:rtl w:val="0"/>
@@ -256,11 +345,11 @@
           </w:sdt>
           <w:sdt>
             <w:sdtPr>
-              <w:id w:val="-2044886582"/>
-              <w:tag w:val="goog_rdk_8"/>
-            </w:sdtPr>
-            <w:sdtContent>
-              <w:del w:author="Virata Pusuluri" w:id="4" w:date="2026-01-27T18:19:51Z">
+              <w:id w:val="-1270612016"/>
+              <w:tag w:val="goog_rdk_14"/>
+            </w:sdtPr>
+            <w:sdtContent>
+              <w:del w:author="Virata Pusuluri" w:id="7" w:date="2026-01-27T18:19:51Z">
                 <w:r>
                   <w:rPr>
                     <w:rtl w:val="0"/>
@@ -278,11 +367,11 @@
           </w:r>
           <w:sdt>
             <w:sdtPr>
-              <w:id w:val="1021539614"/>
-              <w:tag w:val="goog_rdk_9"/>
-            </w:sdtPr>
-            <w:sdtContent>
-              <w:ins w:author="Virata Pusuluri" w:id="5" w:date="2026-01-28T12:30:33Z">
+              <w:id w:val="-732603490"/>
+              <w:tag w:val="goog_rdk_15"/>
+            </w:sdtPr>
+            <w:sdtContent>
+              <w:ins w:author="Virata Pusuluri" w:id="8" w:date="2026-01-28T12:30:33Z">
                 <w:r>
                   <w:rPr>
                     <w:rtl w:val="0"/>
@@ -296,8 +385,8 @@
     </w:sdt>
     <w:sdt>
       <w:sdtPr>
-        <w:id w:val="-1599478047"/>
-        <w:tag w:val="goog_rdk_14"/>
+        <w:id w:val="1552136195"/>
+        <w:tag w:val="goog_rdk_20"/>
       </w:sdtPr>
       <w:sdtContent>
         <w:p>
@@ -308,7 +397,7 @@
             </w:numPr>
             <w:ind w:left="720" w:hanging="360"/>
             <w:rPr>
-              <w:rPrChange w:author="Virata Pusuluri" w:id="6" w:date="2026-01-28T12:30:43Z">
+              <w:rPrChange w:author="Virata Pusuluri" w:id="9" w:date="2026-01-28T12:30:43Z">
                 <w:rPr/>
               </w:rPrChange>
             </w:rPr>
@@ -316,7 +405,7 @@
               <w:pPr>
                 <w:numPr>
                   <w:ilvl w:val="0"/>
-                  <w:numId w:val="3"/>
+                  <w:numId w:val="5"/>
                 </w:numPr>
                 <w:ind w:left="720" w:hanging="360"/>
               </w:pPr>
@@ -324,22 +413,22 @@
           </w:pPr>
           <w:sdt>
             <w:sdtPr>
-              <w:id w:val="-378637865"/>
-              <w:tag w:val="goog_rdk_11"/>
-            </w:sdtPr>
-            <w:sdtContent>
-              <w:ins w:author="Virata Pusuluri" w:id="5" w:date="2026-01-28T12:30:33Z"/>
+              <w:id w:val="-427823417"/>
+              <w:tag w:val="goog_rdk_17"/>
+            </w:sdtPr>
+            <w:sdtContent>
+              <w:ins w:author="Virata Pusuluri" w:id="8" w:date="2026-01-28T12:30:33Z"/>
               <w:sdt>
                 <w:sdtPr>
-                  <w:id w:val="-673893588"/>
-                  <w:tag w:val="goog_rdk_12"/>
+                  <w:id w:val="-751902906"/>
+                  <w:tag w:val="goog_rdk_18"/>
                 </w:sdtPr>
                 <w:sdtContent>
-                  <w:ins w:author="Virata Pusuluri" w:id="5" w:date="2026-01-28T12:30:33Z">
-                    <w:r>
-                      <w:rPr>
-                        <w:rtl w:val="0"/>
-                        <w:rPrChange w:author="Virata Pusuluri" w:id="7" w:date="2026-01-28T12:30:33Z">
+                  <w:ins w:author="Virata Pusuluri" w:id="8" w:date="2026-01-28T12:30:33Z">
+                    <w:r>
+                      <w:rPr>
+                        <w:rtl w:val="0"/>
+                        <w:rPrChange w:author="Virata Pusuluri" w:id="10" w:date="2026-01-28T12:30:33Z">
                           <w:rPr/>
                         </w:rPrChange>
                       </w:rPr>
@@ -348,17 +437,17 @@
                   </w:ins>
                 </w:sdtContent>
               </w:sdt>
-              <w:ins w:author="Virata Pusuluri" w:id="5" w:date="2026-01-28T12:30:33Z">
+              <w:ins w:author="Virata Pusuluri" w:id="8" w:date="2026-01-28T12:30:33Z">
                 <w:sdt>
                   <w:sdtPr>
-                    <w:id w:val="-1546777864"/>
-                    <w:tag w:val="goog_rdk_13"/>
+                    <w:id w:val="-1964482305"/>
+                    <w:tag w:val="goog_rdk_19"/>
                   </w:sdtPr>
                   <w:sdtContent>
                     <w:r>
                       <w:rPr>
                         <w:rtl w:val="0"/>
-                        <w:rPrChange w:author="Virata Pusuluri" w:id="7" w:date="2026-01-28T12:30:33Z">
+                        <w:rPrChange w:author="Virata Pusuluri" w:id="10" w:date="2026-01-28T12:30:33Z">
                           <w:rPr/>
                         </w:rPrChange>
                       </w:rPr>
@@ -379,8 +468,8 @@
     </w:sdt>
     <w:sdt>
       <w:sdtPr>
-        <w:id w:val="-1928465292"/>
-        <w:tag w:val="goog_rdk_26"/>
+        <w:id w:val="-317728836"/>
+        <w:tag w:val="goog_rdk_32"/>
       </w:sdtPr>
       <w:sdtContent>
         <w:p>
@@ -391,8 +480,8 @@
             </w:numPr>
             <w:ind w:left="720" w:hanging="360"/>
             <w:rPr>
-              <w:ins w:author="Virata Pusuluri" w:id="14" w:date="2026-01-28T12:43:27Z"/>
-              <w:rPrChange w:author="Virata Pusuluri" w:id="6" w:date="2026-01-28T12:30:43Z">
+              <w:ins w:author="Virata Pusuluri" w:id="17" w:date="2026-01-28T12:43:27Z"/>
+              <w:rPrChange w:author="Virata Pusuluri" w:id="9" w:date="2026-01-28T12:30:43Z">
                 <w:rPr/>
               </w:rPrChange>
             </w:rPr>
@@ -400,7 +489,7 @@
               <w:pPr>
                 <w:numPr>
                   <w:ilvl w:val="0"/>
-                  <w:numId w:val="3"/>
+                  <w:numId w:val="5"/>
                 </w:numPr>
                 <w:ind w:left="720" w:hanging="360"/>
               </w:pPr>
@@ -422,11 +511,11 @@
           </w:r>
           <w:sdt>
             <w:sdtPr>
-              <w:id w:val="1817768727"/>
-              <w:tag w:val="goog_rdk_15"/>
-            </w:sdtPr>
-            <w:sdtContent>
-              <w:del w:author="Virata Pusuluri" w:id="8" w:date="2026-01-27T18:21:46Z">
+              <w:id w:val="-1409715044"/>
+              <w:tag w:val="goog_rdk_21"/>
+            </w:sdtPr>
+            <w:sdtContent>
+              <w:del w:author="Virata Pusuluri" w:id="11" w:date="2026-01-27T18:21:46Z">
                 <w:r>
                   <w:rPr>
                     <w:rtl w:val="0"/>
@@ -444,11 +533,11 @@
           </w:r>
           <w:sdt>
             <w:sdtPr>
-              <w:id w:val="945155867"/>
-              <w:tag w:val="goog_rdk_16"/>
-            </w:sdtPr>
-            <w:sdtContent>
-              <w:del w:author="Virata Pusuluri" w:id="9" w:date="2026-01-27T18:21:28Z">
+              <w:id w:val="-600702289"/>
+              <w:tag w:val="goog_rdk_22"/>
+            </w:sdtPr>
+            <w:sdtContent>
+              <w:del w:author="Virata Pusuluri" w:id="12" w:date="2026-01-27T18:21:28Z">
                 <w:r>
                   <w:rPr>
                     <w:rtl w:val="0"/>
@@ -460,11 +549,11 @@
           </w:sdt>
           <w:sdt>
             <w:sdtPr>
-              <w:id w:val="1042466686"/>
-              <w:tag w:val="goog_rdk_17"/>
-            </w:sdtPr>
-            <w:sdtContent>
-              <w:ins w:author="Virata Pusuluri" w:id="9" w:date="2026-01-27T18:21:28Z">
+              <w:id w:val="-1043598001"/>
+              <w:tag w:val="goog_rdk_23"/>
+            </w:sdtPr>
+            <w:sdtContent>
+              <w:ins w:author="Virata Pusuluri" w:id="12" w:date="2026-01-27T18:21:28Z">
                 <w:r>
                   <w:rPr>
                     <w:rtl w:val="0"/>
@@ -476,11 +565,11 @@
           </w:sdt>
           <w:sdt>
             <w:sdtPr>
-              <w:id w:val="-4485882"/>
-              <w:tag w:val="goog_rdk_18"/>
-            </w:sdtPr>
-            <w:sdtContent>
-              <w:del w:author="Virata Pusuluri" w:id="9" w:date="2026-01-27T18:21:28Z">
+              <w:id w:val="-1508874495"/>
+              <w:tag w:val="goog_rdk_24"/>
+            </w:sdtPr>
+            <w:sdtContent>
+              <w:del w:author="Virata Pusuluri" w:id="12" w:date="2026-01-27T18:21:28Z">
                 <w:r>
                   <w:rPr>
                     <w:rtl w:val="0"/>
@@ -498,11 +587,11 @@
           </w:r>
           <w:sdt>
             <w:sdtPr>
-              <w:id w:val="734480626"/>
-              <w:tag w:val="goog_rdk_19"/>
-            </w:sdtPr>
-            <w:sdtContent>
-              <w:del w:author="Virata Pusuluri" w:id="10" w:date="2026-01-27T18:20:56Z">
+              <w:id w:val="1578081899"/>
+              <w:tag w:val="goog_rdk_25"/>
+            </w:sdtPr>
+            <w:sdtContent>
+              <w:del w:author="Virata Pusuluri" w:id="13" w:date="2026-01-27T18:20:56Z">
                 <w:r>
                   <w:rPr>
                     <w:rtl w:val="0"/>
@@ -520,11 +609,11 @@
           </w:r>
           <w:sdt>
             <w:sdtPr>
-              <w:id w:val="-2080927602"/>
-              <w:tag w:val="goog_rdk_20"/>
-            </w:sdtPr>
-            <w:sdtContent>
-              <w:del w:author="Virata Pusuluri" w:id="11" w:date="2026-01-27T18:22:32Z">
+              <w:id w:val="-464317896"/>
+              <w:tag w:val="goog_rdk_26"/>
+            </w:sdtPr>
+            <w:sdtContent>
+              <w:del w:author="Virata Pusuluri" w:id="14" w:date="2026-01-27T18:22:32Z">
                 <w:r>
                   <w:rPr>
                     <w:rtl w:val="0"/>
@@ -542,11 +631,11 @@
           </w:r>
           <w:sdt>
             <w:sdtPr>
-              <w:id w:val="-1238221454"/>
-              <w:tag w:val="goog_rdk_21"/>
-            </w:sdtPr>
-            <w:sdtContent>
-              <w:del w:author="Virata Pusuluri" w:id="12" w:date="2026-01-27T18:22:07Z">
+              <w:id w:val="1641707003"/>
+              <w:tag w:val="goog_rdk_27"/>
+            </w:sdtPr>
+            <w:sdtContent>
+              <w:del w:author="Virata Pusuluri" w:id="15" w:date="2026-01-27T18:22:07Z">
                 <w:r>
                   <w:rPr>
                     <w:rtl w:val="0"/>
@@ -558,11 +647,11 @@
           </w:sdt>
           <w:sdt>
             <w:sdtPr>
-              <w:id w:val="748829956"/>
-              <w:tag w:val="goog_rdk_22"/>
-            </w:sdtPr>
-            <w:sdtContent>
-              <w:ins w:author="Virata Pusuluri" w:id="12" w:date="2026-01-27T18:22:07Z">
+              <w:id w:val="-861352584"/>
+              <w:tag w:val="goog_rdk_28"/>
+            </w:sdtPr>
+            <w:sdtContent>
+              <w:ins w:author="Virata Pusuluri" w:id="15" w:date="2026-01-27T18:22:07Z">
                 <w:r>
                   <w:rPr>
                     <w:rtl w:val="0"/>
@@ -574,11 +663,11 @@
           </w:sdt>
           <w:sdt>
             <w:sdtPr>
-              <w:id w:val="564938269"/>
-              <w:tag w:val="goog_rdk_23"/>
-            </w:sdtPr>
-            <w:sdtContent>
-              <w:del w:author="Virata Pusuluri" w:id="12" w:date="2026-01-27T18:22:07Z">
+              <w:id w:val="-822339457"/>
+              <w:tag w:val="goog_rdk_29"/>
+            </w:sdtPr>
+            <w:sdtContent>
+              <w:del w:author="Virata Pusuluri" w:id="15" w:date="2026-01-27T18:22:07Z">
                 <w:r>
                   <w:rPr>
                     <w:rtl w:val="0"/>
@@ -596,11 +685,11 @@
           </w:r>
           <w:sdt>
             <w:sdtPr>
-              <w:id w:val="-571652774"/>
-              <w:tag w:val="goog_rdk_24"/>
-            </w:sdtPr>
-            <w:sdtContent>
-              <w:del w:author="Virata Pusuluri" w:id="13" w:date="2026-01-27T18:22:03Z">
+              <w:id w:val="-573039078"/>
+              <w:tag w:val="goog_rdk_30"/>
+            </w:sdtPr>
+            <w:sdtContent>
+              <w:del w:author="Virata Pusuluri" w:id="16" w:date="2026-01-27T18:22:03Z">
                 <w:r>
                   <w:rPr>
                     <w:rtl w:val="0"/>
@@ -632,11 +721,11 @@
           </w:r>
           <w:sdt>
             <w:sdtPr>
-              <w:id w:val="729726308"/>
-              <w:tag w:val="goog_rdk_25"/>
-            </w:sdtPr>
-            <w:sdtContent>
-              <w:ins w:author="Virata Pusuluri" w:id="14" w:date="2026-01-28T12:43:27Z">
+              <w:id w:val="-298076067"/>
+              <w:tag w:val="goog_rdk_31"/>
+            </w:sdtPr>
+            <w:sdtContent>
+              <w:ins w:author="Virata Pusuluri" w:id="17" w:date="2026-01-28T12:43:27Z">
                 <w:r>
                   <w:rPr>
                     <w:rtl w:val="0"/>
@@ -650,8 +739,8 @@
     </w:sdt>
     <w:sdt>
       <w:sdtPr>
-        <w:id w:val="-254816987"/>
-        <w:tag w:val="goog_rdk_29"/>
+        <w:id w:val="-1115157464"/>
+        <w:tag w:val="goog_rdk_35"/>
       </w:sdtPr>
       <w:sdtContent>
         <w:p>
@@ -662,7 +751,7 @@
             </w:numPr>
             <w:ind w:left="720" w:hanging="360"/>
             <w:rPr>
-              <w:rPrChange w:author="Virata Pusuluri" w:id="6" w:date="2026-01-28T12:30:43Z">
+              <w:rPrChange w:author="Virata Pusuluri" w:id="9" w:date="2026-01-28T12:30:43Z">
                 <w:rPr/>
               </w:rPrChange>
             </w:rPr>
@@ -670,7 +759,7 @@
               <w:pPr>
                 <w:numPr>
                   <w:ilvl w:val="0"/>
-                  <w:numId w:val="3"/>
+                  <w:numId w:val="5"/>
                 </w:numPr>
                 <w:ind w:left="720" w:hanging="360"/>
               </w:pPr>
@@ -678,22 +767,22 @@
           </w:pPr>
           <w:sdt>
             <w:sdtPr>
-              <w:id w:val="-303379577"/>
-              <w:tag w:val="goog_rdk_27"/>
-            </w:sdtPr>
-            <w:sdtContent>
-              <w:ins w:author="Virata Pusuluri" w:id="14" w:date="2026-01-28T12:43:27Z"/>
+              <w:id w:val="-1158104590"/>
+              <w:tag w:val="goog_rdk_33"/>
+            </w:sdtPr>
+            <w:sdtContent>
+              <w:ins w:author="Virata Pusuluri" w:id="17" w:date="2026-01-28T12:43:27Z"/>
               <w:sdt>
                 <w:sdtPr>
-                  <w:id w:val="-680894648"/>
-                  <w:tag w:val="goog_rdk_28"/>
+                  <w:id w:val="13302030"/>
+                  <w:tag w:val="goog_rdk_34"/>
                 </w:sdtPr>
                 <w:sdtContent>
-                  <w:ins w:author="Virata Pusuluri" w:id="14" w:date="2026-01-28T12:43:27Z">
-                    <w:r>
-                      <w:rPr>
-                        <w:rtl w:val="0"/>
-                        <w:rPrChange w:author="Virata Pusuluri" w:id="15" w:date="2026-01-28T12:43:27Z">
+                  <w:ins w:author="Virata Pusuluri" w:id="17" w:date="2026-01-28T12:43:27Z">
+                    <w:r>
+                      <w:rPr>
+                        <w:rtl w:val="0"/>
+                        <w:rPrChange w:author="Virata Pusuluri" w:id="18" w:date="2026-01-28T12:43:27Z">
                           <w:rPr/>
                         </w:rPrChange>
                       </w:rPr>
@@ -702,7 +791,7 @@
                   </w:ins>
                 </w:sdtContent>
               </w:sdt>
-              <w:ins w:author="Virata Pusuluri" w:id="14" w:date="2026-01-28T12:43:27Z"/>
+              <w:ins w:author="Virata Pusuluri" w:id="17" w:date="2026-01-28T12:43:27Z"/>
             </w:sdtContent>
           </w:sdt>
           <w:r>
@@ -715,8 +804,8 @@
     </w:sdt>
     <w:sdt>
       <w:sdtPr>
-        <w:id w:val="1463556582"/>
-        <w:tag w:val="goog_rdk_38"/>
+        <w:id w:val="-1733306772"/>
+        <w:tag w:val="goog_rdk_45"/>
       </w:sdtPr>
       <w:sdtContent>
         <w:p>
@@ -727,7 +816,8 @@
             </w:numPr>
             <w:ind w:left="720" w:hanging="360"/>
             <w:rPr>
-              <w:rPrChange w:author="Virata Pusuluri" w:id="6" w:date="2026-01-28T12:30:43Z">
+              <w:ins w:author="Virata Pusuluri" w:id="27" w:date="2026-02-02T14:21:31Z"/>
+              <w:rPrChange w:author="Virata Pusuluri" w:id="9" w:date="2026-01-28T12:30:43Z">
                 <w:rPr/>
               </w:rPrChange>
             </w:rPr>
@@ -735,7 +825,7 @@
               <w:pPr>
                 <w:numPr>
                   <w:ilvl w:val="0"/>
-                  <w:numId w:val="3"/>
+                  <w:numId w:val="5"/>
                 </w:numPr>
                 <w:ind w:left="720" w:hanging="360"/>
               </w:pPr>
@@ -757,11 +847,11 @@
           </w:r>
           <w:sdt>
             <w:sdtPr>
-              <w:id w:val="-1991341693"/>
-              <w:tag w:val="goog_rdk_30"/>
-            </w:sdtPr>
-            <w:sdtContent>
-              <w:del w:author="Virata Pusuluri" w:id="16" w:date="2026-01-27T18:23:05Z">
+              <w:id w:val="-349644763"/>
+              <w:tag w:val="goog_rdk_36"/>
+            </w:sdtPr>
+            <w:sdtContent>
+              <w:del w:author="Virata Pusuluri" w:id="19" w:date="2026-01-27T18:23:05Z">
                 <w:r>
                   <w:rPr>
                     <w:rtl w:val="0"/>
@@ -779,11 +869,11 @@
           </w:r>
           <w:sdt>
             <w:sdtPr>
-              <w:id w:val="917670916"/>
-              <w:tag w:val="goog_rdk_31"/>
-            </w:sdtPr>
-            <w:sdtContent>
-              <w:del w:author="Virata Pusuluri" w:id="17" w:date="2026-01-27T18:23:01Z">
+              <w:id w:val="1334136166"/>
+              <w:tag w:val="goog_rdk_37"/>
+            </w:sdtPr>
+            <w:sdtContent>
+              <w:del w:author="Virata Pusuluri" w:id="20" w:date="2026-01-27T18:23:01Z">
                 <w:r>
                   <w:rPr>
                     <w:rtl w:val="0"/>
@@ -795,15 +885,15 @@
           </w:sdt>
           <w:sdt>
             <w:sdtPr>
-              <w:id w:val="176742663"/>
-              <w:tag w:val="goog_rdk_32"/>
+              <w:id w:val="-1864638777"/>
+              <w:tag w:val="goog_rdk_38"/>
             </w:sdtPr>
             <w:sdtContent>
               <w:r>
                 <w:rPr>
                   <w:vertAlign w:val="superscript"/>
                   <w:rtl w:val="0"/>
-                  <w:rPrChange w:author="Virata Pusuluri" w:id="18" w:date="2026-01-27T18:23:23Z">
+                  <w:rPrChange w:author="Virata Pusuluri" w:id="21" w:date="2026-01-27T18:23:23Z">
                     <w:rPr/>
                   </w:rPrChange>
                 </w:rPr>
@@ -813,11 +903,11 @@
           </w:sdt>
           <w:sdt>
             <w:sdtPr>
-              <w:id w:val="-1224732320"/>
-              <w:tag w:val="goog_rdk_33"/>
-            </w:sdtPr>
-            <w:sdtContent>
-              <w:del w:author="Virata Pusuluri" w:id="19" w:date="2026-01-27T18:22:57Z">
+              <w:id w:val="717317260"/>
+              <w:tag w:val="goog_rdk_39"/>
+            </w:sdtPr>
+            <w:sdtContent>
+              <w:del w:author="Virata Pusuluri" w:id="22" w:date="2026-01-27T18:22:57Z">
                 <w:r>
                   <w:rPr>
                     <w:rtl w:val="0"/>
@@ -835,11 +925,11 @@
           </w:r>
           <w:sdt>
             <w:sdtPr>
-              <w:id w:val="2994075"/>
-              <w:tag w:val="goog_rdk_34"/>
-            </w:sdtPr>
-            <w:sdtContent>
-              <w:del w:author="Virata Pusuluri" w:id="20" w:date="2026-01-27T18:23:35Z">
+              <w:id w:val="1450371344"/>
+              <w:tag w:val="goog_rdk_40"/>
+            </w:sdtPr>
+            <w:sdtContent>
+              <w:del w:author="Virata Pusuluri" w:id="23" w:date="2026-01-27T18:23:35Z">
                 <w:r>
                   <w:rPr>
                     <w:rtl w:val="0"/>
@@ -857,11 +947,11 @@
           </w:r>
           <w:sdt>
             <w:sdtPr>
-              <w:id w:val="-715356861"/>
-              <w:tag w:val="goog_rdk_35"/>
-            </w:sdtPr>
-            <w:sdtContent>
-              <w:del w:author="Virata Pusuluri" w:id="21" w:date="2026-01-27T18:23:39Z">
+              <w:id w:val="1962407045"/>
+              <w:tag w:val="goog_rdk_41"/>
+            </w:sdtPr>
+            <w:sdtContent>
+              <w:del w:author="Virata Pusuluri" w:id="24" w:date="2026-01-27T18:23:39Z">
                 <w:r>
                   <w:rPr>
                     <w:rtl w:val="0"/>
@@ -873,15 +963,15 @@
           </w:sdt>
           <w:sdt>
             <w:sdtPr>
-              <w:id w:val="1440667028"/>
-              <w:tag w:val="goog_rdk_36"/>
+              <w:id w:val="-1762947010"/>
+              <w:tag w:val="goog_rdk_42"/>
             </w:sdtPr>
             <w:sdtContent>
               <w:r>
                 <w:rPr>
                   <w:vertAlign w:val="superscript"/>
                   <w:rtl w:val="0"/>
-                  <w:rPrChange w:author="Virata Pusuluri" w:id="22" w:date="2026-01-27T18:24:16Z">
+                  <w:rPrChange w:author="Virata Pusuluri" w:id="25" w:date="2026-01-27T18:24:16Z">
                     <w:rPr/>
                   </w:rPrChange>
                 </w:rPr>
@@ -891,11 +981,11 @@
           </w:sdt>
           <w:sdt>
             <w:sdtPr>
-              <w:id w:val="81296983"/>
-              <w:tag w:val="goog_rdk_37"/>
-            </w:sdtPr>
-            <w:sdtContent>
-              <w:del w:author="Virata Pusuluri" w:id="23" w:date="2026-01-27T18:23:44Z">
+              <w:id w:val="-497699821"/>
+              <w:tag w:val="goog_rdk_43"/>
+            </w:sdtPr>
+            <w:sdtContent>
+              <w:del w:author="Virata Pusuluri" w:id="26" w:date="2026-01-27T18:23:44Z">
                 <w:r>
                   <w:rPr>
                     <w:rtl w:val="0"/>
@@ -911,59 +1001,13 @@
             </w:rPr>
             <w:t xml:space="preserve"> dollars, what is the new balance? (Remember: 1 dollar = 100 cents).</w:t>
           </w:r>
-        </w:p>
-      </w:sdtContent>
-    </w:sdt>
-    <w:sdt>
-      <w:sdtPr>
-        <w:id w:val="448761042"/>
-        <w:tag w:val="goog_rdk_40"/>
-      </w:sdtPr>
-      <w:sdtContent>
-        <w:p>
-          <w:pPr>
-            <w:numPr>
-              <w:ilvl w:val="0"/>
-              <w:numId w:val="1"/>
-            </w:numPr>
-            <w:ind w:left="720" w:hanging="360"/>
-            <w:rPr>
-              <w:ins w:author="Virata Pusuluri" w:id="24" w:date="2026-01-28T13:49:49Z"/>
-              <w:rPrChange w:author="Virata Pusuluri" w:id="6" w:date="2026-01-28T12:30:43Z">
-                <w:rPr/>
-              </w:rPrChange>
-            </w:rPr>
-            <w:pPrChange w:author="Virata Pusuluri" w:id="0" w:date="2026-01-28T12:30:43Z">
-              <w:pPr>
-                <w:numPr>
-                  <w:ilvl w:val="0"/>
-                  <w:numId w:val="3"/>
-                </w:numPr>
-                <w:ind w:left="720" w:hanging="360"/>
-              </w:pPr>
-            </w:pPrChange>
-          </w:pPr>
-          <w:r>
-            <w:rPr>
-              <w:b w:val="1"/>
-              <w:bCs w:val="1"/>
-              <w:rtl w:val="0"/>
-            </w:rPr>
-            <w:t xml:space="preserve">Decimals &amp; Division:</w:t>
-          </w:r>
-          <w:r>
-            <w:rPr>
-              <w:rtl w:val="0"/>
-            </w:rPr>
-            <w:t xml:space="preserve"> A 8.75-meter piece of fabric is cut into 5 equal sections. What is the length of each section in meters, and express the answer as a fraction in its simplest form?</w:t>
-          </w:r>
-          <w:sdt>
-            <w:sdtPr>
-              <w:id w:val="-1717565877"/>
-              <w:tag w:val="goog_rdk_39"/>
-            </w:sdtPr>
-            <w:sdtContent>
-              <w:ins w:author="Virata Pusuluri" w:id="24" w:date="2026-01-28T13:49:49Z">
+          <w:sdt>
+            <w:sdtPr>
+              <w:id w:val="-1312454365"/>
+              <w:tag w:val="goog_rdk_44"/>
+            </w:sdtPr>
+            <w:sdtContent>
+              <w:ins w:author="Virata Pusuluri" w:id="27" w:date="2026-02-02T14:21:31Z">
                 <w:r>
                   <w:rPr>
                     <w:rtl w:val="0"/>
@@ -977,8 +1021,8 @@
     </w:sdt>
     <w:sdt>
       <w:sdtPr>
-        <w:id w:val="-1434464451"/>
-        <w:tag w:val="goog_rdk_43"/>
+        <w:id w:val="1566616219"/>
+        <w:tag w:val="goog_rdk_48"/>
       </w:sdtPr>
       <w:sdtContent>
         <w:p>
@@ -989,7 +1033,7 @@
             </w:numPr>
             <w:ind w:left="720" w:hanging="360"/>
             <w:rPr>
-              <w:rPrChange w:author="Virata Pusuluri" w:id="6" w:date="2026-01-28T12:30:43Z">
+              <w:rPrChange w:author="Virata Pusuluri" w:id="9" w:date="2026-01-28T12:30:43Z">
                 <w:rPr/>
               </w:rPrChange>
             </w:rPr>
@@ -997,7 +1041,7 @@
               <w:pPr>
                 <w:numPr>
                   <w:ilvl w:val="0"/>
-                  <w:numId w:val="3"/>
+                  <w:numId w:val="5"/>
                 </w:numPr>
                 <w:ind w:left="720" w:hanging="360"/>
               </w:pPr>
@@ -1005,31 +1049,31 @@
           </w:pPr>
           <w:sdt>
             <w:sdtPr>
-              <w:id w:val="-692360246"/>
-              <w:tag w:val="goog_rdk_41"/>
-            </w:sdtPr>
-            <w:sdtContent>
-              <w:ins w:author="Virata Pusuluri" w:id="24" w:date="2026-01-28T13:49:49Z"/>
+              <w:id w:val="644129399"/>
+              <w:tag w:val="goog_rdk_46"/>
+            </w:sdtPr>
+            <w:sdtContent>
+              <w:ins w:author="Virata Pusuluri" w:id="27" w:date="2026-02-02T14:21:31Z"/>
               <w:sdt>
                 <w:sdtPr>
-                  <w:id w:val="1722431348"/>
-                  <w:tag w:val="goog_rdk_42"/>
+                  <w:id w:val="657510991"/>
+                  <w:tag w:val="goog_rdk_47"/>
                 </w:sdtPr>
                 <w:sdtContent>
-                  <w:ins w:author="Virata Pusuluri" w:id="24" w:date="2026-01-28T13:49:49Z">
-                    <w:r>
-                      <w:rPr>
-                        <w:rtl w:val="0"/>
-                        <w:rPrChange w:author="Virata Pusuluri" w:id="25" w:date="2026-01-28T13:49:49Z">
-                          <w:rPr/>
-                        </w:rPrChange>
-                      </w:rPr>
-                      <w:t xml:space="preserve">Answer: 8.75/5 meters = 1.75 meters = 4/7 meters</w:t>
+                  <w:ins w:author="Virata Pusuluri" w:id="27" w:date="2026-02-02T14:21:31Z">
+                    <w:r>
+                      <w:rPr>
+                        <w:rtl w:val="0"/>
+                        <w:rPrChange w:author="Virata Pusuluri" w:id="28" w:date="2026-02-02T14:21:31Z">
+                          <w:rPr/>
+                        </w:rPrChange>
+                      </w:rPr>
+                      <w:t xml:space="preserve">Answer: $124.35</w:t>
                     </w:r>
                   </w:ins>
                 </w:sdtContent>
               </w:sdt>
-              <w:ins w:author="Virata Pusuluri" w:id="24" w:date="2026-01-28T13:49:49Z"/>
+              <w:ins w:author="Virata Pusuluri" w:id="27" w:date="2026-02-02T14:21:31Z"/>
             </w:sdtContent>
           </w:sdt>
           <w:r>
@@ -1042,8 +1086,8 @@
     </w:sdt>
     <w:sdt>
       <w:sdtPr>
-        <w:id w:val="570630821"/>
-        <w:tag w:val="goog_rdk_46"/>
+        <w:id w:val="-1601472422"/>
+        <w:tag w:val="goog_rdk_50"/>
       </w:sdtPr>
       <w:sdtContent>
         <w:p>
@@ -1054,8 +1098,8 @@
             </w:numPr>
             <w:ind w:left="720" w:hanging="360"/>
             <w:rPr>
-              <w:ins w:author="Virata Pusuluri" w:id="27" w:date="2026-01-28T13:59:52Z"/>
-              <w:rPrChange w:author="Virata Pusuluri" w:id="6" w:date="2026-01-28T12:30:43Z">
+              <w:ins w:author="Virata Pusuluri" w:id="29" w:date="2026-01-28T13:49:49Z"/>
+              <w:rPrChange w:author="Virata Pusuluri" w:id="9" w:date="2026-01-28T12:30:43Z">
                 <w:rPr/>
               </w:rPrChange>
             </w:rPr>
@@ -1063,7 +1107,7 @@
               <w:pPr>
                 <w:numPr>
                   <w:ilvl w:val="0"/>
-                  <w:numId w:val="3"/>
+                  <w:numId w:val="5"/>
                 </w:numPr>
                 <w:ind w:left="720" w:hanging="360"/>
               </w:pPr>
@@ -1075,6 +1119,132 @@
               <w:bCs w:val="1"/>
               <w:rtl w:val="0"/>
             </w:rPr>
+            <w:t xml:space="preserve">Decimals &amp; Division:</w:t>
+          </w:r>
+          <w:r>
+            <w:rPr>
+              <w:rtl w:val="0"/>
+            </w:rPr>
+            <w:t xml:space="preserve"> A 8.75-meter piece of fabric is cut into 5 equal sections. What is the length of each section in meters, and express the answer as a fraction in its simplest form?</w:t>
+          </w:r>
+          <w:sdt>
+            <w:sdtPr>
+              <w:id w:val="-449424315"/>
+              <w:tag w:val="goog_rdk_49"/>
+            </w:sdtPr>
+            <w:sdtContent>
+              <w:ins w:author="Virata Pusuluri" w:id="29" w:date="2026-01-28T13:49:49Z">
+                <w:r>
+                  <w:rPr>
+                    <w:rtl w:val="0"/>
+                  </w:rPr>
+                </w:r>
+              </w:ins>
+            </w:sdtContent>
+          </w:sdt>
+        </w:p>
+      </w:sdtContent>
+    </w:sdt>
+    <w:sdt>
+      <w:sdtPr>
+        <w:id w:val="-5841969"/>
+        <w:tag w:val="goog_rdk_53"/>
+      </w:sdtPr>
+      <w:sdtContent>
+        <w:p>
+          <w:pPr>
+            <w:numPr>
+              <w:ilvl w:val="0"/>
+              <w:numId w:val="1"/>
+            </w:numPr>
+            <w:ind w:left="720" w:hanging="360"/>
+            <w:rPr>
+              <w:rPrChange w:author="Virata Pusuluri" w:id="9" w:date="2026-01-28T12:30:43Z">
+                <w:rPr/>
+              </w:rPrChange>
+            </w:rPr>
+            <w:pPrChange w:author="Virata Pusuluri" w:id="0" w:date="2026-01-28T12:30:43Z">
+              <w:pPr>
+                <w:numPr>
+                  <w:ilvl w:val="0"/>
+                  <w:numId w:val="5"/>
+                </w:numPr>
+                <w:ind w:left="720" w:hanging="360"/>
+              </w:pPr>
+            </w:pPrChange>
+          </w:pPr>
+          <w:sdt>
+            <w:sdtPr>
+              <w:id w:val="-1369358917"/>
+              <w:tag w:val="goog_rdk_51"/>
+            </w:sdtPr>
+            <w:sdtContent>
+              <w:ins w:author="Virata Pusuluri" w:id="29" w:date="2026-01-28T13:49:49Z"/>
+              <w:sdt>
+                <w:sdtPr>
+                  <w:id w:val="-855258883"/>
+                  <w:tag w:val="goog_rdk_52"/>
+                </w:sdtPr>
+                <w:sdtContent>
+                  <w:ins w:author="Virata Pusuluri" w:id="29" w:date="2026-01-28T13:49:49Z">
+                    <w:r>
+                      <w:rPr>
+                        <w:rtl w:val="0"/>
+                        <w:rPrChange w:author="Virata Pusuluri" w:id="30" w:date="2026-01-28T13:49:49Z">
+                          <w:rPr/>
+                        </w:rPrChange>
+                      </w:rPr>
+                      <w:t xml:space="preserve">Answer: 8.75/5 meters = 1.75 meters = 4/7 meters</w:t>
+                    </w:r>
+                  </w:ins>
+                </w:sdtContent>
+              </w:sdt>
+              <w:ins w:author="Virata Pusuluri" w:id="29" w:date="2026-01-28T13:49:49Z"/>
+            </w:sdtContent>
+          </w:sdt>
+          <w:r>
+            <w:rPr>
+              <w:rtl w:val="0"/>
+            </w:rPr>
+          </w:r>
+        </w:p>
+      </w:sdtContent>
+    </w:sdt>
+    <w:sdt>
+      <w:sdtPr>
+        <w:id w:val="356528858"/>
+        <w:tag w:val="goog_rdk_56"/>
+      </w:sdtPr>
+      <w:sdtContent>
+        <w:p>
+          <w:pPr>
+            <w:numPr>
+              <w:ilvl w:val="0"/>
+              <w:numId w:val="1"/>
+            </w:numPr>
+            <w:ind w:left="720" w:hanging="360"/>
+            <w:rPr>
+              <w:ins w:author="Virata Pusuluri" w:id="32" w:date="2026-01-28T13:59:52Z"/>
+              <w:rPrChange w:author="Virata Pusuluri" w:id="9" w:date="2026-01-28T12:30:43Z">
+                <w:rPr/>
+              </w:rPrChange>
+            </w:rPr>
+            <w:pPrChange w:author="Virata Pusuluri" w:id="0" w:date="2026-01-28T12:30:43Z">
+              <w:pPr>
+                <w:numPr>
+                  <w:ilvl w:val="0"/>
+                  <w:numId w:val="5"/>
+                </w:numPr>
+                <w:ind w:left="720" w:hanging="360"/>
+              </w:pPr>
+            </w:pPrChange>
+          </w:pPr>
+          <w:r>
+            <w:rPr>
+              <w:b w:val="1"/>
+              <w:bCs w:val="1"/>
+              <w:rtl w:val="0"/>
+            </w:rPr>
             <w:t xml:space="preserve">Mixed Numbers &amp; Subtraction:</w:t>
           </w:r>
           <w:r>
@@ -1085,11 +1255,11 @@
           </w:r>
           <w:sdt>
             <w:sdtPr>
-              <w:id w:val="-1208990594"/>
-              <w:tag w:val="goog_rdk_44"/>
-            </w:sdtPr>
-            <w:sdtContent>
-              <w:del w:author="Virata Pusuluri" w:id="26" w:date="2026-01-27T18:24:32Z">
+              <w:id w:val="538170054"/>
+              <w:tag w:val="goog_rdk_54"/>
+            </w:sdtPr>
+            <w:sdtContent>
+              <w:del w:author="Virata Pusuluri" w:id="31" w:date="2026-01-27T18:24:32Z">
                 <w:r>
                   <w:rPr>
                     <w:rtl w:val="0"/>
@@ -1107,11 +1277,11 @@
           </w:r>
           <w:sdt>
             <w:sdtPr>
-              <w:id w:val="-853250022"/>
-              <w:tag w:val="goog_rdk_45"/>
-            </w:sdtPr>
-            <w:sdtContent>
-              <w:ins w:author="Virata Pusuluri" w:id="27" w:date="2026-01-28T13:59:52Z">
+              <w:id w:val="1325506159"/>
+              <w:tag w:val="goog_rdk_55"/>
+            </w:sdtPr>
+            <w:sdtContent>
+              <w:ins w:author="Virata Pusuluri" w:id="32" w:date="2026-01-28T13:59:52Z">
                 <w:r>
                   <w:rPr>
                     <w:rtl w:val="0"/>
@@ -1125,8 +1295,8 @@
     </w:sdt>
     <w:sdt>
       <w:sdtPr>
-        <w:id w:val="1531581190"/>
-        <w:tag w:val="goog_rdk_49"/>
+        <w:id w:val="1635131754"/>
+        <w:tag w:val="goog_rdk_59"/>
       </w:sdtPr>
       <w:sdtContent>
         <w:p>
@@ -1137,9 +1307,9 @@
             </w:numPr>
             <w:ind w:left="1440" w:hanging="360"/>
             <w:rPr>
-              <w:ins w:author="Virata Pusuluri" w:id="27" w:date="2026-01-28T13:59:52Z"/>
+              <w:ins w:author="Virata Pusuluri" w:id="32" w:date="2026-01-28T13:59:52Z"/>
               <w:u w:val="none"/>
-              <w:rPrChange w:author="Virata Pusuluri" w:id="6" w:date="2026-01-28T12:30:43Z">
+              <w:rPrChange w:author="Virata Pusuluri" w:id="9" w:date="2026-01-28T12:30:43Z">
                 <w:rPr>
                   <w:u w:val="none"/>
                 </w:rPr>
@@ -1149,7 +1319,7 @@
               <w:pPr>
                 <w:numPr>
                   <w:ilvl w:val="1"/>
-                  <w:numId w:val="3"/>
+                  <w:numId w:val="5"/>
                 </w:numPr>
                 <w:ind w:left="1440" w:hanging="360"/>
               </w:pPr>
@@ -1157,22 +1327,22 @@
           </w:pPr>
           <w:sdt>
             <w:sdtPr>
-              <w:id w:val="1074969545"/>
-              <w:tag w:val="goog_rdk_47"/>
-            </w:sdtPr>
-            <w:sdtContent>
-              <w:ins w:author="Virata Pusuluri" w:id="27" w:date="2026-01-28T13:59:52Z"/>
+              <w:id w:val="-2106196993"/>
+              <w:tag w:val="goog_rdk_57"/>
+            </w:sdtPr>
+            <w:sdtContent>
+              <w:ins w:author="Virata Pusuluri" w:id="32" w:date="2026-01-28T13:59:52Z"/>
               <w:sdt>
                 <w:sdtPr>
-                  <w:id w:val="-540172702"/>
-                  <w:tag w:val="goog_rdk_48"/>
+                  <w:id w:val="-1094432719"/>
+                  <w:tag w:val="goog_rdk_58"/>
                 </w:sdtPr>
                 <w:sdtContent>
-                  <w:ins w:author="Virata Pusuluri" w:id="27" w:date="2026-01-28T13:59:52Z">
-                    <w:r>
-                      <w:rPr>
-                        <w:rtl w:val="0"/>
-                        <w:rPrChange w:author="Virata Pusuluri" w:id="28" w:date="2026-01-28T13:59:52Z">
+                  <w:ins w:author="Virata Pusuluri" w:id="32" w:date="2026-01-28T13:59:52Z">
+                    <w:r>
+                      <w:rPr>
+                        <w:rtl w:val="0"/>
+                        <w:rPrChange w:author="Virata Pusuluri" w:id="33" w:date="2026-01-28T13:59:52Z">
                           <w:rPr/>
                         </w:rPrChange>
                       </w:rPr>
@@ -1181,16 +1351,16 @@
                   </w:ins>
                 </w:sdtContent>
               </w:sdt>
-              <w:ins w:author="Virata Pusuluri" w:id="27" w:date="2026-01-28T13:59:52Z"/>
-            </w:sdtContent>
-          </w:sdt>
-        </w:p>
-      </w:sdtContent>
-    </w:sdt>
-    <w:sdt>
-      <w:sdtPr>
-        <w:id w:val="5178277"/>
-        <w:tag w:val="goog_rdk_52"/>
+              <w:ins w:author="Virata Pusuluri" w:id="32" w:date="2026-01-28T13:59:52Z"/>
+            </w:sdtContent>
+          </w:sdt>
+        </w:p>
+      </w:sdtContent>
+    </w:sdt>
+    <w:sdt>
+      <w:sdtPr>
+        <w:id w:val="-766202045"/>
+        <w:tag w:val="goog_rdk_62"/>
       </w:sdtPr>
       <w:sdtContent>
         <w:p>
@@ -1201,9 +1371,9 @@
             </w:numPr>
             <w:ind w:left="2160" w:hanging="360"/>
             <w:rPr>
-              <w:ins w:author="Virata Pusuluri" w:id="27" w:date="2026-01-28T13:59:52Z"/>
+              <w:ins w:author="Virata Pusuluri" w:id="32" w:date="2026-01-28T13:59:52Z"/>
               <w:u w:val="none"/>
-              <w:rPrChange w:author="Virata Pusuluri" w:id="6" w:date="2026-01-28T12:30:43Z">
+              <w:rPrChange w:author="Virata Pusuluri" w:id="9" w:date="2026-01-28T12:30:43Z">
                 <w:rPr>
                   <w:u w:val="none"/>
                 </w:rPr>
@@ -1213,7 +1383,7 @@
               <w:pPr>
                 <w:numPr>
                   <w:ilvl w:val="2"/>
-                  <w:numId w:val="3"/>
+                  <w:numId w:val="5"/>
                 </w:numPr>
                 <w:ind w:left="2160" w:hanging="360"/>
               </w:pPr>
@@ -1221,22 +1391,22 @@
           </w:pPr>
           <w:sdt>
             <w:sdtPr>
-              <w:id w:val="-1452118595"/>
-              <w:tag w:val="goog_rdk_50"/>
-            </w:sdtPr>
-            <w:sdtContent>
-              <w:ins w:author="Virata Pusuluri" w:id="27" w:date="2026-01-28T13:59:52Z"/>
+              <w:id w:val="-339150212"/>
+              <w:tag w:val="goog_rdk_60"/>
+            </w:sdtPr>
+            <w:sdtContent>
+              <w:ins w:author="Virata Pusuluri" w:id="32" w:date="2026-01-28T13:59:52Z"/>
               <w:sdt>
                 <w:sdtPr>
-                  <w:id w:val="-831786354"/>
-                  <w:tag w:val="goog_rdk_51"/>
+                  <w:id w:val="114523416"/>
+                  <w:tag w:val="goog_rdk_61"/>
                 </w:sdtPr>
                 <w:sdtContent>
-                  <w:ins w:author="Virata Pusuluri" w:id="27" w:date="2026-01-28T13:59:52Z">
-                    <w:r>
-                      <w:rPr>
-                        <w:rtl w:val="0"/>
-                        <w:rPrChange w:author="Virata Pusuluri" w:id="28" w:date="2026-01-28T13:59:52Z">
+                  <w:ins w:author="Virata Pusuluri" w:id="32" w:date="2026-01-28T13:59:52Z">
+                    <w:r>
+                      <w:rPr>
+                        <w:rtl w:val="0"/>
+                        <w:rPrChange w:author="Virata Pusuluri" w:id="33" w:date="2026-01-28T13:59:52Z">
                           <w:rPr/>
                         </w:rPrChange>
                       </w:rPr>
@@ -1245,16 +1415,16 @@
                   </w:ins>
                 </w:sdtContent>
               </w:sdt>
-              <w:ins w:author="Virata Pusuluri" w:id="27" w:date="2026-01-28T13:59:52Z"/>
-            </w:sdtContent>
-          </w:sdt>
-        </w:p>
-      </w:sdtContent>
-    </w:sdt>
-    <w:sdt>
-      <w:sdtPr>
-        <w:id w:val="-929049875"/>
-        <w:tag w:val="goog_rdk_55"/>
+              <w:ins w:author="Virata Pusuluri" w:id="32" w:date="2026-01-28T13:59:52Z"/>
+            </w:sdtContent>
+          </w:sdt>
+        </w:p>
+      </w:sdtContent>
+    </w:sdt>
+    <w:sdt>
+      <w:sdtPr>
+        <w:id w:val="-1927652776"/>
+        <w:tag w:val="goog_rdk_65"/>
       </w:sdtPr>
       <w:sdtContent>
         <w:p>
@@ -1265,9 +1435,9 @@
             </w:numPr>
             <w:ind w:left="2160" w:hanging="360"/>
             <w:rPr>
-              <w:ins w:author="Virata Pusuluri" w:id="27" w:date="2026-01-28T13:59:52Z"/>
+              <w:ins w:author="Virata Pusuluri" w:id="32" w:date="2026-01-28T13:59:52Z"/>
               <w:u w:val="none"/>
-              <w:rPrChange w:author="Virata Pusuluri" w:id="6" w:date="2026-01-28T12:30:43Z">
+              <w:rPrChange w:author="Virata Pusuluri" w:id="9" w:date="2026-01-28T12:30:43Z">
                 <w:rPr>
                   <w:u w:val="none"/>
                 </w:rPr>
@@ -1277,7 +1447,7 @@
               <w:pPr>
                 <w:numPr>
                   <w:ilvl w:val="2"/>
-                  <w:numId w:val="3"/>
+                  <w:numId w:val="5"/>
                 </w:numPr>
                 <w:ind w:left="2160" w:hanging="360"/>
               </w:pPr>
@@ -1285,40 +1455,40 @@
           </w:pPr>
           <w:sdt>
             <w:sdtPr>
-              <w:id w:val="1539070154"/>
-              <w:tag w:val="goog_rdk_53"/>
-            </w:sdtPr>
-            <w:sdtContent>
-              <w:ins w:author="Virata Pusuluri" w:id="27" w:date="2026-01-28T13:59:52Z"/>
+              <w:id w:val="22348082"/>
+              <w:tag w:val="goog_rdk_63"/>
+            </w:sdtPr>
+            <w:sdtContent>
+              <w:ins w:author="Virata Pusuluri" w:id="32" w:date="2026-01-28T13:59:52Z"/>
               <w:sdt>
                 <w:sdtPr>
-                  <w:id w:val="745018019"/>
-                  <w:tag w:val="goog_rdk_54"/>
+                  <w:id w:val="-626190194"/>
+                  <w:tag w:val="goog_rdk_64"/>
                 </w:sdtPr>
                 <w:sdtContent>
-                  <w:ins w:author="Virata Pusuluri" w:id="27" w:date="2026-01-28T13:59:52Z">
-                    <w:r>
-                      <w:rPr>
-                        <w:rtl w:val="0"/>
-                        <w:rPrChange w:author="Virata Pusuluri" w:id="28" w:date="2026-01-28T13:59:52Z">
-                          <w:rPr/>
-                        </w:rPrChange>
-                      </w:rPr>
-                      <w:t xml:space="preserve">Recipe (x) = 2⅔ cups = 8/3 cup</w:t>
+                  <w:ins w:author="Virata Pusuluri" w:id="32" w:date="2026-01-28T13:59:52Z">
+                    <w:r>
+                      <w:rPr>
+                        <w:rtl w:val="0"/>
+                        <w:rPrChange w:author="Virata Pusuluri" w:id="33" w:date="2026-01-28T13:59:52Z">
+                          <w:rPr/>
+                        </w:rPrChange>
+                      </w:rPr>
+                      <w:t xml:space="preserve">Recipe (x) = 2⅔ cups = 8/3 cups</w:t>
                     </w:r>
                   </w:ins>
                 </w:sdtContent>
               </w:sdt>
-              <w:ins w:author="Virata Pusuluri" w:id="27" w:date="2026-01-28T13:59:52Z"/>
-            </w:sdtContent>
-          </w:sdt>
-        </w:p>
-      </w:sdtContent>
-    </w:sdt>
-    <w:sdt>
-      <w:sdtPr>
-        <w:id w:val="-1913505357"/>
-        <w:tag w:val="goog_rdk_58"/>
+              <w:ins w:author="Virata Pusuluri" w:id="32" w:date="2026-01-28T13:59:52Z"/>
+            </w:sdtContent>
+          </w:sdt>
+        </w:p>
+      </w:sdtContent>
+    </w:sdt>
+    <w:sdt>
+      <w:sdtPr>
+        <w:id w:val="1686306757"/>
+        <w:tag w:val="goog_rdk_68"/>
       </w:sdtPr>
       <w:sdtContent>
         <w:p>
@@ -1329,9 +1499,9 @@
             </w:numPr>
             <w:ind w:left="2160" w:hanging="360"/>
             <w:rPr>
-              <w:ins w:author="Virata Pusuluri" w:id="27" w:date="2026-01-28T13:59:52Z"/>
+              <w:ins w:author="Virata Pusuluri" w:id="32" w:date="2026-01-28T13:59:52Z"/>
               <w:u w:val="none"/>
-              <w:rPrChange w:author="Virata Pusuluri" w:id="6" w:date="2026-01-28T12:30:43Z">
+              <w:rPrChange w:author="Virata Pusuluri" w:id="9" w:date="2026-01-28T12:30:43Z">
                 <w:rPr>
                   <w:u w:val="none"/>
                 </w:rPr>
@@ -1341,7 +1511,7 @@
               <w:pPr>
                 <w:numPr>
                   <w:ilvl w:val="2"/>
-                  <w:numId w:val="3"/>
+                  <w:numId w:val="5"/>
                 </w:numPr>
                 <w:ind w:left="2160" w:hanging="360"/>
               </w:pPr>
@@ -1349,40 +1519,40 @@
           </w:pPr>
           <w:sdt>
             <w:sdtPr>
-              <w:id w:val="2054091796"/>
-              <w:tag w:val="goog_rdk_56"/>
-            </w:sdtPr>
-            <w:sdtContent>
-              <w:ins w:author="Virata Pusuluri" w:id="27" w:date="2026-01-28T13:59:52Z"/>
+              <w:id w:val="-1170949920"/>
+              <w:tag w:val="goog_rdk_66"/>
+            </w:sdtPr>
+            <w:sdtContent>
+              <w:ins w:author="Virata Pusuluri" w:id="32" w:date="2026-01-28T13:59:52Z"/>
               <w:sdt>
                 <w:sdtPr>
-                  <w:id w:val="943834520"/>
-                  <w:tag w:val="goog_rdk_57"/>
+                  <w:id w:val="659025365"/>
+                  <w:tag w:val="goog_rdk_67"/>
                 </w:sdtPr>
                 <w:sdtContent>
-                  <w:ins w:author="Virata Pusuluri" w:id="27" w:date="2026-01-28T13:59:52Z">
-                    <w:r>
-                      <w:rPr>
-                        <w:rtl w:val="0"/>
-                        <w:rPrChange w:author="Virata Pusuluri" w:id="28" w:date="2026-01-28T13:59:52Z">
-                          <w:rPr/>
-                        </w:rPrChange>
-                      </w:rPr>
-                      <w:t xml:space="preserve">Twice recipe (y) = x + x = 8/3 + 8/3 = (8 + 8) / 3 = 16/3</w:t>
+                  <w:ins w:author="Virata Pusuluri" w:id="32" w:date="2026-01-28T13:59:52Z">
+                    <w:r>
+                      <w:rPr>
+                        <w:rtl w:val="0"/>
+                        <w:rPrChange w:author="Virata Pusuluri" w:id="33" w:date="2026-01-28T13:59:52Z">
+                          <w:rPr/>
+                        </w:rPrChange>
+                      </w:rPr>
+                      <w:t xml:space="preserve">Twice recipe (y) = x + x = 8/3 + 8/3 = (8 + 8) / 3 = 16/3 cups</w:t>
                     </w:r>
                   </w:ins>
                 </w:sdtContent>
               </w:sdt>
-              <w:ins w:author="Virata Pusuluri" w:id="27" w:date="2026-01-28T13:59:52Z"/>
-            </w:sdtContent>
-          </w:sdt>
-        </w:p>
-      </w:sdtContent>
-    </w:sdt>
-    <w:sdt>
-      <w:sdtPr>
-        <w:id w:val="-1844051042"/>
-        <w:tag w:val="goog_rdk_61"/>
+              <w:ins w:author="Virata Pusuluri" w:id="32" w:date="2026-01-28T13:59:52Z"/>
+            </w:sdtContent>
+          </w:sdt>
+        </w:p>
+      </w:sdtContent>
+    </w:sdt>
+    <w:sdt>
+      <w:sdtPr>
+        <w:id w:val="1054670090"/>
+        <w:tag w:val="goog_rdk_71"/>
       </w:sdtPr>
       <w:sdtContent>
         <w:p>
@@ -1393,7 +1563,7 @@
             </w:numPr>
             <w:ind w:left="720" w:hanging="360"/>
             <w:rPr>
-              <w:rPrChange w:author="Virata Pusuluri" w:id="6" w:date="2026-01-28T12:30:43Z">
+              <w:rPrChange w:author="Virata Pusuluri" w:id="9" w:date="2026-01-28T12:30:43Z">
                 <w:rPr/>
               </w:rPrChange>
             </w:rPr>
@@ -1401,7 +1571,7 @@
               <w:pPr>
                 <w:numPr>
                   <w:ilvl w:val="0"/>
-                  <w:numId w:val="3"/>
+                  <w:numId w:val="5"/>
                 </w:numPr>
                 <w:ind w:left="720" w:hanging="360"/>
               </w:pPr>
@@ -1409,31 +1579,31 @@
           </w:pPr>
           <w:sdt>
             <w:sdtPr>
-              <w:id w:val="-1855590155"/>
-              <w:tag w:val="goog_rdk_59"/>
-            </w:sdtPr>
-            <w:sdtContent>
-              <w:ins w:author="Virata Pusuluri" w:id="27" w:date="2026-01-28T13:59:52Z"/>
+              <w:id w:val="19111526"/>
+              <w:tag w:val="goog_rdk_69"/>
+            </w:sdtPr>
+            <w:sdtContent>
+              <w:ins w:author="Virata Pusuluri" w:id="32" w:date="2026-01-28T13:59:52Z"/>
               <w:sdt>
                 <w:sdtPr>
-                  <w:id w:val="108771606"/>
-                  <w:tag w:val="goog_rdk_60"/>
+                  <w:id w:val="810858818"/>
+                  <w:tag w:val="goog_rdk_70"/>
                 </w:sdtPr>
                 <w:sdtContent>
-                  <w:ins w:author="Virata Pusuluri" w:id="27" w:date="2026-01-28T13:59:52Z">
-                    <w:r>
-                      <w:rPr>
-                        <w:rtl w:val="0"/>
-                        <w:rPrChange w:author="Virata Pusuluri" w:id="28" w:date="2026-01-28T13:59:52Z">
-                          <w:rPr/>
-                        </w:rPrChange>
-                      </w:rPr>
-                      <w:t xml:space="preserve">Remaining = w - y = 16/3 - 16/3 = 0</w:t>
+                  <w:ins w:author="Virata Pusuluri" w:id="32" w:date="2026-01-28T13:59:52Z">
+                    <w:r>
+                      <w:rPr>
+                        <w:rtl w:val="0"/>
+                        <w:rPrChange w:author="Virata Pusuluri" w:id="33" w:date="2026-01-28T13:59:52Z">
+                          <w:rPr/>
+                        </w:rPrChange>
+                      </w:rPr>
+                      <w:t xml:space="preserve">Remaining = w - y = 16/3 - 16/3 = 0 cups</w:t>
                     </w:r>
                   </w:ins>
                 </w:sdtContent>
               </w:sdt>
-              <w:ins w:author="Virata Pusuluri" w:id="27" w:date="2026-01-28T13:59:52Z"/>
+              <w:ins w:author="Virata Pusuluri" w:id="32" w:date="2026-01-28T13:59:52Z"/>
             </w:sdtContent>
           </w:sdt>
           <w:r>
@@ -1457,8 +1627,8 @@
     </w:p>
     <w:sdt>
       <w:sdtPr>
-        <w:id w:val="-1429628438"/>
-        <w:tag w:val="goog_rdk_63"/>
+        <w:id w:val="-310599171"/>
+        <w:tag w:val="goog_rdk_73"/>
       </w:sdtPr>
       <w:sdtContent>
         <w:p>
@@ -1469,8 +1639,8 @@
             </w:numPr>
             <w:ind w:left="720" w:hanging="360"/>
             <w:rPr>
-              <w:ins w:author="Virata Pusuluri" w:id="29" w:date="2026-01-28T14:15:35Z"/>
-              <w:rPrChange w:author="Virata Pusuluri" w:id="30" w:date="2026-01-28T14:15:43Z">
+              <w:ins w:author="Virata Pusuluri" w:id="34" w:date="2026-01-28T14:15:35Z"/>
+              <w:rPrChange w:author="Virata Pusuluri" w:id="35" w:date="2026-01-28T14:15:43Z">
                 <w:rPr/>
               </w:rPrChange>
             </w:rPr>
@@ -1478,7 +1648,7 @@
               <w:pPr>
                 <w:numPr>
                   <w:ilvl w:val="0"/>
-                  <w:numId w:val="4"/>
+                  <w:numId w:val="6"/>
                 </w:numPr>
                 <w:ind w:left="720" w:hanging="360"/>
               </w:pPr>
@@ -1500,11 +1670,11 @@
           </w:r>
           <w:sdt>
             <w:sdtPr>
-              <w:id w:val="1114994824"/>
-              <w:tag w:val="goog_rdk_62"/>
-            </w:sdtPr>
-            <w:sdtContent>
-              <w:ins w:author="Virata Pusuluri" w:id="29" w:date="2026-01-28T14:15:35Z">
+              <w:id w:val="-1185459196"/>
+              <w:tag w:val="goog_rdk_72"/>
+            </w:sdtPr>
+            <w:sdtContent>
+              <w:ins w:author="Virata Pusuluri" w:id="34" w:date="2026-01-28T14:15:35Z">
                 <w:r>
                   <w:rPr>
                     <w:rtl w:val="0"/>
@@ -1518,8 +1688,8 @@
     </w:sdt>
     <w:sdt>
       <w:sdtPr>
-        <w:id w:val="-411404370"/>
-        <w:tag w:val="goog_rdk_66"/>
+        <w:id w:val="-205568241"/>
+        <w:tag w:val="goog_rdk_76"/>
       </w:sdtPr>
       <w:sdtContent>
         <w:p>
@@ -1530,9 +1700,9 @@
             </w:numPr>
             <w:ind w:left="1440" w:hanging="360"/>
             <w:rPr>
-              <w:ins w:author="Virata Pusuluri" w:id="29" w:date="2026-01-28T14:15:35Z"/>
+              <w:ins w:author="Virata Pusuluri" w:id="34" w:date="2026-01-28T14:15:35Z"/>
               <w:u w:val="none"/>
-              <w:rPrChange w:author="Virata Pusuluri" w:id="30" w:date="2026-01-28T14:15:43Z">
+              <w:rPrChange w:author="Virata Pusuluri" w:id="35" w:date="2026-01-28T14:15:43Z">
                 <w:rPr>
                   <w:u w:val="none"/>
                 </w:rPr>
@@ -1542,7 +1712,7 @@
               <w:pPr>
                 <w:numPr>
                   <w:ilvl w:val="1"/>
-                  <w:numId w:val="4"/>
+                  <w:numId w:val="6"/>
                 </w:numPr>
                 <w:ind w:left="1440" w:hanging="360"/>
               </w:pPr>
@@ -1550,22 +1720,22 @@
           </w:pPr>
           <w:sdt>
             <w:sdtPr>
-              <w:id w:val="2103454682"/>
-              <w:tag w:val="goog_rdk_64"/>
-            </w:sdtPr>
-            <w:sdtContent>
-              <w:ins w:author="Virata Pusuluri" w:id="29" w:date="2026-01-28T14:15:35Z"/>
+              <w:id w:val="-1180658369"/>
+              <w:tag w:val="goog_rdk_74"/>
+            </w:sdtPr>
+            <w:sdtContent>
+              <w:ins w:author="Virata Pusuluri" w:id="34" w:date="2026-01-28T14:15:35Z"/>
               <w:sdt>
                 <w:sdtPr>
-                  <w:id w:val="624646342"/>
-                  <w:tag w:val="goog_rdk_65"/>
+                  <w:id w:val="1933765400"/>
+                  <w:tag w:val="goog_rdk_75"/>
                 </w:sdtPr>
                 <w:sdtContent>
-                  <w:ins w:author="Virata Pusuluri" w:id="29" w:date="2026-01-28T14:15:35Z">
-                    <w:r>
-                      <w:rPr>
-                        <w:rtl w:val="0"/>
-                        <w:rPrChange w:author="Virata Pusuluri" w:id="31" w:date="2026-01-28T14:15:35Z">
+                  <w:ins w:author="Virata Pusuluri" w:id="34" w:date="2026-01-28T14:15:35Z">
+                    <w:r>
+                      <w:rPr>
+                        <w:rtl w:val="0"/>
+                        <w:rPrChange w:author="Virata Pusuluri" w:id="36" w:date="2026-01-28T14:15:35Z">
                           <w:rPr/>
                         </w:rPrChange>
                       </w:rPr>
@@ -1574,16 +1744,16 @@
                   </w:ins>
                 </w:sdtContent>
               </w:sdt>
-              <w:ins w:author="Virata Pusuluri" w:id="29" w:date="2026-01-28T14:15:35Z"/>
-            </w:sdtContent>
-          </w:sdt>
-        </w:p>
-      </w:sdtContent>
-    </w:sdt>
-    <w:sdt>
-      <w:sdtPr>
-        <w:id w:val="811171242"/>
-        <w:tag w:val="goog_rdk_69"/>
+              <w:ins w:author="Virata Pusuluri" w:id="34" w:date="2026-01-28T14:15:35Z"/>
+            </w:sdtContent>
+          </w:sdt>
+        </w:p>
+      </w:sdtContent>
+    </w:sdt>
+    <w:sdt>
+      <w:sdtPr>
+        <w:id w:val="-648911684"/>
+        <w:tag w:val="goog_rdk_79"/>
       </w:sdtPr>
       <w:sdtContent>
         <w:p>
@@ -1594,9 +1764,9 @@
             </w:numPr>
             <w:ind w:left="2160" w:hanging="360"/>
             <w:rPr>
-              <w:ins w:author="Virata Pusuluri" w:id="29" w:date="2026-01-28T14:15:35Z"/>
+              <w:ins w:author="Virata Pusuluri" w:id="34" w:date="2026-01-28T14:15:35Z"/>
               <w:u w:val="none"/>
-              <w:rPrChange w:author="Virata Pusuluri" w:id="30" w:date="2026-01-28T14:15:43Z">
+              <w:rPrChange w:author="Virata Pusuluri" w:id="35" w:date="2026-01-28T14:15:43Z">
                 <w:rPr>
                   <w:u w:val="none"/>
                 </w:rPr>
@@ -1606,7 +1776,7 @@
               <w:pPr>
                 <w:numPr>
                   <w:ilvl w:val="2"/>
-                  <w:numId w:val="4"/>
+                  <w:numId w:val="6"/>
                 </w:numPr>
                 <w:ind w:left="2160" w:hanging="360"/>
               </w:pPr>
@@ -1614,22 +1784,22 @@
           </w:pPr>
           <w:sdt>
             <w:sdtPr>
-              <w:id w:val="2104627310"/>
-              <w:tag w:val="goog_rdk_67"/>
-            </w:sdtPr>
-            <w:sdtContent>
-              <w:ins w:author="Virata Pusuluri" w:id="29" w:date="2026-01-28T14:15:35Z"/>
+              <w:id w:val="1692132160"/>
+              <w:tag w:val="goog_rdk_77"/>
+            </w:sdtPr>
+            <w:sdtContent>
+              <w:ins w:author="Virata Pusuluri" w:id="34" w:date="2026-01-28T14:15:35Z"/>
               <w:sdt>
                 <w:sdtPr>
-                  <w:id w:val="38959072"/>
-                  <w:tag w:val="goog_rdk_68"/>
+                  <w:id w:val="-1103965701"/>
+                  <w:tag w:val="goog_rdk_78"/>
                 </w:sdtPr>
                 <w:sdtContent>
-                  <w:ins w:author="Virata Pusuluri" w:id="29" w:date="2026-01-28T14:15:35Z">
-                    <w:r>
-                      <w:rPr>
-                        <w:rtl w:val="0"/>
-                        <w:rPrChange w:author="Virata Pusuluri" w:id="31" w:date="2026-01-28T14:15:35Z">
+                  <w:ins w:author="Virata Pusuluri" w:id="34" w:date="2026-01-28T14:15:35Z">
+                    <w:r>
+                      <w:rPr>
+                        <w:rtl w:val="0"/>
+                        <w:rPrChange w:author="Virata Pusuluri" w:id="36" w:date="2026-01-28T14:15:35Z">
                           <w:rPr/>
                         </w:rPrChange>
                       </w:rPr>
@@ -1638,16 +1808,16 @@
                   </w:ins>
                 </w:sdtContent>
               </w:sdt>
-              <w:ins w:author="Virata Pusuluri" w:id="29" w:date="2026-01-28T14:15:35Z"/>
-            </w:sdtContent>
-          </w:sdt>
-        </w:p>
-      </w:sdtContent>
-    </w:sdt>
-    <w:sdt>
-      <w:sdtPr>
-        <w:id w:val="2071918780"/>
-        <w:tag w:val="goog_rdk_72"/>
+              <w:ins w:author="Virata Pusuluri" w:id="34" w:date="2026-01-28T14:15:35Z"/>
+            </w:sdtContent>
+          </w:sdt>
+        </w:p>
+      </w:sdtContent>
+    </w:sdt>
+    <w:sdt>
+      <w:sdtPr>
+        <w:id w:val="-1398472556"/>
+        <w:tag w:val="goog_rdk_82"/>
       </w:sdtPr>
       <w:sdtContent>
         <w:p>
@@ -1658,9 +1828,9 @@
             </w:numPr>
             <w:ind w:left="2160" w:hanging="360"/>
             <w:rPr>
-              <w:ins w:author="Virata Pusuluri" w:id="29" w:date="2026-01-28T14:15:35Z"/>
+              <w:ins w:author="Virata Pusuluri" w:id="34" w:date="2026-01-28T14:15:35Z"/>
               <w:u w:val="none"/>
-              <w:rPrChange w:author="Virata Pusuluri" w:id="30" w:date="2026-01-28T14:15:43Z">
+              <w:rPrChange w:author="Virata Pusuluri" w:id="35" w:date="2026-01-28T14:15:43Z">
                 <w:rPr>
                   <w:u w:val="none"/>
                 </w:rPr>
@@ -1670,7 +1840,7 @@
               <w:pPr>
                 <w:numPr>
                   <w:ilvl w:val="2"/>
-                  <w:numId w:val="4"/>
+                  <w:numId w:val="6"/>
                 </w:numPr>
                 <w:ind w:left="2160" w:hanging="360"/>
               </w:pPr>
@@ -1678,22 +1848,22 @@
           </w:pPr>
           <w:sdt>
             <w:sdtPr>
-              <w:id w:val="195817519"/>
-              <w:tag w:val="goog_rdk_70"/>
-            </w:sdtPr>
-            <w:sdtContent>
-              <w:ins w:author="Virata Pusuluri" w:id="29" w:date="2026-01-28T14:15:35Z"/>
+              <w:id w:val="942867544"/>
+              <w:tag w:val="goog_rdk_80"/>
+            </w:sdtPr>
+            <w:sdtContent>
+              <w:ins w:author="Virata Pusuluri" w:id="34" w:date="2026-01-28T14:15:35Z"/>
               <w:sdt>
                 <w:sdtPr>
-                  <w:id w:val="-1519654958"/>
-                  <w:tag w:val="goog_rdk_71"/>
+                  <w:id w:val="-1094797914"/>
+                  <w:tag w:val="goog_rdk_81"/>
                 </w:sdtPr>
                 <w:sdtContent>
-                  <w:ins w:author="Virata Pusuluri" w:id="29" w:date="2026-01-28T14:15:35Z">
-                    <w:r>
-                      <w:rPr>
-                        <w:rtl w:val="0"/>
-                        <w:rPrChange w:author="Virata Pusuluri" w:id="31" w:date="2026-01-28T14:15:35Z">
+                  <w:ins w:author="Virata Pusuluri" w:id="34" w:date="2026-01-28T14:15:35Z">
+                    <w:r>
+                      <w:rPr>
+                        <w:rtl w:val="0"/>
+                        <w:rPrChange w:author="Virata Pusuluri" w:id="36" w:date="2026-01-28T14:15:35Z">
                           <w:rPr/>
                         </w:rPrChange>
                       </w:rPr>
@@ -1702,16 +1872,16 @@
                   </w:ins>
                 </w:sdtContent>
               </w:sdt>
-              <w:ins w:author="Virata Pusuluri" w:id="29" w:date="2026-01-28T14:15:35Z"/>
-            </w:sdtContent>
-          </w:sdt>
-        </w:p>
-      </w:sdtContent>
-    </w:sdt>
-    <w:sdt>
-      <w:sdtPr>
-        <w:id w:val="1304432702"/>
-        <w:tag w:val="goog_rdk_75"/>
+              <w:ins w:author="Virata Pusuluri" w:id="34" w:date="2026-01-28T14:15:35Z"/>
+            </w:sdtContent>
+          </w:sdt>
+        </w:p>
+      </w:sdtContent>
+    </w:sdt>
+    <w:sdt>
+      <w:sdtPr>
+        <w:id w:val="2018136346"/>
+        <w:tag w:val="goog_rdk_85"/>
       </w:sdtPr>
       <w:sdtContent>
         <w:p>
@@ -1722,7 +1892,7 @@
             </w:numPr>
             <w:ind w:left="720" w:hanging="360"/>
             <w:rPr>
-              <w:rPrChange w:author="Virata Pusuluri" w:id="30" w:date="2026-01-28T14:15:43Z">
+              <w:rPrChange w:author="Virata Pusuluri" w:id="35" w:date="2026-01-28T14:15:43Z">
                 <w:rPr/>
               </w:rPrChange>
             </w:rPr>
@@ -1730,7 +1900,7 @@
               <w:pPr>
                 <w:numPr>
                   <w:ilvl w:val="0"/>
-                  <w:numId w:val="4"/>
+                  <w:numId w:val="6"/>
                 </w:numPr>
                 <w:ind w:left="720" w:hanging="360"/>
               </w:pPr>
@@ -1738,22 +1908,22 @@
           </w:pPr>
           <w:sdt>
             <w:sdtPr>
-              <w:id w:val="-1512178092"/>
-              <w:tag w:val="goog_rdk_73"/>
-            </w:sdtPr>
-            <w:sdtContent>
-              <w:ins w:author="Virata Pusuluri" w:id="29" w:date="2026-01-28T14:15:35Z"/>
+              <w:id w:val="892948007"/>
+              <w:tag w:val="goog_rdk_83"/>
+            </w:sdtPr>
+            <w:sdtContent>
+              <w:ins w:author="Virata Pusuluri" w:id="34" w:date="2026-01-28T14:15:35Z"/>
               <w:sdt>
                 <w:sdtPr>
-                  <w:id w:val="-416932521"/>
-                  <w:tag w:val="goog_rdk_74"/>
+                  <w:id w:val="2120129952"/>
+                  <w:tag w:val="goog_rdk_84"/>
                 </w:sdtPr>
                 <w:sdtContent>
-                  <w:ins w:author="Virata Pusuluri" w:id="29" w:date="2026-01-28T14:15:35Z">
-                    <w:r>
-                      <w:rPr>
-                        <w:rtl w:val="0"/>
-                        <w:rPrChange w:author="Virata Pusuluri" w:id="31" w:date="2026-01-28T14:15:35Z">
+                  <w:ins w:author="Virata Pusuluri" w:id="34" w:date="2026-01-28T14:15:35Z">
+                    <w:r>
+                      <w:rPr>
+                        <w:rtl w:val="0"/>
+                        <w:rPrChange w:author="Virata Pusuluri" w:id="36" w:date="2026-01-28T14:15:35Z">
                           <w:rPr/>
                         </w:rPrChange>
                       </w:rPr>
@@ -1762,7 +1932,7 @@
                   </w:ins>
                 </w:sdtContent>
               </w:sdt>
-              <w:ins w:author="Virata Pusuluri" w:id="29" w:date="2026-01-28T14:15:35Z"/>
+              <w:ins w:author="Virata Pusuluri" w:id="34" w:date="2026-01-28T14:15:35Z"/>
             </w:sdtContent>
           </w:sdt>
           <w:r>
@@ -1775,8 +1945,8 @@
     </w:sdt>
     <w:sdt>
       <w:sdtPr>
-        <w:id w:val="1875618990"/>
-        <w:tag w:val="goog_rdk_76"/>
+        <w:id w:val="-428920156"/>
+        <w:tag w:val="goog_rdk_87"/>
       </w:sdtPr>
       <w:sdtContent>
         <w:p>
@@ -1787,7 +1957,8 @@
             </w:numPr>
             <w:ind w:left="720" w:hanging="360"/>
             <w:rPr>
-              <w:rPrChange w:author="Virata Pusuluri" w:id="30" w:date="2026-01-28T14:15:43Z">
+              <w:ins w:author="Virata Pusuluri" w:id="37" w:date="2026-02-02T14:23:19Z"/>
+              <w:rPrChange w:author="Virata Pusuluri" w:id="35" w:date="2026-01-28T14:15:43Z">
                 <w:rPr/>
               </w:rPrChange>
             </w:rPr>
@@ -1795,7 +1966,7 @@
               <w:pPr>
                 <w:numPr>
                   <w:ilvl w:val="0"/>
-                  <w:numId w:val="4"/>
+                  <w:numId w:val="6"/>
                 </w:numPr>
                 <w:ind w:left="720" w:hanging="360"/>
               </w:pPr>
@@ -1829,13 +2000,256 @@
             </w:rPr>
             <w:t xml:space="preserve"> to an Indo-Arabic number. Is this result greater than or less than the total count of days in $3 \times 10^2$ years? (Assume a year has 365 days).</w:t>
           </w:r>
-        </w:p>
-      </w:sdtContent>
-    </w:sdt>
-    <w:sdt>
-      <w:sdtPr>
-        <w:id w:val="541056060"/>
-        <w:tag w:val="goog_rdk_77"/>
+          <w:sdt>
+            <w:sdtPr>
+              <w:id w:val="-915919762"/>
+              <w:tag w:val="goog_rdk_86"/>
+            </w:sdtPr>
+            <w:sdtContent>
+              <w:ins w:author="Virata Pusuluri" w:id="37" w:date="2026-02-02T14:23:19Z">
+                <w:r>
+                  <w:rPr>
+                    <w:rtl w:val="0"/>
+                  </w:rPr>
+                </w:r>
+              </w:ins>
+            </w:sdtContent>
+          </w:sdt>
+        </w:p>
+      </w:sdtContent>
+    </w:sdt>
+    <w:sdt>
+      <w:sdtPr>
+        <w:id w:val="-1085892726"/>
+        <w:tag w:val="goog_rdk_90"/>
+      </w:sdtPr>
+      <w:sdtContent>
+        <w:p>
+          <w:pPr>
+            <w:numPr>
+              <w:ilvl w:val="1"/>
+              <w:numId w:val="2"/>
+            </w:numPr>
+            <w:ind w:left="1440" w:hanging="360"/>
+            <w:rPr>
+              <w:ins w:author="Virata Pusuluri" w:id="37" w:date="2026-02-02T14:23:19Z"/>
+              <w:u w:val="none"/>
+              <w:rPrChange w:author="Virata Pusuluri" w:id="35" w:date="2026-01-28T14:15:43Z">
+                <w:rPr>
+                  <w:u w:val="none"/>
+                </w:rPr>
+              </w:rPrChange>
+            </w:rPr>
+            <w:pPrChange w:author="Virata Pusuluri" w:id="0" w:date="2026-01-28T14:15:43Z">
+              <w:pPr>
+                <w:numPr>
+                  <w:ilvl w:val="1"/>
+                  <w:numId w:val="6"/>
+                </w:numPr>
+                <w:ind w:left="1440" w:hanging="360"/>
+              </w:pPr>
+            </w:pPrChange>
+          </w:pPr>
+          <w:sdt>
+            <w:sdtPr>
+              <w:id w:val="705498926"/>
+              <w:tag w:val="goog_rdk_88"/>
+            </w:sdtPr>
+            <w:sdtContent>
+              <w:ins w:author="Virata Pusuluri" w:id="37" w:date="2026-02-02T14:23:19Z"/>
+              <w:sdt>
+                <w:sdtPr>
+                  <w:id w:val="280974930"/>
+                  <w:tag w:val="goog_rdk_89"/>
+                </w:sdtPr>
+                <w:sdtContent>
+                  <w:ins w:author="Virata Pusuluri" w:id="37" w:date="2026-02-02T14:23:19Z">
+                    <w:r>
+                      <w:rPr>
+                        <w:rtl w:val="0"/>
+                        <w:rPrChange w:author="Virata Pusuluri" w:id="38" w:date="2026-02-02T14:23:19Z">
+                          <w:rPr/>
+                        </w:rPrChange>
+                      </w:rPr>
+                      <w:t xml:space="preserve">Answer: </w:t>
+                    </w:r>
+                  </w:ins>
+                </w:sdtContent>
+              </w:sdt>
+              <w:ins w:author="Virata Pusuluri" w:id="37" w:date="2026-02-02T14:23:19Z"/>
+            </w:sdtContent>
+          </w:sdt>
+        </w:p>
+      </w:sdtContent>
+    </w:sdt>
+    <w:sdt>
+      <w:sdtPr>
+        <w:id w:val="1323029224"/>
+        <w:tag w:val="goog_rdk_93"/>
+      </w:sdtPr>
+      <w:sdtContent>
+        <w:p>
+          <w:pPr>
+            <w:numPr>
+              <w:ilvl w:val="2"/>
+              <w:numId w:val="2"/>
+            </w:numPr>
+            <w:ind w:left="2160" w:hanging="360"/>
+            <w:rPr>
+              <w:ins w:author="Virata Pusuluri" w:id="37" w:date="2026-02-02T14:23:19Z"/>
+              <w:u w:val="none"/>
+              <w:rPrChange w:author="Virata Pusuluri" w:id="35" w:date="2026-01-28T14:15:43Z">
+                <w:rPr>
+                  <w:u w:val="none"/>
+                </w:rPr>
+              </w:rPrChange>
+            </w:rPr>
+            <w:pPrChange w:author="Virata Pusuluri" w:id="0" w:date="2026-01-28T14:15:43Z">
+              <w:pPr>
+                <w:numPr>
+                  <w:ilvl w:val="2"/>
+                  <w:numId w:val="6"/>
+                </w:numPr>
+                <w:ind w:left="2160" w:hanging="360"/>
+              </w:pPr>
+            </w:pPrChange>
+          </w:pPr>
+          <w:sdt>
+            <w:sdtPr>
+              <w:id w:val="809500665"/>
+              <w:tag w:val="goog_rdk_91"/>
+            </w:sdtPr>
+            <w:sdtContent>
+              <w:ins w:author="Virata Pusuluri" w:id="37" w:date="2026-02-02T14:23:19Z"/>
+              <w:sdt>
+                <w:sdtPr>
+                  <w:id w:val="1274685753"/>
+                  <w:tag w:val="goog_rdk_92"/>
+                </w:sdtPr>
+                <w:sdtContent>
+                  <w:ins w:author="Virata Pusuluri" w:id="37" w:date="2026-02-02T14:23:19Z">
+                    <w:r>
+                      <w:rPr>
+                        <w:rtl w:val="0"/>
+                        <w:rPrChange w:author="Virata Pusuluri" w:id="38" w:date="2026-02-02T14:23:19Z">
+                          <w:rPr/>
+                        </w:rPrChange>
+                      </w:rPr>
+                      <w:t xml:space="preserve">CMXLIX = 949</w:t>
+                    </w:r>
+                  </w:ins>
+                </w:sdtContent>
+              </w:sdt>
+              <w:ins w:author="Virata Pusuluri" w:id="37" w:date="2026-02-02T14:23:19Z"/>
+            </w:sdtContent>
+          </w:sdt>
+        </w:p>
+      </w:sdtContent>
+    </w:sdt>
+    <w:sdt>
+      <w:sdtPr>
+        <w:id w:val="631559534"/>
+        <w:tag w:val="goog_rdk_98"/>
+      </w:sdtPr>
+      <w:sdtContent>
+        <w:p>
+          <w:pPr>
+            <w:numPr>
+              <w:ilvl w:val="2"/>
+              <w:numId w:val="2"/>
+            </w:numPr>
+            <w:ind w:left="2160" w:hanging="360"/>
+            <w:rPr>
+              <w:ins w:author="Virata Pusuluri" w:id="37" w:date="2026-02-02T14:23:19Z"/>
+              <w:u w:val="none"/>
+              <w:rPrChange w:author="Virata Pusuluri" w:id="35" w:date="2026-01-28T14:15:43Z">
+                <w:rPr>
+                  <w:u w:val="none"/>
+                </w:rPr>
+              </w:rPrChange>
+            </w:rPr>
+            <w:pPrChange w:author="Virata Pusuluri" w:id="0" w:date="2026-01-28T14:15:43Z">
+              <w:pPr>
+                <w:numPr>
+                  <w:ilvl w:val="2"/>
+                  <w:numId w:val="6"/>
+                </w:numPr>
+                <w:ind w:left="2160" w:hanging="360"/>
+              </w:pPr>
+            </w:pPrChange>
+          </w:pPr>
+          <w:sdt>
+            <w:sdtPr>
+              <w:id w:val="-193085853"/>
+              <w:tag w:val="goog_rdk_94"/>
+            </w:sdtPr>
+            <w:sdtContent>
+              <w:ins w:author="Virata Pusuluri" w:id="37" w:date="2026-02-02T14:23:19Z"/>
+              <w:sdt>
+                <w:sdtPr>
+                  <w:id w:val="1266285636"/>
+                  <w:tag w:val="goog_rdk_95"/>
+                </w:sdtPr>
+                <w:sdtContent>
+                  <w:ins w:author="Virata Pusuluri" w:id="37" w:date="2026-02-02T14:23:19Z">
+                    <w:r>
+                      <w:rPr>
+                        <w:rtl w:val="0"/>
+                        <w:rPrChange w:author="Virata Pusuluri" w:id="38" w:date="2026-02-02T14:23:19Z">
+                          <w:rPr/>
+                        </w:rPrChange>
+                      </w:rPr>
+                      <w:t xml:space="preserve">3 × 10</w:t>
+                    </w:r>
+                  </w:ins>
+                </w:sdtContent>
+              </w:sdt>
+              <w:ins w:author="Virata Pusuluri" w:id="37" w:date="2026-02-02T14:23:19Z">
+                <w:sdt>
+                  <w:sdtPr>
+                    <w:id w:val="1495853578"/>
+                    <w:tag w:val="goog_rdk_96"/>
+                  </w:sdtPr>
+                  <w:sdtContent>
+                    <w:r>
+                      <w:rPr>
+                        <w:vertAlign w:val="superscript"/>
+                        <w:rtl w:val="0"/>
+                        <w:rPrChange w:author="Virata Pusuluri" w:id="38" w:date="2026-02-02T14:23:19Z">
+                          <w:rPr/>
+                        </w:rPrChange>
+                      </w:rPr>
+                      <w:t xml:space="preserve">2</w:t>
+                    </w:r>
+                  </w:sdtContent>
+                </w:sdt>
+                <w:sdt>
+                  <w:sdtPr>
+                    <w:id w:val="1623377358"/>
+                    <w:tag w:val="goog_rdk_97"/>
+                  </w:sdtPr>
+                  <w:sdtContent>
+                    <w:r>
+                      <w:rPr>
+                        <w:rtl w:val="0"/>
+                        <w:rPrChange w:author="Virata Pusuluri" w:id="38" w:date="2026-02-02T14:23:19Z">
+                          <w:rPr/>
+                        </w:rPrChange>
+                      </w:rPr>
+                      <w:t xml:space="preserve"> = 300 years</w:t>
+                    </w:r>
+                  </w:sdtContent>
+                </w:sdt>
+              </w:ins>
+            </w:sdtContent>
+          </w:sdt>
+        </w:p>
+      </w:sdtContent>
+    </w:sdt>
+    <w:sdt>
+      <w:sdtPr>
+        <w:id w:val="1137473282"/>
+        <w:tag w:val="goog_rdk_103"/>
       </w:sdtPr>
       <w:sdtContent>
         <w:p>
@@ -1846,7 +2260,7 @@
             </w:numPr>
             <w:ind w:left="720" w:hanging="360"/>
             <w:rPr>
-              <w:rPrChange w:author="Virata Pusuluri" w:id="30" w:date="2026-01-28T14:15:43Z">
+              <w:rPrChange w:author="Virata Pusuluri" w:id="35" w:date="2026-01-28T14:15:43Z">
                 <w:rPr/>
               </w:rPrChange>
             </w:rPr>
@@ -1854,7 +2268,109 @@
               <w:pPr>
                 <w:numPr>
                   <w:ilvl w:val="0"/>
-                  <w:numId w:val="4"/>
+                  <w:numId w:val="6"/>
+                </w:numPr>
+                <w:ind w:left="720" w:hanging="360"/>
+              </w:pPr>
+            </w:pPrChange>
+          </w:pPr>
+          <w:sdt>
+            <w:sdtPr>
+              <w:id w:val="-188592878"/>
+              <w:tag w:val="goog_rdk_99"/>
+            </w:sdtPr>
+            <w:sdtContent>
+              <w:ins w:author="Virata Pusuluri" w:id="37" w:date="2026-02-02T14:23:19Z"/>
+              <w:sdt>
+                <w:sdtPr>
+                  <w:id w:val="931051044"/>
+                  <w:tag w:val="goog_rdk_100"/>
+                </w:sdtPr>
+                <w:sdtContent>
+                  <w:ins w:author="Virata Pusuluri" w:id="37" w:date="2026-02-02T14:23:19Z">
+                    <w:r>
+                      <w:rPr>
+                        <w:rtl w:val="0"/>
+                        <w:rPrChange w:author="Virata Pusuluri" w:id="38" w:date="2026-02-02T14:23:19Z">
+                          <w:rPr/>
+                        </w:rPrChange>
+                      </w:rPr>
+                      <w:t xml:space="preserve">Result = 365 × 300 = 109500 days &gt; 949 = The result is &lt; the days in 3 × 10</w:t>
+                    </w:r>
+                  </w:ins>
+                </w:sdtContent>
+              </w:sdt>
+              <w:ins w:author="Virata Pusuluri" w:id="37" w:date="2026-02-02T14:23:19Z">
+                <w:sdt>
+                  <w:sdtPr>
+                    <w:id w:val="1387954113"/>
+                    <w:tag w:val="goog_rdk_101"/>
+                  </w:sdtPr>
+                  <w:sdtContent>
+                    <w:r>
+                      <w:rPr>
+                        <w:vertAlign w:val="superscript"/>
+                        <w:rtl w:val="0"/>
+                        <w:rPrChange w:author="Virata Pusuluri" w:id="38" w:date="2026-02-02T14:23:19Z">
+                          <w:rPr/>
+                        </w:rPrChange>
+                      </w:rPr>
+                      <w:t xml:space="preserve">2</w:t>
+                    </w:r>
+                  </w:sdtContent>
+                </w:sdt>
+                <w:sdt>
+                  <w:sdtPr>
+                    <w:id w:val="-737675379"/>
+                    <w:tag w:val="goog_rdk_102"/>
+                  </w:sdtPr>
+                  <w:sdtContent>
+                    <w:r>
+                      <w:rPr>
+                        <w:rtl w:val="0"/>
+                        <w:rPrChange w:author="Virata Pusuluri" w:id="38" w:date="2026-02-02T14:23:19Z">
+                          <w:rPr/>
+                        </w:rPrChange>
+                      </w:rPr>
+                      <w:t xml:space="preserve"> years</w:t>
+                    </w:r>
+                  </w:sdtContent>
+                </w:sdt>
+              </w:ins>
+            </w:sdtContent>
+          </w:sdt>
+          <w:r>
+            <w:rPr>
+              <w:rtl w:val="0"/>
+            </w:rPr>
+          </w:r>
+        </w:p>
+      </w:sdtContent>
+    </w:sdt>
+    <w:sdt>
+      <w:sdtPr>
+        <w:id w:val="1326187896"/>
+        <w:tag w:val="goog_rdk_105"/>
+      </w:sdtPr>
+      <w:sdtContent>
+        <w:p>
+          <w:pPr>
+            <w:numPr>
+              <w:ilvl w:val="0"/>
+              <w:numId w:val="2"/>
+            </w:numPr>
+            <w:ind w:left="720" w:hanging="360"/>
+            <w:rPr>
+              <w:ins w:author="Virata Pusuluri" w:id="39" w:date="2026-02-02T14:34:26Z"/>
+              <w:rPrChange w:author="Virata Pusuluri" w:id="35" w:date="2026-01-28T14:15:43Z">
+                <w:rPr/>
+              </w:rPrChange>
+            </w:rPr>
+            <w:pPrChange w:author="Virata Pusuluri" w:id="0" w:date="2026-01-28T14:15:43Z">
+              <w:pPr>
+                <w:numPr>
+                  <w:ilvl w:val="0"/>
+                  <w:numId w:val="6"/>
                 </w:numPr>
                 <w:ind w:left="720" w:hanging="360"/>
               </w:pPr>
@@ -1874,13 +2390,348 @@
             </w:rPr>
             <w:t xml:space="preserve"> Find the cube root of 216 and the square root of 64. Multiply these two results, and then subtract the difference between 12 and 5.</w:t>
           </w:r>
-        </w:p>
-      </w:sdtContent>
-    </w:sdt>
-    <w:sdt>
-      <w:sdtPr>
-        <w:id w:val="-430494245"/>
-        <w:tag w:val="goog_rdk_78"/>
+          <w:sdt>
+            <w:sdtPr>
+              <w:id w:val="627926386"/>
+              <w:tag w:val="goog_rdk_104"/>
+            </w:sdtPr>
+            <w:sdtContent>
+              <w:ins w:author="Virata Pusuluri" w:id="39" w:date="2026-02-02T14:34:26Z">
+                <w:r>
+                  <w:rPr>
+                    <w:rtl w:val="0"/>
+                  </w:rPr>
+                </w:r>
+              </w:ins>
+            </w:sdtContent>
+          </w:sdt>
+        </w:p>
+      </w:sdtContent>
+    </w:sdt>
+    <w:sdt>
+      <w:sdtPr>
+        <w:id w:val="853323737"/>
+        <w:tag w:val="goog_rdk_108"/>
+      </w:sdtPr>
+      <w:sdtContent>
+        <w:p>
+          <w:pPr>
+            <w:numPr>
+              <w:ilvl w:val="1"/>
+              <w:numId w:val="2"/>
+            </w:numPr>
+            <w:ind w:left="1440" w:hanging="360"/>
+            <w:rPr>
+              <w:ins w:author="Virata Pusuluri" w:id="39" w:date="2026-02-02T14:34:26Z"/>
+              <w:u w:val="none"/>
+              <w:rPrChange w:author="Virata Pusuluri" w:id="35" w:date="2026-01-28T14:15:43Z">
+                <w:rPr>
+                  <w:u w:val="none"/>
+                </w:rPr>
+              </w:rPrChange>
+            </w:rPr>
+            <w:pPrChange w:author="Virata Pusuluri" w:id="0" w:date="2026-01-28T14:15:43Z">
+              <w:pPr>
+                <w:numPr>
+                  <w:ilvl w:val="1"/>
+                  <w:numId w:val="6"/>
+                </w:numPr>
+                <w:ind w:left="1440" w:hanging="360"/>
+              </w:pPr>
+            </w:pPrChange>
+          </w:pPr>
+          <w:sdt>
+            <w:sdtPr>
+              <w:id w:val="-1378643860"/>
+              <w:tag w:val="goog_rdk_106"/>
+            </w:sdtPr>
+            <w:sdtContent>
+              <w:ins w:author="Virata Pusuluri" w:id="39" w:date="2026-02-02T14:34:26Z"/>
+              <w:sdt>
+                <w:sdtPr>
+                  <w:id w:val="1372371503"/>
+                  <w:tag w:val="goog_rdk_107"/>
+                </w:sdtPr>
+                <w:sdtContent>
+                  <w:ins w:author="Virata Pusuluri" w:id="39" w:date="2026-02-02T14:34:26Z">
+                    <w:r>
+                      <w:rPr>
+                        <w:rtl w:val="0"/>
+                        <w:rPrChange w:author="Virata Pusuluri" w:id="40" w:date="2026-02-02T14:34:26Z">
+                          <w:rPr/>
+                        </w:rPrChange>
+                      </w:rPr>
+                      <w:t xml:space="preserve">Answer:  </w:t>
+                    </w:r>
+                  </w:ins>
+                </w:sdtContent>
+              </w:sdt>
+              <w:ins w:author="Virata Pusuluri" w:id="39" w:date="2026-02-02T14:34:26Z"/>
+            </w:sdtContent>
+          </w:sdt>
+        </w:p>
+      </w:sdtContent>
+    </w:sdt>
+    <w:sdt>
+      <w:sdtPr>
+        <w:id w:val="-362416078"/>
+        <w:tag w:val="goog_rdk_111"/>
+      </w:sdtPr>
+      <w:sdtContent>
+        <w:p>
+          <w:pPr>
+            <w:numPr>
+              <w:ilvl w:val="2"/>
+              <w:numId w:val="2"/>
+            </w:numPr>
+            <w:ind w:left="2160" w:hanging="360"/>
+            <w:rPr>
+              <w:ins w:author="Virata Pusuluri" w:id="39" w:date="2026-02-02T14:34:26Z"/>
+              <w:u w:val="none"/>
+              <w:rPrChange w:author="Virata Pusuluri" w:id="35" w:date="2026-01-28T14:15:43Z">
+                <w:rPr>
+                  <w:u w:val="none"/>
+                </w:rPr>
+              </w:rPrChange>
+            </w:rPr>
+            <w:pPrChange w:author="Virata Pusuluri" w:id="0" w:date="2026-01-28T14:15:43Z">
+              <w:pPr>
+                <w:numPr>
+                  <w:ilvl w:val="2"/>
+                  <w:numId w:val="6"/>
+                </w:numPr>
+                <w:ind w:left="2160" w:hanging="360"/>
+              </w:pPr>
+            </w:pPrChange>
+          </w:pPr>
+          <w:sdt>
+            <w:sdtPr>
+              <w:id w:val="1635540839"/>
+              <w:tag w:val="goog_rdk_109"/>
+            </w:sdtPr>
+            <w:sdtContent>
+              <w:ins w:author="Virata Pusuluri" w:id="39" w:date="2026-02-02T14:34:26Z"/>
+              <w:sdt>
+                <w:sdtPr>
+                  <w:id w:val="2090662002"/>
+                  <w:tag w:val="goog_rdk_110"/>
+                </w:sdtPr>
+                <w:sdtContent>
+                  <w:ins w:author="Virata Pusuluri" w:id="39" w:date="2026-02-02T14:34:26Z">
+                    <w:r>
+                      <w:rPr>
+                        <w:rtl w:val="0"/>
+                        <w:rPrChange w:author="Virata Pusuluri" w:id="40" w:date="2026-02-02T14:34:26Z">
+                          <w:rPr/>
+                        </w:rPrChange>
+                      </w:rPr>
+                      <w:t xml:space="preserve">Cube root 216 = 6</w:t>
+                    </w:r>
+                  </w:ins>
+                </w:sdtContent>
+              </w:sdt>
+              <w:ins w:author="Virata Pusuluri" w:id="39" w:date="2026-02-02T14:34:26Z"/>
+            </w:sdtContent>
+          </w:sdt>
+        </w:p>
+      </w:sdtContent>
+    </w:sdt>
+    <w:sdt>
+      <w:sdtPr>
+        <w:id w:val="1468596078"/>
+        <w:tag w:val="goog_rdk_114"/>
+      </w:sdtPr>
+      <w:sdtContent>
+        <w:p>
+          <w:pPr>
+            <w:numPr>
+              <w:ilvl w:val="2"/>
+              <w:numId w:val="2"/>
+            </w:numPr>
+            <w:ind w:left="2160" w:hanging="360"/>
+            <w:rPr>
+              <w:ins w:author="Virata Pusuluri" w:id="39" w:date="2026-02-02T14:34:26Z"/>
+              <w:u w:val="none"/>
+              <w:rPrChange w:author="Virata Pusuluri" w:id="35" w:date="2026-01-28T14:15:43Z">
+                <w:rPr>
+                  <w:u w:val="none"/>
+                </w:rPr>
+              </w:rPrChange>
+            </w:rPr>
+            <w:pPrChange w:author="Virata Pusuluri" w:id="0" w:date="2026-01-28T14:15:43Z">
+              <w:pPr>
+                <w:numPr>
+                  <w:ilvl w:val="2"/>
+                  <w:numId w:val="6"/>
+                </w:numPr>
+                <w:ind w:left="2160" w:hanging="360"/>
+              </w:pPr>
+            </w:pPrChange>
+          </w:pPr>
+          <w:sdt>
+            <w:sdtPr>
+              <w:id w:val="183024831"/>
+              <w:tag w:val="goog_rdk_112"/>
+            </w:sdtPr>
+            <w:sdtContent>
+              <w:ins w:author="Virata Pusuluri" w:id="39" w:date="2026-02-02T14:34:26Z"/>
+              <w:sdt>
+                <w:sdtPr>
+                  <w:id w:val="1784777322"/>
+                  <w:tag w:val="goog_rdk_113"/>
+                </w:sdtPr>
+                <w:sdtContent>
+                  <w:ins w:author="Virata Pusuluri" w:id="39" w:date="2026-02-02T14:34:26Z">
+                    <w:r>
+                      <w:rPr>
+                        <w:rtl w:val="0"/>
+                        <w:rPrChange w:author="Virata Pusuluri" w:id="40" w:date="2026-02-02T14:34:26Z">
+                          <w:rPr/>
+                        </w:rPrChange>
+                      </w:rPr>
+                      <w:t xml:space="preserve">Square root 64 = 8</w:t>
+                    </w:r>
+                  </w:ins>
+                </w:sdtContent>
+              </w:sdt>
+              <w:ins w:author="Virata Pusuluri" w:id="39" w:date="2026-02-02T14:34:26Z"/>
+            </w:sdtContent>
+          </w:sdt>
+        </w:p>
+      </w:sdtContent>
+    </w:sdt>
+    <w:sdt>
+      <w:sdtPr>
+        <w:id w:val="-236296431"/>
+        <w:tag w:val="goog_rdk_117"/>
+      </w:sdtPr>
+      <w:sdtContent>
+        <w:p>
+          <w:pPr>
+            <w:numPr>
+              <w:ilvl w:val="2"/>
+              <w:numId w:val="2"/>
+            </w:numPr>
+            <w:ind w:left="2160" w:hanging="360"/>
+            <w:rPr>
+              <w:ins w:author="Virata Pusuluri" w:id="39" w:date="2026-02-02T14:34:26Z"/>
+              <w:u w:val="none"/>
+              <w:rPrChange w:author="Virata Pusuluri" w:id="35" w:date="2026-01-28T14:15:43Z">
+                <w:rPr>
+                  <w:u w:val="none"/>
+                </w:rPr>
+              </w:rPrChange>
+            </w:rPr>
+            <w:pPrChange w:author="Virata Pusuluri" w:id="0" w:date="2026-01-28T14:15:43Z">
+              <w:pPr>
+                <w:numPr>
+                  <w:ilvl w:val="2"/>
+                  <w:numId w:val="6"/>
+                </w:numPr>
+                <w:ind w:left="2160" w:hanging="360"/>
+              </w:pPr>
+            </w:pPrChange>
+          </w:pPr>
+          <w:sdt>
+            <w:sdtPr>
+              <w:id w:val="294000476"/>
+              <w:tag w:val="goog_rdk_115"/>
+            </w:sdtPr>
+            <w:sdtContent>
+              <w:ins w:author="Virata Pusuluri" w:id="39" w:date="2026-02-02T14:34:26Z"/>
+              <w:sdt>
+                <w:sdtPr>
+                  <w:id w:val="-16623551"/>
+                  <w:tag w:val="goog_rdk_116"/>
+                </w:sdtPr>
+                <w:sdtContent>
+                  <w:ins w:author="Virata Pusuluri" w:id="39" w:date="2026-02-02T14:34:26Z">
+                    <w:r>
+                      <w:rPr>
+                        <w:rtl w:val="0"/>
+                        <w:rPrChange w:author="Virata Pusuluri" w:id="40" w:date="2026-02-02T14:34:26Z">
+                          <w:rPr/>
+                        </w:rPrChange>
+                      </w:rPr>
+                      <w:t xml:space="preserve">Product = 48</w:t>
+                    </w:r>
+                  </w:ins>
+                </w:sdtContent>
+              </w:sdt>
+              <w:ins w:author="Virata Pusuluri" w:id="39" w:date="2026-02-02T14:34:26Z"/>
+            </w:sdtContent>
+          </w:sdt>
+        </w:p>
+      </w:sdtContent>
+    </w:sdt>
+    <w:sdt>
+      <w:sdtPr>
+        <w:id w:val="1610367510"/>
+        <w:tag w:val="goog_rdk_120"/>
+      </w:sdtPr>
+      <w:sdtContent>
+        <w:p>
+          <w:pPr>
+            <w:numPr>
+              <w:ilvl w:val="2"/>
+              <w:numId w:val="2"/>
+            </w:numPr>
+            <w:ind w:left="2160" w:hanging="360"/>
+            <w:rPr>
+              <w:ins w:author="Virata Pusuluri" w:id="39" w:date="2026-02-02T14:34:26Z"/>
+              <w:u w:val="none"/>
+              <w:rPrChange w:author="Virata Pusuluri" w:id="35" w:date="2026-01-28T14:15:43Z">
+                <w:rPr>
+                  <w:u w:val="none"/>
+                </w:rPr>
+              </w:rPrChange>
+            </w:rPr>
+            <w:pPrChange w:author="Virata Pusuluri" w:id="0" w:date="2026-01-28T14:15:43Z">
+              <w:pPr>
+                <w:numPr>
+                  <w:ilvl w:val="2"/>
+                  <w:numId w:val="6"/>
+                </w:numPr>
+                <w:ind w:left="2160" w:hanging="360"/>
+              </w:pPr>
+            </w:pPrChange>
+          </w:pPr>
+          <w:sdt>
+            <w:sdtPr>
+              <w:id w:val="2054687320"/>
+              <w:tag w:val="goog_rdk_118"/>
+            </w:sdtPr>
+            <w:sdtContent>
+              <w:ins w:author="Virata Pusuluri" w:id="39" w:date="2026-02-02T14:34:26Z"/>
+              <w:sdt>
+                <w:sdtPr>
+                  <w:id w:val="-179326572"/>
+                  <w:tag w:val="goog_rdk_119"/>
+                </w:sdtPr>
+                <w:sdtContent>
+                  <w:ins w:author="Virata Pusuluri" w:id="39" w:date="2026-02-02T14:34:26Z">
+                    <w:r>
+                      <w:rPr>
+                        <w:rtl w:val="0"/>
+                        <w:rPrChange w:author="Virata Pusuluri" w:id="40" w:date="2026-02-02T14:34:26Z">
+                          <w:rPr/>
+                        </w:rPrChange>
+                      </w:rPr>
+                      <w:t xml:space="preserve">Difference = 7</w:t>
+                    </w:r>
+                  </w:ins>
+                </w:sdtContent>
+              </w:sdt>
+              <w:ins w:author="Virata Pusuluri" w:id="39" w:date="2026-02-02T14:34:26Z"/>
+            </w:sdtContent>
+          </w:sdt>
+        </w:p>
+      </w:sdtContent>
+    </w:sdt>
+    <w:sdt>
+      <w:sdtPr>
+        <w:id w:val="-1607325435"/>
+        <w:tag w:val="goog_rdk_123"/>
       </w:sdtPr>
       <w:sdtContent>
         <w:p>
@@ -1891,7 +2742,7 @@
             </w:numPr>
             <w:ind w:left="720" w:hanging="360"/>
             <w:rPr>
-              <w:rPrChange w:author="Virata Pusuluri" w:id="30" w:date="2026-01-28T14:15:43Z">
+              <w:rPrChange w:author="Virata Pusuluri" w:id="35" w:date="2026-01-28T14:15:43Z">
                 <w:rPr/>
               </w:rPrChange>
             </w:rPr>
@@ -1899,7 +2750,73 @@
               <w:pPr>
                 <w:numPr>
                   <w:ilvl w:val="0"/>
-                  <w:numId w:val="4"/>
+                  <w:numId w:val="6"/>
+                </w:numPr>
+                <w:ind w:left="720" w:hanging="360"/>
+              </w:pPr>
+            </w:pPrChange>
+          </w:pPr>
+          <w:sdt>
+            <w:sdtPr>
+              <w:id w:val="1091633121"/>
+              <w:tag w:val="goog_rdk_121"/>
+            </w:sdtPr>
+            <w:sdtContent>
+              <w:ins w:author="Virata Pusuluri" w:id="39" w:date="2026-02-02T14:34:26Z"/>
+              <w:sdt>
+                <w:sdtPr>
+                  <w:id w:val="-1897216846"/>
+                  <w:tag w:val="goog_rdk_122"/>
+                </w:sdtPr>
+                <w:sdtContent>
+                  <w:ins w:author="Virata Pusuluri" w:id="39" w:date="2026-02-02T14:34:26Z">
+                    <w:r>
+                      <w:rPr>
+                        <w:rtl w:val="0"/>
+                        <w:rPrChange w:author="Virata Pusuluri" w:id="40" w:date="2026-02-02T14:34:26Z">
+                          <w:rPr/>
+                        </w:rPrChange>
+                      </w:rPr>
+                      <w:t xml:space="preserve">Product - Difference = 41</w:t>
+                    </w:r>
+                  </w:ins>
+                </w:sdtContent>
+              </w:sdt>
+              <w:ins w:author="Virata Pusuluri" w:id="39" w:date="2026-02-02T14:34:26Z"/>
+            </w:sdtContent>
+          </w:sdt>
+          <w:r>
+            <w:rPr>
+              <w:rtl w:val="0"/>
+            </w:rPr>
+          </w:r>
+        </w:p>
+      </w:sdtContent>
+    </w:sdt>
+    <w:sdt>
+      <w:sdtPr>
+        <w:id w:val="-1902860300"/>
+        <w:tag w:val="goog_rdk_125"/>
+      </w:sdtPr>
+      <w:sdtContent>
+        <w:p>
+          <w:pPr>
+            <w:numPr>
+              <w:ilvl w:val="0"/>
+              <w:numId w:val="2"/>
+            </w:numPr>
+            <w:ind w:left="720" w:hanging="360"/>
+            <w:rPr>
+              <w:ins w:author="Virata Pusuluri" w:id="41" w:date="2026-02-02T14:51:27Z"/>
+              <w:rPrChange w:author="Virata Pusuluri" w:id="35" w:date="2026-01-28T14:15:43Z">
+                <w:rPr/>
+              </w:rPrChange>
+            </w:rPr>
+            <w:pPrChange w:author="Virata Pusuluri" w:id="0" w:date="2026-01-28T14:15:43Z">
+              <w:pPr>
+                <w:numPr>
+                  <w:ilvl w:val="0"/>
+                  <w:numId w:val="6"/>
                 </w:numPr>
                 <w:ind w:left="720" w:hanging="360"/>
               </w:pPr>
@@ -1919,13 +2836,335 @@
             </w:rPr>
             <w:t xml:space="preserve"> Simplify the expression $2^{-2} + \left(\frac{1}{3}\right)^2$. Express your answer as a single fraction.</w:t>
           </w:r>
-        </w:p>
-      </w:sdtContent>
-    </w:sdt>
-    <w:sdt>
-      <w:sdtPr>
-        <w:id w:val="489820808"/>
-        <w:tag w:val="goog_rdk_79"/>
+          <w:sdt>
+            <w:sdtPr>
+              <w:id w:val="-1608149661"/>
+              <w:tag w:val="goog_rdk_124"/>
+            </w:sdtPr>
+            <w:sdtContent>
+              <w:ins w:author="Virata Pusuluri" w:id="41" w:date="2026-02-02T14:51:27Z">
+                <w:r>
+                  <w:rPr>
+                    <w:rtl w:val="0"/>
+                  </w:rPr>
+                </w:r>
+              </w:ins>
+            </w:sdtContent>
+          </w:sdt>
+        </w:p>
+      </w:sdtContent>
+    </w:sdt>
+    <w:sdt>
+      <w:sdtPr>
+        <w:id w:val="1294332531"/>
+        <w:tag w:val="goog_rdk_128"/>
+      </w:sdtPr>
+      <w:sdtContent>
+        <w:p>
+          <w:pPr>
+            <w:numPr>
+              <w:ilvl w:val="1"/>
+              <w:numId w:val="2"/>
+            </w:numPr>
+            <w:ind w:left="1440" w:hanging="360"/>
+            <w:rPr>
+              <w:ins w:author="Virata Pusuluri" w:id="41" w:date="2026-02-02T14:51:27Z"/>
+              <w:u w:val="none"/>
+              <w:rPrChange w:author="Virata Pusuluri" w:id="35" w:date="2026-01-28T14:15:43Z">
+                <w:rPr>
+                  <w:u w:val="none"/>
+                </w:rPr>
+              </w:rPrChange>
+            </w:rPr>
+            <w:pPrChange w:author="Virata Pusuluri" w:id="0" w:date="2026-01-28T14:15:43Z">
+              <w:pPr>
+                <w:numPr>
+                  <w:ilvl w:val="1"/>
+                  <w:numId w:val="6"/>
+                </w:numPr>
+                <w:ind w:left="1440" w:hanging="360"/>
+              </w:pPr>
+            </w:pPrChange>
+          </w:pPr>
+          <w:sdt>
+            <w:sdtPr>
+              <w:id w:val="-584654882"/>
+              <w:tag w:val="goog_rdk_126"/>
+            </w:sdtPr>
+            <w:sdtContent>
+              <w:ins w:author="Virata Pusuluri" w:id="41" w:date="2026-02-02T14:51:27Z"/>
+              <w:sdt>
+                <w:sdtPr>
+                  <w:id w:val="-232167682"/>
+                  <w:tag w:val="goog_rdk_127"/>
+                </w:sdtPr>
+                <w:sdtContent>
+                  <w:ins w:author="Virata Pusuluri" w:id="41" w:date="2026-02-02T14:51:27Z">
+                    <w:r>
+                      <w:rPr>
+                        <w:rtl w:val="0"/>
+                        <w:rPrChange w:author="Virata Pusuluri" w:id="42" w:date="2026-02-02T14:51:27Z">
+                          <w:rPr/>
+                        </w:rPrChange>
+                      </w:rPr>
+                      <w:t xml:space="preserve">Answer: </w:t>
+                    </w:r>
+                  </w:ins>
+                </w:sdtContent>
+              </w:sdt>
+              <w:ins w:author="Virata Pusuluri" w:id="41" w:date="2026-02-02T14:51:27Z"/>
+            </w:sdtContent>
+          </w:sdt>
+        </w:p>
+      </w:sdtContent>
+    </w:sdt>
+    <w:sdt>
+      <w:sdtPr>
+        <w:id w:val="-1602035079"/>
+        <w:tag w:val="goog_rdk_134"/>
+      </w:sdtPr>
+      <w:sdtContent>
+        <w:p>
+          <w:pPr>
+            <w:numPr>
+              <w:ilvl w:val="2"/>
+              <w:numId w:val="2"/>
+            </w:numPr>
+            <w:ind w:left="2160" w:hanging="360"/>
+            <w:rPr>
+              <w:ins w:author="Virata Pusuluri" w:id="41" w:date="2026-02-02T14:51:27Z"/>
+              <w:u w:val="none"/>
+              <w:rPrChange w:author="Virata Pusuluri" w:id="35" w:date="2026-01-28T14:15:43Z">
+                <w:rPr>
+                  <w:u w:val="none"/>
+                </w:rPr>
+              </w:rPrChange>
+            </w:rPr>
+            <w:pPrChange w:author="Virata Pusuluri" w:id="0" w:date="2026-01-28T14:15:43Z">
+              <w:pPr>
+                <w:numPr>
+                  <w:ilvl w:val="2"/>
+                  <w:numId w:val="6"/>
+                </w:numPr>
+                <w:ind w:left="2160" w:hanging="360"/>
+              </w:pPr>
+            </w:pPrChange>
+          </w:pPr>
+          <w:sdt>
+            <w:sdtPr>
+              <w:id w:val="1465958953"/>
+              <w:tag w:val="goog_rdk_129"/>
+            </w:sdtPr>
+            <w:sdtContent>
+              <w:ins w:author="Virata Pusuluri" w:id="41" w:date="2026-02-02T14:51:27Z"/>
+              <w:sdt>
+                <w:sdtPr>
+                  <w:id w:val="-751869854"/>
+                  <w:tag w:val="goog_rdk_130"/>
+                </w:sdtPr>
+                <w:sdtContent>
+                  <w:ins w:author="Virata Pusuluri" w:id="41" w:date="2026-02-02T14:51:27Z">
+                    <w:r>
+                      <w:rPr>
+                        <w:rtl w:val="0"/>
+                        <w:rPrChange w:author="Virata Pusuluri" w:id="42" w:date="2026-02-02T14:51:27Z">
+                          <w:rPr/>
+                        </w:rPrChange>
+                      </w:rPr>
+                      <w:t xml:space="preserve">Question = simplify 2</w:t>
+                    </w:r>
+                  </w:ins>
+                </w:sdtContent>
+              </w:sdt>
+              <w:ins w:author="Virata Pusuluri" w:id="41" w:date="2026-02-02T14:51:27Z">
+                <w:sdt>
+                  <w:sdtPr>
+                    <w:id w:val="-881622443"/>
+                    <w:tag w:val="goog_rdk_131"/>
+                  </w:sdtPr>
+                  <w:sdtContent>
+                    <w:r>
+                      <w:rPr>
+                        <w:vertAlign w:val="superscript"/>
+                        <w:rtl w:val="0"/>
+                        <w:rPrChange w:author="Virata Pusuluri" w:id="42" w:date="2026-02-02T14:51:27Z">
+                          <w:rPr/>
+                        </w:rPrChange>
+                      </w:rPr>
+                      <w:t xml:space="preserve">-2</w:t>
+                    </w:r>
+                  </w:sdtContent>
+                </w:sdt>
+                <w:sdt>
+                  <w:sdtPr>
+                    <w:id w:val="-1078926333"/>
+                    <w:tag w:val="goog_rdk_132"/>
+                  </w:sdtPr>
+                  <w:sdtContent>
+                    <w:r>
+                      <w:rPr>
+                        <w:rtl w:val="0"/>
+                        <w:rPrChange w:author="Virata Pusuluri" w:id="42" w:date="2026-02-02T14:51:27Z">
+                          <w:rPr/>
+                        </w:rPrChange>
+                      </w:rPr>
+                      <w:t xml:space="preserve"> + (⅓)</w:t>
+                    </w:r>
+                  </w:sdtContent>
+                </w:sdt>
+                <w:sdt>
+                  <w:sdtPr>
+                    <w:id w:val="-1125780604"/>
+                    <w:tag w:val="goog_rdk_133"/>
+                  </w:sdtPr>
+                  <w:sdtContent>
+                    <w:r>
+                      <w:rPr>
+                        <w:vertAlign w:val="superscript"/>
+                        <w:rtl w:val="0"/>
+                        <w:rPrChange w:author="Virata Pusuluri" w:id="42" w:date="2026-02-02T14:51:27Z">
+                          <w:rPr/>
+                        </w:rPrChange>
+                      </w:rPr>
+                      <w:t xml:space="preserve">2</w:t>
+                    </w:r>
+                  </w:sdtContent>
+                </w:sdt>
+              </w:ins>
+            </w:sdtContent>
+          </w:sdt>
+        </w:p>
+      </w:sdtContent>
+    </w:sdt>
+    <w:sdt>
+      <w:sdtPr>
+        <w:id w:val="1267098327"/>
+        <w:tag w:val="goog_rdk_137"/>
+      </w:sdtPr>
+      <w:sdtContent>
+        <w:p>
+          <w:pPr>
+            <w:numPr>
+              <w:ilvl w:val="2"/>
+              <w:numId w:val="2"/>
+            </w:numPr>
+            <w:ind w:left="2160" w:hanging="360"/>
+            <w:rPr>
+              <w:ins w:author="Virata Pusuluri" w:id="41" w:date="2026-02-02T14:51:27Z"/>
+              <w:rPrChange w:author="Virata Pusuluri" w:id="35" w:date="2026-01-28T14:15:43Z">
+                <w:rPr/>
+              </w:rPrChange>
+            </w:rPr>
+            <w:pPrChange w:author="Virata Pusuluri" w:id="0" w:date="2026-01-28T14:15:43Z">
+              <w:pPr>
+                <w:numPr>
+                  <w:ilvl w:val="2"/>
+                  <w:numId w:val="6"/>
+                </w:numPr>
+                <w:ind w:left="2160" w:hanging="360"/>
+              </w:pPr>
+            </w:pPrChange>
+          </w:pPr>
+          <w:sdt>
+            <w:sdtPr>
+              <w:id w:val="-745529862"/>
+              <w:tag w:val="goog_rdk_135"/>
+            </w:sdtPr>
+            <w:sdtContent>
+              <w:ins w:author="Virata Pusuluri" w:id="41" w:date="2026-02-02T14:51:27Z"/>
+              <w:sdt>
+                <w:sdtPr>
+                  <w:id w:val="985297516"/>
+                  <w:tag w:val="goog_rdk_136"/>
+                </w:sdtPr>
+                <w:sdtContent>
+                  <w:ins w:author="Virata Pusuluri" w:id="41" w:date="2026-02-02T14:51:27Z">
+                    <w:r>
+                      <w:rPr>
+                        <w:rtl w:val="0"/>
+                        <w:rPrChange w:author="Virata Pusuluri" w:id="42" w:date="2026-02-02T14:51:27Z">
+                          <w:rPr/>
+                        </w:rPrChange>
+                      </w:rPr>
+                      <w:t xml:space="preserve">2 ** -2 = 1 \ (2 ** 2) = ¼</w:t>
+                    </w:r>
+                  </w:ins>
+                </w:sdtContent>
+              </w:sdt>
+              <w:ins w:author="Virata Pusuluri" w:id="41" w:date="2026-02-02T14:51:27Z"/>
+            </w:sdtContent>
+          </w:sdt>
+        </w:p>
+      </w:sdtContent>
+    </w:sdt>
+    <w:sdt>
+      <w:sdtPr>
+        <w:id w:val="385764038"/>
+        <w:tag w:val="goog_rdk_140"/>
+      </w:sdtPr>
+      <w:sdtContent>
+        <w:p>
+          <w:pPr>
+            <w:numPr>
+              <w:ilvl w:val="2"/>
+              <w:numId w:val="2"/>
+            </w:numPr>
+            <w:ind w:left="2160" w:hanging="360"/>
+            <w:rPr>
+              <w:ins w:author="Virata Pusuluri" w:id="41" w:date="2026-02-02T14:51:27Z"/>
+              <w:u w:val="none"/>
+              <w:rPrChange w:author="Virata Pusuluri" w:id="35" w:date="2026-01-28T14:15:43Z">
+                <w:rPr>
+                  <w:u w:val="none"/>
+                </w:rPr>
+              </w:rPrChange>
+            </w:rPr>
+            <w:pPrChange w:author="Virata Pusuluri" w:id="0" w:date="2026-01-28T14:15:43Z">
+              <w:pPr>
+                <w:numPr>
+                  <w:ilvl w:val="2"/>
+                  <w:numId w:val="6"/>
+                </w:numPr>
+                <w:ind w:left="2160" w:hanging="360"/>
+              </w:pPr>
+            </w:pPrChange>
+          </w:pPr>
+          <w:sdt>
+            <w:sdtPr>
+              <w:id w:val="-1687950551"/>
+              <w:tag w:val="goog_rdk_138"/>
+            </w:sdtPr>
+            <w:sdtContent>
+              <w:ins w:author="Virata Pusuluri" w:id="41" w:date="2026-02-02T14:51:27Z"/>
+              <w:sdt>
+                <w:sdtPr>
+                  <w:id w:val="93835986"/>
+                  <w:tag w:val="goog_rdk_139"/>
+                </w:sdtPr>
+                <w:sdtContent>
+                  <w:ins w:author="Virata Pusuluri" w:id="41" w:date="2026-02-02T14:51:27Z">
+                    <w:r>
+                      <w:rPr>
+                        <w:rtl w:val="0"/>
+                        <w:rPrChange w:author="Virata Pusuluri" w:id="42" w:date="2026-02-02T14:51:27Z">
+                          <w:rPr/>
+                        </w:rPrChange>
+                      </w:rPr>
+                      <w:t xml:space="preserve">⅓ ** 2 = ⅓ * ⅓ = ⅑</w:t>
+                    </w:r>
+                  </w:ins>
+                </w:sdtContent>
+              </w:sdt>
+              <w:ins w:author="Virata Pusuluri" w:id="41" w:date="2026-02-02T14:51:27Z"/>
+            </w:sdtContent>
+          </w:sdt>
+        </w:p>
+      </w:sdtContent>
+    </w:sdt>
+    <w:sdt>
+      <w:sdtPr>
+        <w:id w:val="509079893"/>
+        <w:tag w:val="goog_rdk_144"/>
       </w:sdtPr>
       <w:sdtContent>
         <w:p>
@@ -1936,7 +3175,7 @@
             </w:numPr>
             <w:ind w:left="720" w:hanging="360"/>
             <w:rPr>
-              <w:rPrChange w:author="Virata Pusuluri" w:id="30" w:date="2026-01-28T14:15:43Z">
+              <w:rPrChange w:author="Virata Pusuluri" w:id="35" w:date="2026-01-28T14:15:43Z">
                 <w:rPr/>
               </w:rPrChange>
             </w:rPr>
@@ -1944,7 +3183,81 @@
               <w:pPr>
                 <w:numPr>
                   <w:ilvl w:val="0"/>
-                  <w:numId w:val="4"/>
+                  <w:numId w:val="6"/>
+                </w:numPr>
+                <w:ind w:left="720" w:hanging="360"/>
+              </w:pPr>
+            </w:pPrChange>
+          </w:pPr>
+          <w:sdt>
+            <w:sdtPr>
+              <w:id w:val="1715476793"/>
+              <w:tag w:val="goog_rdk_141"/>
+            </w:sdtPr>
+            <w:sdtContent>
+              <w:ins w:author="Virata Pusuluri" w:id="41" w:date="2026-02-02T14:51:27Z"/>
+              <w:sdt>
+                <w:sdtPr>
+                  <w:id w:val="-701494105"/>
+                  <w:tag w:val="goog_rdk_142"/>
+                </w:sdtPr>
+                <w:sdtContent>
+                  <w:ins w:author="Virata Pusuluri" w:id="41" w:date="2026-02-02T14:51:27Z">
+                    <w:r>
+                      <w:rPr>
+                        <w:rtl w:val="0"/>
+                        <w:rPrChange w:author="Virata Pusuluri" w:id="42" w:date="2026-02-02T14:51:27Z">
+                          <w:rPr/>
+                        </w:rPrChange>
+                      </w:rPr>
+                      <w:t xml:space="preserve">¼ + ⅑ (done in Notes) = 13/36</w:t>
+                    </w:r>
+                  </w:ins>
+                </w:sdtContent>
+              </w:sdt>
+              <w:ins w:author="Virata Pusuluri" w:id="41" w:date="2026-02-02T14:51:27Z"/>
+            </w:sdtContent>
+          </w:sdt>
+          <w:sdt>
+            <w:sdtPr>
+              <w:id w:val="-380721258"/>
+              <w:tag w:val="goog_rdk_143"/>
+            </w:sdtPr>
+            <w:sdtContent>
+              <w:r>
+                <w:rPr>
+                  <w:rtl w:val="0"/>
+                </w:rPr>
+              </w:r>
+            </w:sdtContent>
+          </w:sdt>
+        </w:p>
+      </w:sdtContent>
+    </w:sdt>
+    <w:sdt>
+      <w:sdtPr>
+        <w:id w:val="-1741073582"/>
+        <w:tag w:val="goog_rdk_146"/>
+      </w:sdtPr>
+      <w:sdtContent>
+        <w:p>
+          <w:pPr>
+            <w:numPr>
+              <w:ilvl w:val="0"/>
+              <w:numId w:val="2"/>
+            </w:numPr>
+            <w:ind w:left="720" w:hanging="360"/>
+            <w:rPr>
+              <w:ins w:author="Virata Pusuluri" w:id="43" w:date="2026-02-02T14:55:55Z"/>
+              <w:rPrChange w:author="Virata Pusuluri" w:id="35" w:date="2026-01-28T14:15:43Z">
+                <w:rPr/>
+              </w:rPrChange>
+            </w:rPr>
+            <w:pPrChange w:author="Virata Pusuluri" w:id="0" w:date="2026-01-28T14:15:43Z">
+              <w:pPr>
+                <w:numPr>
+                  <w:ilvl w:val="0"/>
+                  <w:numId w:val="6"/>
                 </w:numPr>
                 <w:ind w:left="720" w:hanging="360"/>
               </w:pPr>
@@ -1977,6 +3290,278 @@
               <w:rtl w:val="0"/>
             </w:rPr>
             <w:t xml:space="preserve"> on a clock tower. If you subtract 18 from this number, convert the final result back into Roman numerals.</w:t>
+          </w:r>
+          <w:sdt>
+            <w:sdtPr>
+              <w:id w:val="9199642"/>
+              <w:tag w:val="goog_rdk_145"/>
+            </w:sdtPr>
+            <w:sdtContent>
+              <w:ins w:author="Virata Pusuluri" w:id="43" w:date="2026-02-02T14:55:55Z">
+                <w:r>
+                  <w:rPr>
+                    <w:rtl w:val="0"/>
+                  </w:rPr>
+                </w:r>
+              </w:ins>
+            </w:sdtContent>
+          </w:sdt>
+        </w:p>
+      </w:sdtContent>
+    </w:sdt>
+    <w:sdt>
+      <w:sdtPr>
+        <w:id w:val="-1011518937"/>
+        <w:tag w:val="goog_rdk_149"/>
+      </w:sdtPr>
+      <w:sdtContent>
+        <w:p>
+          <w:pPr>
+            <w:numPr>
+              <w:ilvl w:val="1"/>
+              <w:numId w:val="2"/>
+            </w:numPr>
+            <w:ind w:left="1440" w:hanging="360"/>
+            <w:rPr>
+              <w:ins w:author="Virata Pusuluri" w:id="43" w:date="2026-02-02T14:55:55Z"/>
+              <w:u w:val="none"/>
+              <w:rPrChange w:author="Virata Pusuluri" w:id="35" w:date="2026-01-28T14:15:43Z">
+                <w:rPr>
+                  <w:u w:val="none"/>
+                </w:rPr>
+              </w:rPrChange>
+            </w:rPr>
+            <w:pPrChange w:author="Virata Pusuluri" w:id="0" w:date="2026-01-28T14:15:43Z">
+              <w:pPr>
+                <w:numPr>
+                  <w:ilvl w:val="1"/>
+                  <w:numId w:val="6"/>
+                </w:numPr>
+                <w:ind w:left="1440" w:hanging="360"/>
+              </w:pPr>
+            </w:pPrChange>
+          </w:pPr>
+          <w:sdt>
+            <w:sdtPr>
+              <w:id w:val="417259715"/>
+              <w:tag w:val="goog_rdk_147"/>
+            </w:sdtPr>
+            <w:sdtContent>
+              <w:ins w:author="Virata Pusuluri" w:id="43" w:date="2026-02-02T14:55:55Z"/>
+              <w:sdt>
+                <w:sdtPr>
+                  <w:id w:val="207182905"/>
+                  <w:tag w:val="goog_rdk_148"/>
+                </w:sdtPr>
+                <w:sdtContent>
+                  <w:ins w:author="Virata Pusuluri" w:id="43" w:date="2026-02-02T14:55:55Z">
+                    <w:r>
+                      <w:rPr>
+                        <w:rtl w:val="0"/>
+                        <w:rPrChange w:author="Virata Pusuluri" w:id="44" w:date="2026-02-02T14:55:55Z">
+                          <w:rPr/>
+                        </w:rPrChange>
+                      </w:rPr>
+                      <w:t xml:space="preserve">Answer:</w:t>
+                    </w:r>
+                  </w:ins>
+                </w:sdtContent>
+              </w:sdt>
+              <w:ins w:author="Virata Pusuluri" w:id="43" w:date="2026-02-02T14:55:55Z"/>
+            </w:sdtContent>
+          </w:sdt>
+        </w:p>
+      </w:sdtContent>
+    </w:sdt>
+    <w:sdt>
+      <w:sdtPr>
+        <w:id w:val="-2004619852"/>
+        <w:tag w:val="goog_rdk_152"/>
+      </w:sdtPr>
+      <w:sdtContent>
+        <w:p>
+          <w:pPr>
+            <w:numPr>
+              <w:ilvl w:val="2"/>
+              <w:numId w:val="2"/>
+            </w:numPr>
+            <w:ind w:left="2160" w:hanging="360"/>
+            <w:rPr>
+              <w:ins w:author="Virata Pusuluri" w:id="43" w:date="2026-02-02T14:55:55Z"/>
+              <w:u w:val="none"/>
+              <w:rPrChange w:author="Virata Pusuluri" w:id="35" w:date="2026-01-28T14:15:43Z">
+                <w:rPr>
+                  <w:u w:val="none"/>
+                </w:rPr>
+              </w:rPrChange>
+            </w:rPr>
+            <w:pPrChange w:author="Virata Pusuluri" w:id="0" w:date="2026-01-28T14:15:43Z">
+              <w:pPr>
+                <w:numPr>
+                  <w:ilvl w:val="2"/>
+                  <w:numId w:val="6"/>
+                </w:numPr>
+                <w:ind w:left="2160" w:hanging="360"/>
+              </w:pPr>
+            </w:pPrChange>
+          </w:pPr>
+          <w:sdt>
+            <w:sdtPr>
+              <w:id w:val="251530245"/>
+              <w:tag w:val="goog_rdk_150"/>
+            </w:sdtPr>
+            <w:sdtContent>
+              <w:ins w:author="Virata Pusuluri" w:id="43" w:date="2026-02-02T14:55:55Z"/>
+              <w:sdt>
+                <w:sdtPr>
+                  <w:id w:val="-1792273229"/>
+                  <w:tag w:val="goog_rdk_151"/>
+                </w:sdtPr>
+                <w:sdtContent>
+                  <w:ins w:author="Virata Pusuluri" w:id="43" w:date="2026-02-02T14:55:55Z">
+                    <w:r>
+                      <w:rPr>
+                        <w:rtl w:val="0"/>
+                        <w:rPrChange w:author="Virata Pusuluri" w:id="44" w:date="2026-02-02T14:55:55Z">
+                          <w:rPr/>
+                        </w:rPrChange>
+                      </w:rPr>
+                      <w:t xml:space="preserve">LXXXIII = 83</w:t>
+                    </w:r>
+                  </w:ins>
+                </w:sdtContent>
+              </w:sdt>
+              <w:ins w:author="Virata Pusuluri" w:id="43" w:date="2026-02-02T14:55:55Z"/>
+            </w:sdtContent>
+          </w:sdt>
+        </w:p>
+      </w:sdtContent>
+    </w:sdt>
+    <w:sdt>
+      <w:sdtPr>
+        <w:id w:val="1144493722"/>
+        <w:tag w:val="goog_rdk_155"/>
+      </w:sdtPr>
+      <w:sdtContent>
+        <w:p>
+          <w:pPr>
+            <w:numPr>
+              <w:ilvl w:val="2"/>
+              <w:numId w:val="2"/>
+            </w:numPr>
+            <w:ind w:left="2160" w:hanging="360"/>
+            <w:rPr>
+              <w:ins w:author="Virata Pusuluri" w:id="43" w:date="2026-02-02T14:55:55Z"/>
+              <w:u w:val="none"/>
+              <w:rPrChange w:author="Virata Pusuluri" w:id="35" w:date="2026-01-28T14:15:43Z">
+                <w:rPr>
+                  <w:u w:val="none"/>
+                </w:rPr>
+              </w:rPrChange>
+            </w:rPr>
+            <w:pPrChange w:author="Virata Pusuluri" w:id="0" w:date="2026-01-28T14:15:43Z">
+              <w:pPr>
+                <w:numPr>
+                  <w:ilvl w:val="2"/>
+                  <w:numId w:val="6"/>
+                </w:numPr>
+                <w:ind w:left="2160" w:hanging="360"/>
+              </w:pPr>
+            </w:pPrChange>
+          </w:pPr>
+          <w:sdt>
+            <w:sdtPr>
+              <w:id w:val="1304629877"/>
+              <w:tag w:val="goog_rdk_153"/>
+            </w:sdtPr>
+            <w:sdtContent>
+              <w:ins w:author="Virata Pusuluri" w:id="43" w:date="2026-02-02T14:55:55Z"/>
+              <w:sdt>
+                <w:sdtPr>
+                  <w:id w:val="-1048439423"/>
+                  <w:tag w:val="goog_rdk_154"/>
+                </w:sdtPr>
+                <w:sdtContent>
+                  <w:ins w:author="Virata Pusuluri" w:id="43" w:date="2026-02-02T14:55:55Z">
+                    <w:r>
+                      <w:rPr>
+                        <w:rtl w:val="0"/>
+                        <w:rPrChange w:author="Virata Pusuluri" w:id="44" w:date="2026-02-02T14:55:55Z">
+                          <w:rPr/>
+                        </w:rPrChange>
+                      </w:rPr>
+                      <w:t xml:space="preserve">Difference = 83 - 18 = 65</w:t>
+                    </w:r>
+                  </w:ins>
+                </w:sdtContent>
+              </w:sdt>
+              <w:ins w:author="Virata Pusuluri" w:id="43" w:date="2026-02-02T14:55:55Z"/>
+            </w:sdtContent>
+          </w:sdt>
+        </w:p>
+      </w:sdtContent>
+    </w:sdt>
+    <w:sdt>
+      <w:sdtPr>
+        <w:id w:val="692296253"/>
+        <w:tag w:val="goog_rdk_158"/>
+      </w:sdtPr>
+      <w:sdtContent>
+        <w:p>
+          <w:pPr>
+            <w:numPr>
+              <w:ilvl w:val="0"/>
+              <w:numId w:val="2"/>
+            </w:numPr>
+            <w:ind w:left="720" w:hanging="360"/>
+            <w:rPr>
+              <w:rPrChange w:author="Virata Pusuluri" w:id="35" w:date="2026-01-28T14:15:43Z">
+                <w:rPr/>
+              </w:rPrChange>
+            </w:rPr>
+            <w:pPrChange w:author="Virata Pusuluri" w:id="0" w:date="2026-01-28T14:15:43Z">
+              <w:pPr>
+                <w:numPr>
+                  <w:ilvl w:val="0"/>
+                  <w:numId w:val="6"/>
+                </w:numPr>
+                <w:ind w:left="720" w:hanging="360"/>
+              </w:pPr>
+            </w:pPrChange>
+          </w:pPr>
+          <w:sdt>
+            <w:sdtPr>
+              <w:id w:val="-1193962278"/>
+              <w:tag w:val="goog_rdk_156"/>
+            </w:sdtPr>
+            <w:sdtContent>
+              <w:ins w:author="Virata Pusuluri" w:id="43" w:date="2026-02-02T14:55:55Z"/>
+              <w:sdt>
+                <w:sdtPr>
+                  <w:id w:val="-896526325"/>
+                  <w:tag w:val="goog_rdk_157"/>
+                </w:sdtPr>
+                <w:sdtContent>
+                  <w:ins w:author="Virata Pusuluri" w:id="43" w:date="2026-02-02T14:55:55Z">
+                    <w:r>
+                      <w:rPr>
+                        <w:rtl w:val="0"/>
+                        <w:rPrChange w:author="Virata Pusuluri" w:id="44" w:date="2026-02-02T14:55:55Z">
+                          <w:rPr/>
+                        </w:rPrChange>
+                      </w:rPr>
+                      <w:t xml:space="preserve">65 = LXV</w:t>
+                    </w:r>
+                  </w:ins>
+                </w:sdtContent>
+              </w:sdt>
+              <w:ins w:author="Virata Pusuluri" w:id="43" w:date="2026-02-02T14:55:55Z"/>
+            </w:sdtContent>
+          </w:sdt>
+          <w:r>
+            <w:rPr>
+              <w:rtl w:val="0"/>
+            </w:rPr>
           </w:r>
         </w:p>
       </w:sdtContent>
@@ -1992,192 +3577,2184 @@
         <w:t xml:space="preserve">Section 3: GCD, LCM, and Divisibility Rules</w:t>
       </w:r>
     </w:p>
-    <w:p>
-      <w:pPr>
-        <w:numPr>
-          <w:ilvl w:val="0"/>
-          <w:numId w:val="5"/>
-        </w:numPr>
-        <w:ind w:left="720" w:hanging="360"/>
-        <w:rPr/>
-      </w:pPr>
-      <w:r>
-        <w:rPr>
-          <w:b w:val="1"/>
-          <w:bCs w:val="1"/>
-          <w:rtl w:val="0"/>
-        </w:rPr>
-        <w:t xml:space="preserve">GCD &amp; Simplifying Fractions:</w:t>
-      </w:r>
-      <w:r>
-        <w:rPr>
-          <w:rtl w:val="0"/>
-        </w:rPr>
-        <w:t xml:space="preserve"> A fraction is $\frac{144}{216}$. First, find the Greatest Common Divisor (GCD) of the numerator and the denominator, and then use the GCD to simplify the fraction to its lowest terms.</w:t>
-      </w:r>
-    </w:p>
-    <w:p>
-      <w:pPr>
-        <w:numPr>
-          <w:ilvl w:val="0"/>
-          <w:numId w:val="5"/>
-        </w:numPr>
-        <w:ind w:left="720" w:hanging="360"/>
-        <w:rPr/>
-      </w:pPr>
-      <w:r>
-        <w:rPr>
-          <w:b w:val="1"/>
-          <w:bCs w:val="1"/>
-          <w:rtl w:val="0"/>
-        </w:rPr>
-        <w:t xml:space="preserve">LCM &amp; Fraction Addition:</w:t>
-      </w:r>
-      <w:r>
-        <w:rPr>
-          <w:rtl w:val="0"/>
-        </w:rPr>
-        <w:t xml:space="preserve"> Sarah is adding $\frac{5}{12}$ and $\frac{7}{18}$. Use the Least Common Multiple (LCM) of the denominators to find the Least Common Denominator (LCD). What is the sum of the two fractions using the LCD?</w:t>
-      </w:r>
-    </w:p>
-    <w:p>
-      <w:pPr>
-        <w:numPr>
-          <w:ilvl w:val="0"/>
-          <w:numId w:val="5"/>
-        </w:numPr>
-        <w:ind w:left="720" w:hanging="360"/>
-        <w:rPr/>
-      </w:pPr>
-      <w:r>
-        <w:rPr>
-          <w:b w:val="1"/>
-          <w:bCs w:val="1"/>
-          <w:rtl w:val="0"/>
-        </w:rPr>
-        <w:t xml:space="preserve">Divisibility Rules &amp; Integers:</w:t>
-      </w:r>
-      <w:r>
-        <w:rPr>
-          <w:rtl w:val="0"/>
-        </w:rPr>
-        <w:t xml:space="preserve"> A number is 1,234,5</w:t>
-      </w:r>
-      <w:r>
-        <w:rPr>
-          <w:b w:val="1"/>
-          <w:bCs w:val="1"/>
-          <w:rtl w:val="0"/>
-        </w:rPr>
-        <w:t xml:space="preserve">X</w:t>
-      </w:r>
-      <w:r>
-        <w:rPr>
-          <w:rtl w:val="0"/>
-        </w:rPr>
-        <w:t xml:space="preserve">0, where </w:t>
-      </w:r>
-      <w:r>
-        <w:rPr>
-          <w:b w:val="1"/>
-          <w:bCs w:val="1"/>
-          <w:rtl w:val="0"/>
-        </w:rPr>
-        <w:t xml:space="preserve">X</w:t>
-      </w:r>
-      <w:r>
-        <w:rPr>
-          <w:rtl w:val="0"/>
-        </w:rPr>
-        <w:t xml:space="preserve"> is a missing digit. If the number is divisible by 9, what is the value of the missing digit </w:t>
-      </w:r>
-      <w:r>
-        <w:rPr>
-          <w:b w:val="1"/>
-          <w:bCs w:val="1"/>
-          <w:rtl w:val="0"/>
-        </w:rPr>
-        <w:t xml:space="preserve">X</w:t>
-      </w:r>
-      <w:r>
-        <w:rPr>
-          <w:rtl w:val="0"/>
-        </w:rPr>
-        <w:t xml:space="preserve">?</w:t>
-      </w:r>
-    </w:p>
-    <w:p>
-      <w:pPr>
-        <w:numPr>
-          <w:ilvl w:val="0"/>
-          <w:numId w:val="5"/>
-        </w:numPr>
-        <w:ind w:left="720" w:hanging="360"/>
-        <w:rPr/>
-      </w:pPr>
-      <w:r>
-        <w:rPr>
-          <w:b w:val="1"/>
-          <w:bCs w:val="1"/>
-          <w:rtl w:val="0"/>
-        </w:rPr>
-        <w:t xml:space="preserve">Last Digits of Powers &amp; Subtraction:</w:t>
-      </w:r>
-      <w:r>
-        <w:rPr>
-          <w:rtl w:val="0"/>
-        </w:rPr>
-        <w:t xml:space="preserve"> What is the last digit of the final result of $7^{45} - 3^{22}$?</w:t>
-      </w:r>
-    </w:p>
-    <w:p>
-      <w:pPr>
-        <w:numPr>
-          <w:ilvl w:val="0"/>
-          <w:numId w:val="5"/>
-        </w:numPr>
-        <w:ind w:left="720" w:hanging="360"/>
-        <w:rPr/>
-      </w:pPr>
-      <w:r>
-        <w:rPr>
-          <w:b w:val="1"/>
-          <w:bCs w:val="1"/>
-          <w:rtl w:val="0"/>
-        </w:rPr>
-        <w:t xml:space="preserve">Prime Factorization &amp; Comparison:</w:t>
-      </w:r>
-      <w:r>
-        <w:rPr>
-          <w:rtl w:val="0"/>
-        </w:rPr>
-        <w:t xml:space="preserve"> Find the prime factorization of 72 and 108. Compare the number of distinct prime factors for each number.</w:t>
-      </w:r>
-    </w:p>
-    <w:p>
-      <w:pPr>
-        <w:numPr>
-          <w:ilvl w:val="0"/>
-          <w:numId w:val="5"/>
-        </w:numPr>
-        <w:ind w:left="720" w:hanging="360"/>
-        <w:rPr/>
-      </w:pPr>
-      <w:r>
-        <w:rPr>
-          <w:b w:val="1"/>
-          <w:bCs w:val="1"/>
-          <w:rtl w:val="0"/>
-        </w:rPr>
-        <w:t xml:space="preserve">LCM &amp; Scheduling:</w:t>
-      </w:r>
-      <w:r>
-        <w:rPr>
-          <w:rtl w:val="0"/>
-        </w:rPr>
-        <w:t xml:space="preserve"> Two buses leave the station at the same time. Bus A returns to the station every 45 minutes, and Bus B returns every 60 minutes. After how many minutes will they next return to the station at the same time?</w:t>
-      </w:r>
-    </w:p>
+    <w:sdt>
+      <w:sdtPr>
+        <w:id w:val="821901903"/>
+        <w:tag w:val="goog_rdk_160"/>
+      </w:sdtPr>
+      <w:sdtContent>
+        <w:p>
+          <w:pPr>
+            <w:numPr>
+              <w:ilvl w:val="0"/>
+              <w:numId w:val="3"/>
+            </w:numPr>
+            <w:ind w:left="720" w:hanging="360"/>
+            <w:rPr>
+              <w:ins w:author="Virata Pusuluri" w:id="45" w:date="2026-02-02T14:59:52Z"/>
+              <w:rPrChange w:author="Virata Pusuluri" w:id="46" w:date="2026-02-02T14:59:58Z">
+                <w:rPr/>
+              </w:rPrChange>
+            </w:rPr>
+            <w:pPrChange w:author="Virata Pusuluri" w:id="0" w:date="2026-02-02T14:59:58Z">
+              <w:pPr>
+                <w:numPr>
+                  <w:ilvl w:val="0"/>
+                  <w:numId w:val="7"/>
+                </w:numPr>
+                <w:ind w:left="720" w:hanging="360"/>
+              </w:pPr>
+            </w:pPrChange>
+          </w:pPr>
+          <w:r>
+            <w:rPr>
+              <w:b w:val="1"/>
+              <w:bCs w:val="1"/>
+              <w:rtl w:val="0"/>
+            </w:rPr>
+            <w:t xml:space="preserve">GCD &amp; Simplifying Fractions:</w:t>
+          </w:r>
+          <w:r>
+            <w:rPr>
+              <w:rtl w:val="0"/>
+            </w:rPr>
+            <w:t xml:space="preserve"> A fraction is $\frac{144}{216}$. First, find the Greatest Common Divisor (GCD) of the numerator and the denominator, and then use the GCD to simplify the fraction to its lowest terms.</w:t>
+          </w:r>
+          <w:sdt>
+            <w:sdtPr>
+              <w:id w:val="1063638075"/>
+              <w:tag w:val="goog_rdk_159"/>
+            </w:sdtPr>
+            <w:sdtContent>
+              <w:ins w:author="Virata Pusuluri" w:id="45" w:date="2026-02-02T14:59:52Z">
+                <w:r>
+                  <w:rPr>
+                    <w:rtl w:val="0"/>
+                  </w:rPr>
+                </w:r>
+              </w:ins>
+            </w:sdtContent>
+          </w:sdt>
+        </w:p>
+      </w:sdtContent>
+    </w:sdt>
+    <w:sdt>
+      <w:sdtPr>
+        <w:id w:val="2073872610"/>
+        <w:tag w:val="goog_rdk_163"/>
+      </w:sdtPr>
+      <w:sdtContent>
+        <w:p>
+          <w:pPr>
+            <w:numPr>
+              <w:ilvl w:val="1"/>
+              <w:numId w:val="3"/>
+            </w:numPr>
+            <w:ind w:left="1440" w:hanging="360"/>
+            <w:rPr>
+              <w:ins w:author="Virata Pusuluri" w:id="45" w:date="2026-02-02T14:59:52Z"/>
+            </w:rPr>
+            <w:pPrChange w:author="Virata Pusuluri" w:id="0" w:date="2026-02-02T14:59:58Z">
+              <w:pPr>
+                <w:numPr>
+                  <w:ilvl w:val="1"/>
+                  <w:numId w:val="7"/>
+                </w:numPr>
+                <w:ind w:left="1440" w:hanging="360"/>
+              </w:pPr>
+            </w:pPrChange>
+          </w:pPr>
+          <w:sdt>
+            <w:sdtPr>
+              <w:id w:val="1164724661"/>
+              <w:tag w:val="goog_rdk_161"/>
+            </w:sdtPr>
+            <w:sdtContent>
+              <w:ins w:author="Virata Pusuluri" w:id="45" w:date="2026-02-02T14:59:52Z"/>
+              <w:sdt>
+                <w:sdtPr>
+                  <w:id w:val="-569580051"/>
+                  <w:tag w:val="goog_rdk_162"/>
+                </w:sdtPr>
+                <w:sdtContent>
+                  <w:ins w:author="Virata Pusuluri" w:id="45" w:date="2026-02-02T14:59:52Z">
+                    <w:r>
+                      <w:rPr>
+                        <w:rtl w:val="0"/>
+                        <w:rPrChange w:author="Virata Pusuluri" w:id="47" w:date="2026-02-02T14:59:52Z">
+                          <w:rPr/>
+                        </w:rPrChange>
+                      </w:rPr>
+                      <w:t xml:space="preserve">Answer: </w:t>
+                    </w:r>
+                  </w:ins>
+                </w:sdtContent>
+              </w:sdt>
+              <w:ins w:author="Virata Pusuluri" w:id="45" w:date="2026-02-02T14:59:52Z"/>
+            </w:sdtContent>
+          </w:sdt>
+        </w:p>
+      </w:sdtContent>
+    </w:sdt>
+    <w:sdt>
+      <w:sdtPr>
+        <w:id w:val="-1419209303"/>
+        <w:tag w:val="goog_rdk_166"/>
+      </w:sdtPr>
+      <w:sdtContent>
+        <w:p>
+          <w:pPr>
+            <w:numPr>
+              <w:ilvl w:val="2"/>
+              <w:numId w:val="3"/>
+            </w:numPr>
+            <w:ind w:left="2160" w:hanging="360"/>
+            <w:rPr>
+              <w:ins w:author="Virata Pusuluri" w:id="45" w:date="2026-02-02T14:59:52Z"/>
+              <w:u w:val="none"/>
+              <w:rPrChange w:author="Virata Pusuluri" w:id="46" w:date="2026-02-02T14:59:58Z">
+                <w:rPr>
+                  <w:u w:val="none"/>
+                </w:rPr>
+              </w:rPrChange>
+            </w:rPr>
+            <w:pPrChange w:author="Virata Pusuluri" w:id="0" w:date="2026-02-02T14:59:58Z">
+              <w:pPr>
+                <w:numPr>
+                  <w:ilvl w:val="2"/>
+                  <w:numId w:val="7"/>
+                </w:numPr>
+                <w:ind w:left="2160" w:hanging="360"/>
+              </w:pPr>
+            </w:pPrChange>
+          </w:pPr>
+          <w:sdt>
+            <w:sdtPr>
+              <w:id w:val="-1731025646"/>
+              <w:tag w:val="goog_rdk_164"/>
+            </w:sdtPr>
+            <w:sdtContent>
+              <w:ins w:author="Virata Pusuluri" w:id="45" w:date="2026-02-02T14:59:52Z"/>
+              <w:sdt>
+                <w:sdtPr>
+                  <w:id w:val="827437806"/>
+                  <w:tag w:val="goog_rdk_165"/>
+                </w:sdtPr>
+                <w:sdtContent>
+                  <w:ins w:author="Virata Pusuluri" w:id="45" w:date="2026-02-02T14:59:52Z">
+                    <w:r>
+                      <w:rPr>
+                        <w:rtl w:val="0"/>
+                        <w:rPrChange w:author="Virata Pusuluri" w:id="47" w:date="2026-02-02T14:59:52Z">
+                          <w:rPr/>
+                        </w:rPrChange>
+                      </w:rPr>
+                      <w:t xml:space="preserve">Fraction = 144 ÷ 216</w:t>
+                    </w:r>
+                  </w:ins>
+                </w:sdtContent>
+              </w:sdt>
+              <w:ins w:author="Virata Pusuluri" w:id="45" w:date="2026-02-02T14:59:52Z"/>
+            </w:sdtContent>
+          </w:sdt>
+        </w:p>
+      </w:sdtContent>
+    </w:sdt>
+    <w:sdt>
+      <w:sdtPr>
+        <w:id w:val="-163716425"/>
+        <w:tag w:val="goog_rdk_169"/>
+      </w:sdtPr>
+      <w:sdtContent>
+        <w:p>
+          <w:pPr>
+            <w:numPr>
+              <w:ilvl w:val="2"/>
+              <w:numId w:val="3"/>
+            </w:numPr>
+            <w:ind w:left="2160" w:hanging="360"/>
+            <w:rPr>
+              <w:ins w:author="Virata Pusuluri" w:id="45" w:date="2026-02-02T14:59:52Z"/>
+              <w:u w:val="none"/>
+              <w:rPrChange w:author="Virata Pusuluri" w:id="46" w:date="2026-02-02T14:59:58Z">
+                <w:rPr>
+                  <w:u w:val="none"/>
+                </w:rPr>
+              </w:rPrChange>
+            </w:rPr>
+            <w:pPrChange w:author="Virata Pusuluri" w:id="0" w:date="2026-02-02T14:59:58Z">
+              <w:pPr>
+                <w:numPr>
+                  <w:ilvl w:val="2"/>
+                  <w:numId w:val="7"/>
+                </w:numPr>
+                <w:ind w:left="2160" w:hanging="360"/>
+              </w:pPr>
+            </w:pPrChange>
+          </w:pPr>
+          <w:sdt>
+            <w:sdtPr>
+              <w:id w:val="1001651949"/>
+              <w:tag w:val="goog_rdk_167"/>
+            </w:sdtPr>
+            <w:sdtContent>
+              <w:ins w:author="Virata Pusuluri" w:id="45" w:date="2026-02-02T14:59:52Z"/>
+              <w:sdt>
+                <w:sdtPr>
+                  <w:id w:val="1207380749"/>
+                  <w:tag w:val="goog_rdk_168"/>
+                </w:sdtPr>
+                <w:sdtContent>
+                  <w:ins w:author="Virata Pusuluri" w:id="45" w:date="2026-02-02T14:59:52Z">
+                    <w:r>
+                      <w:rPr>
+                        <w:rtl w:val="0"/>
+                        <w:rPrChange w:author="Virata Pusuluri" w:id="47" w:date="2026-02-02T14:59:52Z">
+                          <w:rPr/>
+                        </w:rPrChange>
+                      </w:rPr>
+                      <w:t xml:space="preserve">GCD (done in Notes) = 72</w:t>
+                    </w:r>
+                  </w:ins>
+                </w:sdtContent>
+              </w:sdt>
+              <w:ins w:author="Virata Pusuluri" w:id="45" w:date="2026-02-02T14:59:52Z"/>
+            </w:sdtContent>
+          </w:sdt>
+        </w:p>
+      </w:sdtContent>
+    </w:sdt>
+    <w:sdt>
+      <w:sdtPr>
+        <w:id w:val="1209981075"/>
+        <w:tag w:val="goog_rdk_172"/>
+      </w:sdtPr>
+      <w:sdtContent>
+        <w:p>
+          <w:pPr>
+            <w:numPr>
+              <w:ilvl w:val="2"/>
+              <w:numId w:val="3"/>
+            </w:numPr>
+            <w:ind w:left="2160" w:hanging="360"/>
+            <w:rPr>
+              <w:ins w:author="Virata Pusuluri" w:id="45" w:date="2026-02-02T14:59:52Z"/>
+              <w:u w:val="none"/>
+              <w:rPrChange w:author="Virata Pusuluri" w:id="46" w:date="2026-02-02T14:59:58Z">
+                <w:rPr>
+                  <w:u w:val="none"/>
+                </w:rPr>
+              </w:rPrChange>
+            </w:rPr>
+            <w:pPrChange w:author="Virata Pusuluri" w:id="0" w:date="2026-02-02T14:59:58Z">
+              <w:pPr>
+                <w:numPr>
+                  <w:ilvl w:val="2"/>
+                  <w:numId w:val="7"/>
+                </w:numPr>
+                <w:ind w:left="2160" w:hanging="360"/>
+              </w:pPr>
+            </w:pPrChange>
+          </w:pPr>
+          <w:sdt>
+            <w:sdtPr>
+              <w:id w:val="-1083503622"/>
+              <w:tag w:val="goog_rdk_170"/>
+            </w:sdtPr>
+            <w:sdtContent>
+              <w:ins w:author="Virata Pusuluri" w:id="45" w:date="2026-02-02T14:59:52Z"/>
+              <w:sdt>
+                <w:sdtPr>
+                  <w:id w:val="623982580"/>
+                  <w:tag w:val="goog_rdk_171"/>
+                </w:sdtPr>
+                <w:sdtContent>
+                  <w:ins w:author="Virata Pusuluri" w:id="45" w:date="2026-02-02T14:59:52Z">
+                    <w:r>
+                      <w:rPr>
+                        <w:rtl w:val="0"/>
+                        <w:rPrChange w:author="Virata Pusuluri" w:id="47" w:date="2026-02-02T14:59:52Z">
+                          <w:rPr/>
+                        </w:rPrChange>
+                      </w:rPr>
+                      <w:t xml:space="preserve">144 = 72 × 2</w:t>
+                    </w:r>
+                  </w:ins>
+                </w:sdtContent>
+              </w:sdt>
+              <w:ins w:author="Virata Pusuluri" w:id="45" w:date="2026-02-02T14:59:52Z"/>
+            </w:sdtContent>
+          </w:sdt>
+        </w:p>
+      </w:sdtContent>
+    </w:sdt>
+    <w:sdt>
+      <w:sdtPr>
+        <w:id w:val="-2131062675"/>
+        <w:tag w:val="goog_rdk_175"/>
+      </w:sdtPr>
+      <w:sdtContent>
+        <w:p>
+          <w:pPr>
+            <w:numPr>
+              <w:ilvl w:val="2"/>
+              <w:numId w:val="3"/>
+            </w:numPr>
+            <w:ind w:left="2160" w:hanging="360"/>
+            <w:rPr>
+              <w:ins w:author="Virata Pusuluri" w:id="45" w:date="2026-02-02T14:59:52Z"/>
+              <w:u w:val="none"/>
+              <w:rPrChange w:author="Virata Pusuluri" w:id="46" w:date="2026-02-02T14:59:58Z">
+                <w:rPr>
+                  <w:u w:val="none"/>
+                </w:rPr>
+              </w:rPrChange>
+            </w:rPr>
+            <w:pPrChange w:author="Virata Pusuluri" w:id="0" w:date="2026-02-02T14:59:58Z">
+              <w:pPr>
+                <w:numPr>
+                  <w:ilvl w:val="2"/>
+                  <w:numId w:val="7"/>
+                </w:numPr>
+                <w:ind w:left="2160" w:hanging="360"/>
+              </w:pPr>
+            </w:pPrChange>
+          </w:pPr>
+          <w:sdt>
+            <w:sdtPr>
+              <w:id w:val="-251703081"/>
+              <w:tag w:val="goog_rdk_173"/>
+            </w:sdtPr>
+            <w:sdtContent>
+              <w:ins w:author="Virata Pusuluri" w:id="45" w:date="2026-02-02T14:59:52Z"/>
+              <w:sdt>
+                <w:sdtPr>
+                  <w:id w:val="-675988494"/>
+                  <w:tag w:val="goog_rdk_174"/>
+                </w:sdtPr>
+                <w:sdtContent>
+                  <w:ins w:author="Virata Pusuluri" w:id="45" w:date="2026-02-02T14:59:52Z">
+                    <w:r>
+                      <w:rPr>
+                        <w:rtl w:val="0"/>
+                        <w:rPrChange w:author="Virata Pusuluri" w:id="47" w:date="2026-02-02T14:59:52Z">
+                          <w:rPr/>
+                        </w:rPrChange>
+                      </w:rPr>
+                      <w:t xml:space="preserve">216 = 72 × 3</w:t>
+                    </w:r>
+                  </w:ins>
+                </w:sdtContent>
+              </w:sdt>
+              <w:ins w:author="Virata Pusuluri" w:id="45" w:date="2026-02-02T14:59:52Z"/>
+            </w:sdtContent>
+          </w:sdt>
+        </w:p>
+      </w:sdtContent>
+    </w:sdt>
+    <w:sdt>
+      <w:sdtPr>
+        <w:id w:val="-44908842"/>
+        <w:tag w:val="goog_rdk_178"/>
+      </w:sdtPr>
+      <w:sdtContent>
+        <w:p>
+          <w:pPr>
+            <w:numPr>
+              <w:ilvl w:val="0"/>
+              <w:numId w:val="3"/>
+            </w:numPr>
+            <w:ind w:left="720" w:hanging="360"/>
+            <w:rPr>
+              <w:rPrChange w:author="Virata Pusuluri" w:id="46" w:date="2026-02-02T14:59:58Z">
+                <w:rPr/>
+              </w:rPrChange>
+            </w:rPr>
+            <w:pPrChange w:author="Virata Pusuluri" w:id="0" w:date="2026-02-02T14:59:58Z">
+              <w:pPr>
+                <w:numPr>
+                  <w:ilvl w:val="0"/>
+                  <w:numId w:val="7"/>
+                </w:numPr>
+                <w:ind w:left="720" w:hanging="360"/>
+              </w:pPr>
+            </w:pPrChange>
+          </w:pPr>
+          <w:sdt>
+            <w:sdtPr>
+              <w:id w:val="814063632"/>
+              <w:tag w:val="goog_rdk_176"/>
+            </w:sdtPr>
+            <w:sdtContent>
+              <w:ins w:author="Virata Pusuluri" w:id="45" w:date="2026-02-02T14:59:52Z"/>
+              <w:sdt>
+                <w:sdtPr>
+                  <w:id w:val="-987094022"/>
+                  <w:tag w:val="goog_rdk_177"/>
+                </w:sdtPr>
+                <w:sdtContent>
+                  <w:ins w:author="Virata Pusuluri" w:id="45" w:date="2026-02-02T14:59:52Z">
+                    <w:r>
+                      <w:rPr>
+                        <w:rtl w:val="0"/>
+                        <w:rPrChange w:author="Virata Pusuluri" w:id="47" w:date="2026-02-02T14:59:52Z">
+                          <w:rPr/>
+                        </w:rPrChange>
+                      </w:rPr>
+                      <w:t xml:space="preserve">Simplified = ⅔</w:t>
+                    </w:r>
+                  </w:ins>
+                </w:sdtContent>
+              </w:sdt>
+              <w:ins w:author="Virata Pusuluri" w:id="45" w:date="2026-02-02T14:59:52Z"/>
+            </w:sdtContent>
+          </w:sdt>
+          <w:r>
+            <w:rPr>
+              <w:rtl w:val="0"/>
+            </w:rPr>
+          </w:r>
+        </w:p>
+      </w:sdtContent>
+    </w:sdt>
+    <w:sdt>
+      <w:sdtPr>
+        <w:id w:val="-530970735"/>
+        <w:tag w:val="goog_rdk_180"/>
+      </w:sdtPr>
+      <w:sdtContent>
+        <w:p>
+          <w:pPr>
+            <w:numPr>
+              <w:ilvl w:val="0"/>
+              <w:numId w:val="3"/>
+            </w:numPr>
+            <w:ind w:left="720" w:hanging="360"/>
+            <w:rPr>
+              <w:ins w:author="Virata Pusuluri" w:id="48" w:date="2026-02-03T13:42:02Z"/>
+              <w:rPrChange w:author="Virata Pusuluri" w:id="46" w:date="2026-02-02T14:59:58Z">
+                <w:rPr/>
+              </w:rPrChange>
+            </w:rPr>
+            <w:pPrChange w:author="Virata Pusuluri" w:id="0" w:date="2026-02-02T14:59:58Z">
+              <w:pPr>
+                <w:numPr>
+                  <w:ilvl w:val="0"/>
+                  <w:numId w:val="7"/>
+                </w:numPr>
+                <w:ind w:left="720" w:hanging="360"/>
+              </w:pPr>
+            </w:pPrChange>
+          </w:pPr>
+          <w:r>
+            <w:rPr>
+              <w:b w:val="1"/>
+              <w:bCs w:val="1"/>
+              <w:rtl w:val="0"/>
+            </w:rPr>
+            <w:t xml:space="preserve">LCM &amp; Fraction Addition:</w:t>
+          </w:r>
+          <w:r>
+            <w:rPr>
+              <w:rtl w:val="0"/>
+            </w:rPr>
+            <w:t xml:space="preserve"> Sarah is adding $\frac{5}{12}$ and $\frac{7}{18}$. Use the Least Common Multiple (LCM) of the denominators to find the Least Common Denominator (LCD). What is the sum of the two fractions using the LCD?</w:t>
+          </w:r>
+          <w:sdt>
+            <w:sdtPr>
+              <w:id w:val="1664985815"/>
+              <w:tag w:val="goog_rdk_179"/>
+            </w:sdtPr>
+            <w:sdtContent>
+              <w:ins w:author="Virata Pusuluri" w:id="48" w:date="2026-02-03T13:42:02Z">
+                <w:r>
+                  <w:rPr>
+                    <w:rtl w:val="0"/>
+                  </w:rPr>
+                </w:r>
+              </w:ins>
+            </w:sdtContent>
+          </w:sdt>
+        </w:p>
+      </w:sdtContent>
+    </w:sdt>
+    <w:sdt>
+      <w:sdtPr>
+        <w:id w:val="717707650"/>
+        <w:tag w:val="goog_rdk_183"/>
+      </w:sdtPr>
+      <w:sdtContent>
+        <w:p>
+          <w:pPr>
+            <w:numPr>
+              <w:ilvl w:val="1"/>
+              <w:numId w:val="3"/>
+            </w:numPr>
+            <w:ind w:left="1440" w:hanging="360"/>
+            <w:rPr>
+              <w:ins w:author="Virata Pusuluri" w:id="48" w:date="2026-02-03T13:42:02Z"/>
+              <w:u w:val="none"/>
+              <w:rPrChange w:author="Virata Pusuluri" w:id="46" w:date="2026-02-02T14:59:58Z">
+                <w:rPr>
+                  <w:u w:val="none"/>
+                </w:rPr>
+              </w:rPrChange>
+            </w:rPr>
+            <w:pPrChange w:author="Virata Pusuluri" w:id="0" w:date="2026-02-02T14:59:58Z">
+              <w:pPr>
+                <w:numPr>
+                  <w:ilvl w:val="1"/>
+                  <w:numId w:val="7"/>
+                </w:numPr>
+                <w:ind w:left="1440" w:hanging="360"/>
+              </w:pPr>
+            </w:pPrChange>
+          </w:pPr>
+          <w:sdt>
+            <w:sdtPr>
+              <w:id w:val="664846832"/>
+              <w:tag w:val="goog_rdk_181"/>
+            </w:sdtPr>
+            <w:sdtContent>
+              <w:ins w:author="Virata Pusuluri" w:id="48" w:date="2026-02-03T13:42:02Z"/>
+              <w:sdt>
+                <w:sdtPr>
+                  <w:id w:val="-1381139864"/>
+                  <w:tag w:val="goog_rdk_182"/>
+                </w:sdtPr>
+                <w:sdtContent>
+                  <w:ins w:author="Virata Pusuluri" w:id="48" w:date="2026-02-03T13:42:02Z">
+                    <w:r>
+                      <w:rPr>
+                        <w:rtl w:val="0"/>
+                        <w:rPrChange w:author="Virata Pusuluri" w:id="49" w:date="2026-02-03T13:42:02Z">
+                          <w:rPr/>
+                        </w:rPrChange>
+                      </w:rPr>
+                      <w:t xml:space="preserve">Answer: </w:t>
+                    </w:r>
+                  </w:ins>
+                </w:sdtContent>
+              </w:sdt>
+              <w:ins w:author="Virata Pusuluri" w:id="48" w:date="2026-02-03T13:42:02Z"/>
+            </w:sdtContent>
+          </w:sdt>
+        </w:p>
+      </w:sdtContent>
+    </w:sdt>
+    <w:sdt>
+      <w:sdtPr>
+        <w:id w:val="-1803048840"/>
+        <w:tag w:val="goog_rdk_186"/>
+      </w:sdtPr>
+      <w:sdtContent>
+        <w:p>
+          <w:pPr>
+            <w:numPr>
+              <w:ilvl w:val="2"/>
+              <w:numId w:val="3"/>
+            </w:numPr>
+            <w:ind w:left="2160" w:hanging="360"/>
+            <w:rPr>
+              <w:ins w:author="Virata Pusuluri" w:id="48" w:date="2026-02-03T13:42:02Z"/>
+              <w:u w:val="none"/>
+              <w:rPrChange w:author="Virata Pusuluri" w:id="46" w:date="2026-02-02T14:59:58Z">
+                <w:rPr>
+                  <w:u w:val="none"/>
+                </w:rPr>
+              </w:rPrChange>
+            </w:rPr>
+            <w:pPrChange w:author="Virata Pusuluri" w:id="0" w:date="2026-02-02T14:59:58Z">
+              <w:pPr>
+                <w:numPr>
+                  <w:ilvl w:val="2"/>
+                  <w:numId w:val="7"/>
+                </w:numPr>
+                <w:ind w:left="2160" w:hanging="360"/>
+              </w:pPr>
+            </w:pPrChange>
+          </w:pPr>
+          <w:sdt>
+            <w:sdtPr>
+              <w:id w:val="354780997"/>
+              <w:tag w:val="goog_rdk_184"/>
+            </w:sdtPr>
+            <w:sdtContent>
+              <w:ins w:author="Virata Pusuluri" w:id="48" w:date="2026-02-03T13:42:02Z"/>
+              <w:sdt>
+                <w:sdtPr>
+                  <w:id w:val="-380650970"/>
+                  <w:tag w:val="goog_rdk_185"/>
+                </w:sdtPr>
+                <w:sdtContent>
+                  <w:ins w:author="Virata Pusuluri" w:id="48" w:date="2026-02-03T13:42:02Z">
+                    <w:r>
+                      <w:rPr>
+                        <w:rtl w:val="0"/>
+                        <w:rPrChange w:author="Virata Pusuluri" w:id="49" w:date="2026-02-03T13:42:02Z">
+                          <w:rPr/>
+                        </w:rPrChange>
+                      </w:rPr>
+                      <w:t xml:space="preserve">Fractions = 5/12 + 7/18</w:t>
+                    </w:r>
+                  </w:ins>
+                </w:sdtContent>
+              </w:sdt>
+              <w:ins w:author="Virata Pusuluri" w:id="48" w:date="2026-02-03T13:42:02Z"/>
+            </w:sdtContent>
+          </w:sdt>
+        </w:p>
+      </w:sdtContent>
+    </w:sdt>
+    <w:sdt>
+      <w:sdtPr>
+        <w:id w:val="126217754"/>
+        <w:tag w:val="goog_rdk_189"/>
+      </w:sdtPr>
+      <w:sdtContent>
+        <w:p>
+          <w:pPr>
+            <w:numPr>
+              <w:ilvl w:val="2"/>
+              <w:numId w:val="3"/>
+            </w:numPr>
+            <w:ind w:left="2160" w:hanging="360"/>
+            <w:rPr>
+              <w:ins w:author="Virata Pusuluri" w:id="48" w:date="2026-02-03T13:42:02Z"/>
+              <w:u w:val="none"/>
+              <w:rPrChange w:author="Virata Pusuluri" w:id="46" w:date="2026-02-02T14:59:58Z">
+                <w:rPr>
+                  <w:u w:val="none"/>
+                </w:rPr>
+              </w:rPrChange>
+            </w:rPr>
+            <w:pPrChange w:author="Virata Pusuluri" w:id="0" w:date="2026-02-02T14:59:58Z">
+              <w:pPr>
+                <w:numPr>
+                  <w:ilvl w:val="2"/>
+                  <w:numId w:val="7"/>
+                </w:numPr>
+                <w:ind w:left="2160" w:hanging="360"/>
+              </w:pPr>
+            </w:pPrChange>
+          </w:pPr>
+          <w:sdt>
+            <w:sdtPr>
+              <w:id w:val="865313840"/>
+              <w:tag w:val="goog_rdk_187"/>
+            </w:sdtPr>
+            <w:sdtContent>
+              <w:ins w:author="Virata Pusuluri" w:id="48" w:date="2026-02-03T13:42:02Z"/>
+              <w:sdt>
+                <w:sdtPr>
+                  <w:id w:val="174118842"/>
+                  <w:tag w:val="goog_rdk_188"/>
+                </w:sdtPr>
+                <w:sdtContent>
+                  <w:ins w:author="Virata Pusuluri" w:id="48" w:date="2026-02-03T13:42:02Z">
+                    <w:r>
+                      <w:rPr>
+                        <w:rtl w:val="0"/>
+                        <w:rPrChange w:author="Virata Pusuluri" w:id="49" w:date="2026-02-03T13:42:02Z">
+                          <w:rPr/>
+                        </w:rPrChange>
+                      </w:rPr>
+                      <w:t xml:space="preserve">LCM = 36</w:t>
+                    </w:r>
+                  </w:ins>
+                </w:sdtContent>
+              </w:sdt>
+              <w:ins w:author="Virata Pusuluri" w:id="48" w:date="2026-02-03T13:42:02Z"/>
+            </w:sdtContent>
+          </w:sdt>
+        </w:p>
+      </w:sdtContent>
+    </w:sdt>
+    <w:sdt>
+      <w:sdtPr>
+        <w:id w:val="322945400"/>
+        <w:tag w:val="goog_rdk_192"/>
+      </w:sdtPr>
+      <w:sdtContent>
+        <w:p>
+          <w:pPr>
+            <w:numPr>
+              <w:ilvl w:val="0"/>
+              <w:numId w:val="3"/>
+            </w:numPr>
+            <w:ind w:left="720" w:hanging="360"/>
+            <w:rPr>
+              <w:rPrChange w:author="Virata Pusuluri" w:id="46" w:date="2026-02-02T14:59:58Z">
+                <w:rPr/>
+              </w:rPrChange>
+            </w:rPr>
+            <w:pPrChange w:author="Virata Pusuluri" w:id="0" w:date="2026-02-02T14:59:58Z">
+              <w:pPr>
+                <w:numPr>
+                  <w:ilvl w:val="0"/>
+                  <w:numId w:val="7"/>
+                </w:numPr>
+                <w:ind w:left="720" w:hanging="360"/>
+              </w:pPr>
+            </w:pPrChange>
+          </w:pPr>
+          <w:sdt>
+            <w:sdtPr>
+              <w:id w:val="-1663012859"/>
+              <w:tag w:val="goog_rdk_190"/>
+            </w:sdtPr>
+            <w:sdtContent>
+              <w:ins w:author="Virata Pusuluri" w:id="48" w:date="2026-02-03T13:42:02Z"/>
+              <w:sdt>
+                <w:sdtPr>
+                  <w:id w:val="563792542"/>
+                  <w:tag w:val="goog_rdk_191"/>
+                </w:sdtPr>
+                <w:sdtContent>
+                  <w:ins w:author="Virata Pusuluri" w:id="48" w:date="2026-02-03T13:42:02Z">
+                    <w:r>
+                      <w:rPr>
+                        <w:rtl w:val="0"/>
+                        <w:rPrChange w:author="Virata Pusuluri" w:id="49" w:date="2026-02-03T13:42:02Z">
+                          <w:rPr/>
+                        </w:rPrChange>
+                      </w:rPr>
+                      <w:t xml:space="preserve">Fraction (done in Notes) = 29/36</w:t>
+                    </w:r>
+                  </w:ins>
+                </w:sdtContent>
+              </w:sdt>
+              <w:ins w:author="Virata Pusuluri" w:id="48" w:date="2026-02-03T13:42:02Z"/>
+            </w:sdtContent>
+          </w:sdt>
+          <w:r>
+            <w:rPr>
+              <w:rtl w:val="0"/>
+            </w:rPr>
+          </w:r>
+        </w:p>
+      </w:sdtContent>
+    </w:sdt>
+    <w:sdt>
+      <w:sdtPr>
+        <w:id w:val="21921203"/>
+        <w:tag w:val="goog_rdk_194"/>
+      </w:sdtPr>
+      <w:sdtContent>
+        <w:p>
+          <w:pPr>
+            <w:numPr>
+              <w:ilvl w:val="0"/>
+              <w:numId w:val="3"/>
+            </w:numPr>
+            <w:ind w:left="720" w:hanging="360"/>
+            <w:rPr>
+              <w:ins w:author="Virata Pusuluri" w:id="50" w:date="2026-02-02T15:13:46Z"/>
+              <w:rPrChange w:author="Virata Pusuluri" w:id="46" w:date="2026-02-02T14:59:58Z">
+                <w:rPr/>
+              </w:rPrChange>
+            </w:rPr>
+            <w:pPrChange w:author="Virata Pusuluri" w:id="0" w:date="2026-02-02T14:59:58Z">
+              <w:pPr>
+                <w:numPr>
+                  <w:ilvl w:val="0"/>
+                  <w:numId w:val="7"/>
+                </w:numPr>
+                <w:ind w:left="720" w:hanging="360"/>
+              </w:pPr>
+            </w:pPrChange>
+          </w:pPr>
+          <w:r>
+            <w:rPr>
+              <w:b w:val="1"/>
+              <w:bCs w:val="1"/>
+              <w:rtl w:val="0"/>
+            </w:rPr>
+            <w:t xml:space="preserve">Divisibility Rules &amp; Integers:</w:t>
+          </w:r>
+          <w:r>
+            <w:rPr>
+              <w:rtl w:val="0"/>
+            </w:rPr>
+            <w:t xml:space="preserve"> A number is 1,234,5</w:t>
+          </w:r>
+          <w:r>
+            <w:rPr>
+              <w:b w:val="1"/>
+              <w:bCs w:val="1"/>
+              <w:rtl w:val="0"/>
+            </w:rPr>
+            <w:t xml:space="preserve">X</w:t>
+          </w:r>
+          <w:r>
+            <w:rPr>
+              <w:rtl w:val="0"/>
+            </w:rPr>
+            <w:t xml:space="preserve">0, where </w:t>
+          </w:r>
+          <w:r>
+            <w:rPr>
+              <w:b w:val="1"/>
+              <w:bCs w:val="1"/>
+              <w:rtl w:val="0"/>
+            </w:rPr>
+            <w:t xml:space="preserve">X</w:t>
+          </w:r>
+          <w:r>
+            <w:rPr>
+              <w:rtl w:val="0"/>
+            </w:rPr>
+            <w:t xml:space="preserve"> is a missing digit. If the number is divisible by 9, what is the value of the missing digit </w:t>
+          </w:r>
+          <w:r>
+            <w:rPr>
+              <w:b w:val="1"/>
+              <w:bCs w:val="1"/>
+              <w:rtl w:val="0"/>
+            </w:rPr>
+            <w:t xml:space="preserve">X</w:t>
+          </w:r>
+          <w:r>
+            <w:rPr>
+              <w:rtl w:val="0"/>
+            </w:rPr>
+            <w:t xml:space="preserve">?</w:t>
+          </w:r>
+          <w:sdt>
+            <w:sdtPr>
+              <w:id w:val="764309972"/>
+              <w:tag w:val="goog_rdk_193"/>
+            </w:sdtPr>
+            <w:sdtContent>
+              <w:ins w:author="Virata Pusuluri" w:id="50" w:date="2026-02-02T15:13:46Z">
+                <w:r>
+                  <w:rPr>
+                    <w:rtl w:val="0"/>
+                  </w:rPr>
+                </w:r>
+              </w:ins>
+            </w:sdtContent>
+          </w:sdt>
+        </w:p>
+      </w:sdtContent>
+    </w:sdt>
+    <w:sdt>
+      <w:sdtPr>
+        <w:id w:val="-401488243"/>
+        <w:tag w:val="goog_rdk_197"/>
+      </w:sdtPr>
+      <w:sdtContent>
+        <w:p>
+          <w:pPr>
+            <w:numPr>
+              <w:ilvl w:val="1"/>
+              <w:numId w:val="3"/>
+            </w:numPr>
+            <w:ind w:left="1440" w:hanging="360"/>
+            <w:rPr>
+              <w:ins w:author="Virata Pusuluri" w:id="50" w:date="2026-02-02T15:13:46Z"/>
+              <w:u w:val="none"/>
+              <w:rPrChange w:author="Virata Pusuluri" w:id="46" w:date="2026-02-02T14:59:58Z">
+                <w:rPr>
+                  <w:u w:val="none"/>
+                </w:rPr>
+              </w:rPrChange>
+            </w:rPr>
+            <w:pPrChange w:author="Virata Pusuluri" w:id="0" w:date="2026-02-02T14:59:58Z">
+              <w:pPr>
+                <w:numPr>
+                  <w:ilvl w:val="1"/>
+                  <w:numId w:val="7"/>
+                </w:numPr>
+                <w:ind w:left="1440" w:hanging="360"/>
+              </w:pPr>
+            </w:pPrChange>
+          </w:pPr>
+          <w:sdt>
+            <w:sdtPr>
+              <w:id w:val="391464032"/>
+              <w:tag w:val="goog_rdk_195"/>
+            </w:sdtPr>
+            <w:sdtContent>
+              <w:ins w:author="Virata Pusuluri" w:id="50" w:date="2026-02-02T15:13:46Z"/>
+              <w:sdt>
+                <w:sdtPr>
+                  <w:id w:val="1254504530"/>
+                  <w:tag w:val="goog_rdk_196"/>
+                </w:sdtPr>
+                <w:sdtContent>
+                  <w:ins w:author="Virata Pusuluri" w:id="50" w:date="2026-02-02T15:13:46Z">
+                    <w:r>
+                      <w:rPr>
+                        <w:rtl w:val="0"/>
+                        <w:rPrChange w:author="Virata Pusuluri" w:id="51" w:date="2026-02-02T15:13:46Z">
+                          <w:rPr/>
+                        </w:rPrChange>
+                      </w:rPr>
+                      <w:t xml:space="preserve">Answer:</w:t>
+                    </w:r>
+                  </w:ins>
+                </w:sdtContent>
+              </w:sdt>
+              <w:ins w:author="Virata Pusuluri" w:id="50" w:date="2026-02-02T15:13:46Z"/>
+            </w:sdtContent>
+          </w:sdt>
+        </w:p>
+      </w:sdtContent>
+    </w:sdt>
+    <w:sdt>
+      <w:sdtPr>
+        <w:id w:val="-117182575"/>
+        <w:tag w:val="goog_rdk_200"/>
+      </w:sdtPr>
+      <w:sdtContent>
+        <w:p>
+          <w:pPr>
+            <w:numPr>
+              <w:ilvl w:val="2"/>
+              <w:numId w:val="3"/>
+            </w:numPr>
+            <w:ind w:left="2160" w:hanging="360"/>
+            <w:rPr>
+              <w:ins w:author="Virata Pusuluri" w:id="50" w:date="2026-02-02T15:13:46Z"/>
+              <w:u w:val="none"/>
+              <w:rPrChange w:author="Virata Pusuluri" w:id="46" w:date="2026-02-02T14:59:58Z">
+                <w:rPr>
+                  <w:u w:val="none"/>
+                </w:rPr>
+              </w:rPrChange>
+            </w:rPr>
+            <w:pPrChange w:author="Virata Pusuluri" w:id="0" w:date="2026-02-02T14:59:58Z">
+              <w:pPr>
+                <w:numPr>
+                  <w:ilvl w:val="2"/>
+                  <w:numId w:val="7"/>
+                </w:numPr>
+                <w:ind w:left="2160" w:hanging="360"/>
+              </w:pPr>
+            </w:pPrChange>
+          </w:pPr>
+          <w:sdt>
+            <w:sdtPr>
+              <w:id w:val="-863574703"/>
+              <w:tag w:val="goog_rdk_198"/>
+            </w:sdtPr>
+            <w:sdtContent>
+              <w:ins w:author="Virata Pusuluri" w:id="50" w:date="2026-02-02T15:13:46Z"/>
+              <w:sdt>
+                <w:sdtPr>
+                  <w:id w:val="1483735800"/>
+                  <w:tag w:val="goog_rdk_199"/>
+                </w:sdtPr>
+                <w:sdtContent>
+                  <w:ins w:author="Virata Pusuluri" w:id="50" w:date="2026-02-02T15:13:46Z">
+                    <w:r>
+                      <w:rPr>
+                        <w:rtl w:val="0"/>
+                        <w:rPrChange w:author="Virata Pusuluri" w:id="51" w:date="2026-02-02T15:13:46Z">
+                          <w:rPr/>
+                        </w:rPrChange>
+                      </w:rPr>
+                      <w:t xml:space="preserve">Number divisible = 9</w:t>
+                    </w:r>
+                  </w:ins>
+                </w:sdtContent>
+              </w:sdt>
+              <w:ins w:author="Virata Pusuluri" w:id="50" w:date="2026-02-02T15:13:46Z"/>
+            </w:sdtContent>
+          </w:sdt>
+        </w:p>
+      </w:sdtContent>
+    </w:sdt>
+    <w:sdt>
+      <w:sdtPr>
+        <w:id w:val="-376427200"/>
+        <w:tag w:val="goog_rdk_203"/>
+      </w:sdtPr>
+      <w:sdtContent>
+        <w:p>
+          <w:pPr>
+            <w:numPr>
+              <w:ilvl w:val="0"/>
+              <w:numId w:val="3"/>
+            </w:numPr>
+            <w:ind w:left="720" w:hanging="360"/>
+            <w:rPr>
+              <w:rPrChange w:author="Virata Pusuluri" w:id="46" w:date="2026-02-02T14:59:58Z">
+                <w:rPr/>
+              </w:rPrChange>
+            </w:rPr>
+            <w:pPrChange w:author="Virata Pusuluri" w:id="0" w:date="2026-02-02T14:59:58Z">
+              <w:pPr>
+                <w:numPr>
+                  <w:ilvl w:val="0"/>
+                  <w:numId w:val="7"/>
+                </w:numPr>
+                <w:ind w:left="720" w:hanging="360"/>
+              </w:pPr>
+            </w:pPrChange>
+          </w:pPr>
+          <w:sdt>
+            <w:sdtPr>
+              <w:id w:val="-275194674"/>
+              <w:tag w:val="goog_rdk_201"/>
+            </w:sdtPr>
+            <w:sdtContent>
+              <w:ins w:author="Virata Pusuluri" w:id="50" w:date="2026-02-02T15:13:46Z"/>
+              <w:sdt>
+                <w:sdtPr>
+                  <w:id w:val="1713431062"/>
+                  <w:tag w:val="goog_rdk_202"/>
+                </w:sdtPr>
+                <w:sdtContent>
+                  <w:ins w:author="Virata Pusuluri" w:id="50" w:date="2026-02-02T15:13:46Z">
+                    <w:r>
+                      <w:rPr>
+                        <w:rtl w:val="0"/>
+                        <w:rPrChange w:author="Virata Pusuluri" w:id="51" w:date="2026-02-02T15:13:46Z">
+                          <w:rPr/>
+                        </w:rPrChange>
+                      </w:rPr>
+                      <w:t xml:space="preserve">X = 3</w:t>
+                    </w:r>
+                  </w:ins>
+                </w:sdtContent>
+              </w:sdt>
+              <w:ins w:author="Virata Pusuluri" w:id="50" w:date="2026-02-02T15:13:46Z"/>
+            </w:sdtContent>
+          </w:sdt>
+          <w:r>
+            <w:rPr>
+              <w:rtl w:val="0"/>
+            </w:rPr>
+          </w:r>
+        </w:p>
+      </w:sdtContent>
+    </w:sdt>
+    <w:sdt>
+      <w:sdtPr>
+        <w:id w:val="700863518"/>
+        <w:tag w:val="goog_rdk_205"/>
+      </w:sdtPr>
+      <w:sdtContent>
+        <w:p>
+          <w:pPr>
+            <w:numPr>
+              <w:ilvl w:val="0"/>
+              <w:numId w:val="3"/>
+            </w:numPr>
+            <w:ind w:left="720" w:hanging="360"/>
+            <w:rPr>
+              <w:ins w:author="Virata Pusuluri" w:id="52" w:date="2026-02-03T13:49:22Z"/>
+              <w:rPrChange w:author="Virata Pusuluri" w:id="46" w:date="2026-02-02T14:59:58Z">
+                <w:rPr/>
+              </w:rPrChange>
+            </w:rPr>
+            <w:pPrChange w:author="Virata Pusuluri" w:id="0" w:date="2026-02-02T14:59:58Z">
+              <w:pPr>
+                <w:numPr>
+                  <w:ilvl w:val="0"/>
+                  <w:numId w:val="7"/>
+                </w:numPr>
+                <w:ind w:left="720" w:hanging="360"/>
+              </w:pPr>
+            </w:pPrChange>
+          </w:pPr>
+          <w:r>
+            <w:rPr>
+              <w:b w:val="1"/>
+              <w:bCs w:val="1"/>
+              <w:rtl w:val="0"/>
+            </w:rPr>
+            <w:t xml:space="preserve">Last Digits of Powers &amp; Subtraction:</w:t>
+          </w:r>
+          <w:r>
+            <w:rPr>
+              <w:rtl w:val="0"/>
+            </w:rPr>
+            <w:t xml:space="preserve"> What is the last digit of the final result of $7^{45} - 3^{22}$?</w:t>
+          </w:r>
+          <w:sdt>
+            <w:sdtPr>
+              <w:id w:val="-2014654838"/>
+              <w:tag w:val="goog_rdk_204"/>
+            </w:sdtPr>
+            <w:sdtContent>
+              <w:ins w:author="Virata Pusuluri" w:id="52" w:date="2026-02-03T13:49:22Z">
+                <w:r>
+                  <w:rPr>
+                    <w:rtl w:val="0"/>
+                  </w:rPr>
+                </w:r>
+              </w:ins>
+            </w:sdtContent>
+          </w:sdt>
+        </w:p>
+      </w:sdtContent>
+    </w:sdt>
+    <w:sdt>
+      <w:sdtPr>
+        <w:id w:val="-1860176161"/>
+        <w:tag w:val="goog_rdk_208"/>
+      </w:sdtPr>
+      <w:sdtContent>
+        <w:p>
+          <w:pPr>
+            <w:numPr>
+              <w:ilvl w:val="1"/>
+              <w:numId w:val="3"/>
+            </w:numPr>
+            <w:ind w:left="1440" w:hanging="360"/>
+            <w:rPr>
+              <w:ins w:author="Virata Pusuluri" w:id="52" w:date="2026-02-03T13:49:22Z"/>
+              <w:u w:val="none"/>
+              <w:rPrChange w:author="Virata Pusuluri" w:id="46" w:date="2026-02-02T14:59:58Z">
+                <w:rPr>
+                  <w:u w:val="none"/>
+                </w:rPr>
+              </w:rPrChange>
+            </w:rPr>
+            <w:pPrChange w:author="Virata Pusuluri" w:id="0" w:date="2026-02-02T14:59:58Z">
+              <w:pPr>
+                <w:numPr>
+                  <w:ilvl w:val="1"/>
+                  <w:numId w:val="7"/>
+                </w:numPr>
+                <w:ind w:left="1440" w:hanging="360"/>
+              </w:pPr>
+            </w:pPrChange>
+          </w:pPr>
+          <w:sdt>
+            <w:sdtPr>
+              <w:id w:val="1906328539"/>
+              <w:tag w:val="goog_rdk_206"/>
+            </w:sdtPr>
+            <w:sdtContent>
+              <w:ins w:author="Virata Pusuluri" w:id="52" w:date="2026-02-03T13:49:22Z"/>
+              <w:sdt>
+                <w:sdtPr>
+                  <w:id w:val="95055679"/>
+                  <w:tag w:val="goog_rdk_207"/>
+                </w:sdtPr>
+                <w:sdtContent>
+                  <w:ins w:author="Virata Pusuluri" w:id="52" w:date="2026-02-03T13:49:22Z">
+                    <w:r>
+                      <w:rPr>
+                        <w:rtl w:val="0"/>
+                        <w:rPrChange w:author="Virata Pusuluri" w:id="53" w:date="2026-02-03T13:49:22Z">
+                          <w:rPr/>
+                        </w:rPrChange>
+                      </w:rPr>
+                      <w:t xml:space="preserve">Answer:</w:t>
+                    </w:r>
+                  </w:ins>
+                </w:sdtContent>
+              </w:sdt>
+              <w:ins w:author="Virata Pusuluri" w:id="52" w:date="2026-02-03T13:49:22Z"/>
+            </w:sdtContent>
+          </w:sdt>
+        </w:p>
+      </w:sdtContent>
+    </w:sdt>
+    <w:sdt>
+      <w:sdtPr>
+        <w:id w:val="428787718"/>
+        <w:tag w:val="goog_rdk_211"/>
+      </w:sdtPr>
+      <w:sdtContent>
+        <w:p>
+          <w:pPr>
+            <w:numPr>
+              <w:ilvl w:val="2"/>
+              <w:numId w:val="3"/>
+            </w:numPr>
+            <w:ind w:left="2160" w:hanging="360"/>
+            <w:rPr>
+              <w:ins w:author="Virata Pusuluri" w:id="52" w:date="2026-02-03T13:49:22Z"/>
+              <w:b w:val="1"/>
+              <w:bCs w:val="1"/>
+              <w:rPrChange w:author="Virata Pusuluri" w:id="46" w:date="2026-02-02T14:59:58Z">
+                <w:rPr>
+                  <w:b w:val="1"/>
+                  <w:bCs w:val="1"/>
+                </w:rPr>
+              </w:rPrChange>
+            </w:rPr>
+            <w:pPrChange w:author="Virata Pusuluri" w:id="0" w:date="2026-02-02T14:59:58Z">
+              <w:pPr>
+                <w:numPr>
+                  <w:ilvl w:val="2"/>
+                  <w:numId w:val="7"/>
+                </w:numPr>
+                <w:ind w:left="2160" w:hanging="360"/>
+              </w:pPr>
+            </w:pPrChange>
+          </w:pPr>
+          <w:sdt>
+            <w:sdtPr>
+              <w:id w:val="-912921158"/>
+              <w:tag w:val="goog_rdk_209"/>
+            </w:sdtPr>
+            <w:sdtContent>
+              <w:ins w:author="Virata Pusuluri" w:id="52" w:date="2026-02-03T13:49:22Z"/>
+              <w:sdt>
+                <w:sdtPr>
+                  <w:id w:val="-1478932125"/>
+                  <w:tag w:val="goog_rdk_210"/>
+                </w:sdtPr>
+                <w:sdtContent>
+                  <w:ins w:author="Virata Pusuluri" w:id="52" w:date="2026-02-03T13:49:22Z">
+                    <w:r>
+                      <w:rPr>
+                        <w:b w:val="1"/>
+                        <w:bCs w:val="1"/>
+                        <w:rtl w:val="0"/>
+                        <w:rPrChange w:author="Virata Pusuluri" w:id="53" w:date="2026-02-03T13:49:22Z">
+                          <w:rPr/>
+                        </w:rPrChange>
+                      </w:rPr>
+                      <w:t xml:space="preserve">(LD: last digit)</w:t>
+                    </w:r>
+                  </w:ins>
+                </w:sdtContent>
+              </w:sdt>
+              <w:ins w:author="Virata Pusuluri" w:id="52" w:date="2026-02-03T13:49:22Z"/>
+            </w:sdtContent>
+          </w:sdt>
+        </w:p>
+      </w:sdtContent>
+    </w:sdt>
+    <w:sdt>
+      <w:sdtPr>
+        <w:id w:val="-1386482385"/>
+        <w:tag w:val="goog_rdk_214"/>
+      </w:sdtPr>
+      <w:sdtContent>
+        <w:p>
+          <w:pPr>
+            <w:numPr>
+              <w:ilvl w:val="2"/>
+              <w:numId w:val="3"/>
+            </w:numPr>
+            <w:ind w:left="2160" w:hanging="360"/>
+            <w:rPr>
+              <w:ins w:author="Virata Pusuluri" w:id="52" w:date="2026-02-03T13:49:22Z"/>
+              <w:u w:val="none"/>
+              <w:rPrChange w:author="Virata Pusuluri" w:id="46" w:date="2026-02-02T14:59:58Z">
+                <w:rPr>
+                  <w:u w:val="none"/>
+                </w:rPr>
+              </w:rPrChange>
+            </w:rPr>
+            <w:pPrChange w:author="Virata Pusuluri" w:id="0" w:date="2026-02-02T14:59:58Z">
+              <w:pPr>
+                <w:numPr>
+                  <w:ilvl w:val="2"/>
+                  <w:numId w:val="7"/>
+                </w:numPr>
+                <w:ind w:left="2160" w:hanging="360"/>
+              </w:pPr>
+            </w:pPrChange>
+          </w:pPr>
+          <w:sdt>
+            <w:sdtPr>
+              <w:id w:val="1902875611"/>
+              <w:tag w:val="goog_rdk_212"/>
+            </w:sdtPr>
+            <w:sdtContent>
+              <w:ins w:author="Virata Pusuluri" w:id="52" w:date="2026-02-03T13:49:22Z"/>
+              <w:sdt>
+                <w:sdtPr>
+                  <w:id w:val="-1133310958"/>
+                  <w:tag w:val="goog_rdk_213"/>
+                </w:sdtPr>
+                <w:sdtContent>
+                  <w:ins w:author="Virata Pusuluri" w:id="52" w:date="2026-02-03T13:49:22Z">
+                    <w:r>
+                      <w:rPr>
+                        <w:rtl w:val="0"/>
+                        <w:rPrChange w:author="Virata Pusuluri" w:id="53" w:date="2026-02-03T13:49:22Z">
+                          <w:rPr/>
+                        </w:rPrChange>
+                      </w:rPr>
+                      <w:t xml:space="preserve">7 ** 45 LD = 7</w:t>
+                    </w:r>
+                  </w:ins>
+                </w:sdtContent>
+              </w:sdt>
+              <w:ins w:author="Virata Pusuluri" w:id="52" w:date="2026-02-03T13:49:22Z"/>
+            </w:sdtContent>
+          </w:sdt>
+        </w:p>
+      </w:sdtContent>
+    </w:sdt>
+    <w:sdt>
+      <w:sdtPr>
+        <w:id w:val="-942064598"/>
+        <w:tag w:val="goog_rdk_217"/>
+      </w:sdtPr>
+      <w:sdtContent>
+        <w:p>
+          <w:pPr>
+            <w:numPr>
+              <w:ilvl w:val="2"/>
+              <w:numId w:val="3"/>
+            </w:numPr>
+            <w:ind w:left="2160" w:hanging="360"/>
+            <w:rPr>
+              <w:ins w:author="Virata Pusuluri" w:id="52" w:date="2026-02-03T13:49:22Z"/>
+              <w:u w:val="none"/>
+              <w:rPrChange w:author="Virata Pusuluri" w:id="46" w:date="2026-02-02T14:59:58Z">
+                <w:rPr>
+                  <w:u w:val="none"/>
+                </w:rPr>
+              </w:rPrChange>
+            </w:rPr>
+            <w:pPrChange w:author="Virata Pusuluri" w:id="0" w:date="2026-02-02T14:59:58Z">
+              <w:pPr>
+                <w:numPr>
+                  <w:ilvl w:val="2"/>
+                  <w:numId w:val="7"/>
+                </w:numPr>
+                <w:ind w:left="2160" w:hanging="360"/>
+              </w:pPr>
+            </w:pPrChange>
+          </w:pPr>
+          <w:sdt>
+            <w:sdtPr>
+              <w:id w:val="62441044"/>
+              <w:tag w:val="goog_rdk_215"/>
+            </w:sdtPr>
+            <w:sdtContent>
+              <w:ins w:author="Virata Pusuluri" w:id="52" w:date="2026-02-03T13:49:22Z"/>
+              <w:sdt>
+                <w:sdtPr>
+                  <w:id w:val="-118754302"/>
+                  <w:tag w:val="goog_rdk_216"/>
+                </w:sdtPr>
+                <w:sdtContent>
+                  <w:ins w:author="Virata Pusuluri" w:id="52" w:date="2026-02-03T13:49:22Z">
+                    <w:r>
+                      <w:rPr>
+                        <w:rtl w:val="0"/>
+                        <w:rPrChange w:author="Virata Pusuluri" w:id="53" w:date="2026-02-03T13:49:22Z">
+                          <w:rPr/>
+                        </w:rPrChange>
+                      </w:rPr>
+                      <w:t xml:space="preserve">3 ** 22 LD = 9</w:t>
+                    </w:r>
+                  </w:ins>
+                </w:sdtContent>
+              </w:sdt>
+              <w:ins w:author="Virata Pusuluri" w:id="52" w:date="2026-02-03T13:49:22Z"/>
+            </w:sdtContent>
+          </w:sdt>
+        </w:p>
+      </w:sdtContent>
+    </w:sdt>
+    <w:sdt>
+      <w:sdtPr>
+        <w:id w:val="-250298747"/>
+        <w:tag w:val="goog_rdk_220"/>
+      </w:sdtPr>
+      <w:sdtContent>
+        <w:p>
+          <w:pPr>
+            <w:numPr>
+              <w:ilvl w:val="0"/>
+              <w:numId w:val="3"/>
+            </w:numPr>
+            <w:ind w:left="720" w:hanging="360"/>
+            <w:rPr>
+              <w:rPrChange w:author="Virata Pusuluri" w:id="46" w:date="2026-02-02T14:59:58Z">
+                <w:rPr/>
+              </w:rPrChange>
+            </w:rPr>
+            <w:pPrChange w:author="Virata Pusuluri" w:id="0" w:date="2026-02-02T14:59:58Z">
+              <w:pPr>
+                <w:numPr>
+                  <w:ilvl w:val="0"/>
+                  <w:numId w:val="7"/>
+                </w:numPr>
+                <w:ind w:left="720" w:hanging="360"/>
+              </w:pPr>
+            </w:pPrChange>
+          </w:pPr>
+          <w:sdt>
+            <w:sdtPr>
+              <w:id w:val="2059325548"/>
+              <w:tag w:val="goog_rdk_218"/>
+            </w:sdtPr>
+            <w:sdtContent>
+              <w:ins w:author="Virata Pusuluri" w:id="52" w:date="2026-02-03T13:49:22Z"/>
+              <w:sdt>
+                <w:sdtPr>
+                  <w:id w:val="-98126546"/>
+                  <w:tag w:val="goog_rdk_219"/>
+                </w:sdtPr>
+                <w:sdtContent>
+                  <w:ins w:author="Virata Pusuluri" w:id="52" w:date="2026-02-03T13:49:22Z">
+                    <w:r>
+                      <w:rPr>
+                        <w:rtl w:val="0"/>
+                        <w:rPrChange w:author="Virata Pusuluri" w:id="53" w:date="2026-02-03T13:49:22Z">
+                          <w:rPr/>
+                        </w:rPrChange>
+                      </w:rPr>
+                      <w:t xml:space="preserve">7 - 9 = 17 - 9 = 8</w:t>
+                    </w:r>
+                  </w:ins>
+                </w:sdtContent>
+              </w:sdt>
+              <w:ins w:author="Virata Pusuluri" w:id="52" w:date="2026-02-03T13:49:22Z"/>
+            </w:sdtContent>
+          </w:sdt>
+          <w:r>
+            <w:rPr>
+              <w:rtl w:val="0"/>
+            </w:rPr>
+          </w:r>
+        </w:p>
+      </w:sdtContent>
+    </w:sdt>
+    <w:sdt>
+      <w:sdtPr>
+        <w:id w:val="-1727073773"/>
+        <w:tag w:val="goog_rdk_222"/>
+      </w:sdtPr>
+      <w:sdtContent>
+        <w:p>
+          <w:pPr>
+            <w:numPr>
+              <w:ilvl w:val="0"/>
+              <w:numId w:val="3"/>
+            </w:numPr>
+            <w:ind w:left="720" w:hanging="360"/>
+            <w:rPr>
+              <w:ins w:author="Virata Pusuluri" w:id="54" w:date="2026-02-04T13:25:13Z"/>
+              <w:rPrChange w:author="Virata Pusuluri" w:id="46" w:date="2026-02-02T14:59:58Z">
+                <w:rPr/>
+              </w:rPrChange>
+            </w:rPr>
+            <w:pPrChange w:author="Virata Pusuluri" w:id="0" w:date="2026-02-02T14:59:58Z">
+              <w:pPr>
+                <w:numPr>
+                  <w:ilvl w:val="0"/>
+                  <w:numId w:val="7"/>
+                </w:numPr>
+                <w:ind w:left="720" w:hanging="360"/>
+              </w:pPr>
+            </w:pPrChange>
+          </w:pPr>
+          <w:r>
+            <w:rPr>
+              <w:b w:val="1"/>
+              <w:bCs w:val="1"/>
+              <w:rtl w:val="0"/>
+            </w:rPr>
+            <w:t xml:space="preserve">Prime Factorization &amp; Comparison:</w:t>
+          </w:r>
+          <w:r>
+            <w:rPr>
+              <w:rtl w:val="0"/>
+            </w:rPr>
+            <w:t xml:space="preserve"> Find the prime factorization of 72 and 108. Compare the number of distinct prime factors for each number.</w:t>
+          </w:r>
+          <w:sdt>
+            <w:sdtPr>
+              <w:id w:val="-1409491819"/>
+              <w:tag w:val="goog_rdk_221"/>
+            </w:sdtPr>
+            <w:sdtContent>
+              <w:ins w:author="Virata Pusuluri" w:id="54" w:date="2026-02-04T13:25:13Z">
+                <w:r>
+                  <w:rPr>
+                    <w:rtl w:val="0"/>
+                  </w:rPr>
+                </w:r>
+              </w:ins>
+            </w:sdtContent>
+          </w:sdt>
+        </w:p>
+      </w:sdtContent>
+    </w:sdt>
+    <w:sdt>
+      <w:sdtPr>
+        <w:id w:val="-1378204091"/>
+        <w:tag w:val="goog_rdk_225"/>
+      </w:sdtPr>
+      <w:sdtContent>
+        <w:p>
+          <w:pPr>
+            <w:numPr>
+              <w:ilvl w:val="1"/>
+              <w:numId w:val="3"/>
+            </w:numPr>
+            <w:ind w:left="1440" w:hanging="360"/>
+            <w:rPr>
+              <w:ins w:author="Virata Pusuluri" w:id="54" w:date="2026-02-04T13:25:13Z"/>
+              <w:u w:val="none"/>
+              <w:rPrChange w:author="Virata Pusuluri" w:id="46" w:date="2026-02-02T14:59:58Z">
+                <w:rPr>
+                  <w:u w:val="none"/>
+                </w:rPr>
+              </w:rPrChange>
+            </w:rPr>
+            <w:pPrChange w:author="Virata Pusuluri" w:id="0" w:date="2026-02-02T14:59:58Z">
+              <w:pPr>
+                <w:numPr>
+                  <w:ilvl w:val="1"/>
+                  <w:numId w:val="7"/>
+                </w:numPr>
+                <w:ind w:left="1440" w:hanging="360"/>
+              </w:pPr>
+            </w:pPrChange>
+          </w:pPr>
+          <w:sdt>
+            <w:sdtPr>
+              <w:id w:val="1031936014"/>
+              <w:tag w:val="goog_rdk_223"/>
+            </w:sdtPr>
+            <w:sdtContent>
+              <w:ins w:author="Virata Pusuluri" w:id="54" w:date="2026-02-04T13:25:13Z"/>
+              <w:sdt>
+                <w:sdtPr>
+                  <w:id w:val="-1956964452"/>
+                  <w:tag w:val="goog_rdk_224"/>
+                </w:sdtPr>
+                <w:sdtContent>
+                  <w:ins w:author="Virata Pusuluri" w:id="54" w:date="2026-02-04T13:25:13Z">
+                    <w:r>
+                      <w:rPr>
+                        <w:rtl w:val="0"/>
+                        <w:rPrChange w:author="Virata Pusuluri" w:id="55" w:date="2026-02-04T13:25:13Z">
+                          <w:rPr/>
+                        </w:rPrChange>
+                      </w:rPr>
+                      <w:t xml:space="preserve">Answer: </w:t>
+                    </w:r>
+                  </w:ins>
+                </w:sdtContent>
+              </w:sdt>
+              <w:ins w:author="Virata Pusuluri" w:id="54" w:date="2026-02-04T13:25:13Z"/>
+            </w:sdtContent>
+          </w:sdt>
+        </w:p>
+      </w:sdtContent>
+    </w:sdt>
+    <w:sdt>
+      <w:sdtPr>
+        <w:id w:val="182869007"/>
+        <w:tag w:val="goog_rdk_230"/>
+      </w:sdtPr>
+      <w:sdtContent>
+        <w:p>
+          <w:pPr>
+            <w:numPr>
+              <w:ilvl w:val="2"/>
+              <w:numId w:val="3"/>
+            </w:numPr>
+            <w:ind w:left="2160" w:hanging="360"/>
+            <w:rPr>
+              <w:ins w:author="Virata Pusuluri" w:id="54" w:date="2026-02-04T13:25:13Z"/>
+              <w:u w:val="none"/>
+              <w:rPrChange w:author="Virata Pusuluri" w:id="46" w:date="2026-02-02T14:59:58Z">
+                <w:rPr>
+                  <w:u w:val="none"/>
+                </w:rPr>
+              </w:rPrChange>
+            </w:rPr>
+            <w:pPrChange w:author="Virata Pusuluri" w:id="0" w:date="2026-02-02T14:59:58Z">
+              <w:pPr>
+                <w:numPr>
+                  <w:ilvl w:val="2"/>
+                  <w:numId w:val="7"/>
+                </w:numPr>
+                <w:ind w:left="2160" w:hanging="360"/>
+              </w:pPr>
+            </w:pPrChange>
+          </w:pPr>
+          <w:sdt>
+            <w:sdtPr>
+              <w:id w:val="893539549"/>
+              <w:tag w:val="goog_rdk_226"/>
+            </w:sdtPr>
+            <w:sdtContent>
+              <w:ins w:author="Virata Pusuluri" w:id="54" w:date="2026-02-04T13:25:13Z"/>
+              <w:sdt>
+                <w:sdtPr>
+                  <w:id w:val="-1784725470"/>
+                  <w:tag w:val="goog_rdk_227"/>
+                </w:sdtPr>
+                <w:sdtContent>
+                  <w:ins w:author="Virata Pusuluri" w:id="54" w:date="2026-02-04T13:25:13Z">
+                    <w:r>
+                      <w:rPr>
+                        <w:rtl w:val="0"/>
+                        <w:rPrChange w:author="Virata Pusuluri" w:id="55" w:date="2026-02-04T13:25:13Z">
+                          <w:rPr/>
+                        </w:rPrChange>
+                      </w:rPr>
+                      <w:t xml:space="preserve">Prime Factorization 108 = 2 ** 5</w:t>
+                    </w:r>
+                  </w:ins>
+                </w:sdtContent>
+              </w:sdt>
+              <w:ins w:author="Virata Pusuluri" w:id="54" w:date="2026-02-04T13:25:13Z">
+                <w:sdt>
+                  <w:sdtPr>
+                    <w:id w:val="-1576611837"/>
+                    <w:tag w:val="goog_rdk_228"/>
+                  </w:sdtPr>
+                  <w:sdtContent>
+                    <w:r>
+                      <w:rPr>
+                        <w:rtl w:val="0"/>
+                        <w:rPrChange w:author="Virata Pusuluri" w:id="55" w:date="2026-02-04T13:25:13Z">
+                          <w:rPr/>
+                        </w:rPrChange>
+                      </w:rPr>
+                      <w:t xml:space="preserve"> </w:t>
+                    </w:r>
+                  </w:sdtContent>
+                </w:sdt>
+                <w:sdt>
+                  <w:sdtPr>
+                    <w:id w:val="1513217299"/>
+                    <w:tag w:val="goog_rdk_229"/>
+                  </w:sdtPr>
+                  <w:sdtContent>
+                    <w:r>
+                      <w:rPr>
+                        <w:vertAlign w:val="superscript"/>
+                        <w:rtl w:val="0"/>
+                        <w:rPrChange w:author="Virata Pusuluri" w:id="55" w:date="2026-02-04T13:25:13Z">
+                          <w:rPr/>
+                        </w:rPrChange>
+                      </w:rPr>
+                      <w:t xml:space="preserve">× 3 ** 1</w:t>
+                    </w:r>
+                  </w:sdtContent>
+                </w:sdt>
+              </w:ins>
+            </w:sdtContent>
+          </w:sdt>
+        </w:p>
+      </w:sdtContent>
+    </w:sdt>
+    <w:sdt>
+      <w:sdtPr>
+        <w:id w:val="-1784851337"/>
+        <w:tag w:val="goog_rdk_233"/>
+      </w:sdtPr>
+      <w:sdtContent>
+        <w:p>
+          <w:pPr>
+            <w:numPr>
+              <w:ilvl w:val="2"/>
+              <w:numId w:val="3"/>
+            </w:numPr>
+            <w:ind w:left="2160" w:hanging="360"/>
+            <w:rPr>
+              <w:ins w:author="Virata Pusuluri" w:id="54" w:date="2026-02-04T13:25:13Z"/>
+              <w:rPrChange w:author="Virata Pusuluri" w:id="46" w:date="2026-02-02T14:59:58Z">
+                <w:rPr/>
+              </w:rPrChange>
+            </w:rPr>
+            <w:pPrChange w:author="Virata Pusuluri" w:id="0" w:date="2026-02-02T14:59:58Z">
+              <w:pPr>
+                <w:numPr>
+                  <w:ilvl w:val="2"/>
+                  <w:numId w:val="7"/>
+                </w:numPr>
+                <w:ind w:left="2160" w:hanging="360"/>
+              </w:pPr>
+            </w:pPrChange>
+          </w:pPr>
+          <w:sdt>
+            <w:sdtPr>
+              <w:id w:val="-150760240"/>
+              <w:tag w:val="goog_rdk_231"/>
+            </w:sdtPr>
+            <w:sdtContent>
+              <w:ins w:author="Virata Pusuluri" w:id="54" w:date="2026-02-04T13:25:13Z"/>
+              <w:sdt>
+                <w:sdtPr>
+                  <w:id w:val="-121202005"/>
+                  <w:tag w:val="goog_rdk_232"/>
+                </w:sdtPr>
+                <w:sdtContent>
+                  <w:ins w:author="Virata Pusuluri" w:id="54" w:date="2026-02-04T13:25:13Z">
+                    <w:r>
+                      <w:rPr>
+                        <w:rtl w:val="0"/>
+                        <w:rPrChange w:author="Virata Pusuluri" w:id="55" w:date="2026-02-04T13:25:13Z">
+                          <w:rPr/>
+                        </w:rPrChange>
+                      </w:rPr>
+                      <w:t xml:space="preserve">Prime Factorization 72 = 2 ** 3 × 3 ** 2</w:t>
+                    </w:r>
+                  </w:ins>
+                </w:sdtContent>
+              </w:sdt>
+              <w:ins w:author="Virata Pusuluri" w:id="54" w:date="2026-02-04T13:25:13Z"/>
+            </w:sdtContent>
+          </w:sdt>
+        </w:p>
+      </w:sdtContent>
+    </w:sdt>
+    <w:sdt>
+      <w:sdtPr>
+        <w:id w:val="1657058747"/>
+        <w:tag w:val="goog_rdk_236"/>
+      </w:sdtPr>
+      <w:sdtContent>
+        <w:p>
+          <w:pPr>
+            <w:numPr>
+              <w:ilvl w:val="2"/>
+              <w:numId w:val="3"/>
+            </w:numPr>
+            <w:ind w:left="2160" w:hanging="360"/>
+            <w:rPr>
+              <w:ins w:author="Virata Pusuluri" w:id="54" w:date="2026-02-04T13:25:13Z"/>
+              <w:rPrChange w:author="Virata Pusuluri" w:id="46" w:date="2026-02-02T14:59:58Z">
+                <w:rPr/>
+              </w:rPrChange>
+            </w:rPr>
+            <w:pPrChange w:author="Virata Pusuluri" w:id="0" w:date="2026-02-02T14:59:58Z">
+              <w:pPr>
+                <w:numPr>
+                  <w:ilvl w:val="2"/>
+                  <w:numId w:val="7"/>
+                </w:numPr>
+                <w:ind w:left="2160" w:hanging="360"/>
+              </w:pPr>
+            </w:pPrChange>
+          </w:pPr>
+          <w:sdt>
+            <w:sdtPr>
+              <w:id w:val="452087520"/>
+              <w:tag w:val="goog_rdk_234"/>
+            </w:sdtPr>
+            <w:sdtContent>
+              <w:ins w:author="Virata Pusuluri" w:id="54" w:date="2026-02-04T13:25:13Z"/>
+              <w:sdt>
+                <w:sdtPr>
+                  <w:id w:val="1595003991"/>
+                  <w:tag w:val="goog_rdk_235"/>
+                </w:sdtPr>
+                <w:sdtContent>
+                  <w:ins w:author="Virata Pusuluri" w:id="54" w:date="2026-02-04T13:25:13Z">
+                    <w:r>
+                      <w:rPr>
+                        <w:rtl w:val="0"/>
+                        <w:rPrChange w:author="Virata Pusuluri" w:id="55" w:date="2026-02-04T13:25:13Z">
+                          <w:rPr/>
+                        </w:rPrChange>
+                      </w:rPr>
+                      <w:t xml:space="preserve">108: 2, 3</w:t>
+                    </w:r>
+                  </w:ins>
+                </w:sdtContent>
+              </w:sdt>
+              <w:ins w:author="Virata Pusuluri" w:id="54" w:date="2026-02-04T13:25:13Z"/>
+            </w:sdtContent>
+          </w:sdt>
+        </w:p>
+      </w:sdtContent>
+    </w:sdt>
+    <w:sdt>
+      <w:sdtPr>
+        <w:id w:val="-1447296954"/>
+        <w:tag w:val="goog_rdk_240"/>
+      </w:sdtPr>
+      <w:sdtContent>
+        <w:p>
+          <w:pPr>
+            <w:numPr>
+              <w:ilvl w:val="0"/>
+              <w:numId w:val="3"/>
+            </w:numPr>
+            <w:ind w:left="720" w:hanging="360"/>
+            <w:rPr>
+              <w:rPrChange w:author="Virata Pusuluri" w:id="46" w:date="2026-02-02T14:59:58Z">
+                <w:rPr/>
+              </w:rPrChange>
+            </w:rPr>
+            <w:pPrChange w:author="Virata Pusuluri" w:id="0" w:date="2026-02-02T14:59:58Z">
+              <w:pPr>
+                <w:numPr>
+                  <w:ilvl w:val="0"/>
+                  <w:numId w:val="7"/>
+                </w:numPr>
+                <w:ind w:left="720" w:hanging="360"/>
+              </w:pPr>
+            </w:pPrChange>
+          </w:pPr>
+          <w:sdt>
+            <w:sdtPr>
+              <w:id w:val="-36283557"/>
+              <w:tag w:val="goog_rdk_237"/>
+            </w:sdtPr>
+            <w:sdtContent>
+              <w:ins w:author="Virata Pusuluri" w:id="54" w:date="2026-02-04T13:25:13Z"/>
+              <w:sdt>
+                <w:sdtPr>
+                  <w:id w:val="876911241"/>
+                  <w:tag w:val="goog_rdk_238"/>
+                </w:sdtPr>
+                <w:sdtContent>
+                  <w:ins w:author="Virata Pusuluri" w:id="54" w:date="2026-02-04T13:25:13Z">
+                    <w:r>
+                      <w:rPr>
+                        <w:rtl w:val="0"/>
+                        <w:rPrChange w:author="Virata Pusuluri" w:id="55" w:date="2026-02-04T13:25:13Z">
+                          <w:rPr/>
+                        </w:rPrChange>
+                      </w:rPr>
+                      <w:t xml:space="preserve">72: 2, 3</w:t>
+                    </w:r>
+                  </w:ins>
+                </w:sdtContent>
+              </w:sdt>
+              <w:ins w:author="Virata Pusuluri" w:id="54" w:date="2026-02-04T13:25:13Z"/>
+            </w:sdtContent>
+          </w:sdt>
+          <w:sdt>
+            <w:sdtPr>
+              <w:id w:val="-1834563381"/>
+              <w:tag w:val="goog_rdk_239"/>
+            </w:sdtPr>
+            <w:sdtContent>
+              <w:r>
+                <w:rPr>
+                  <w:rtl w:val="0"/>
+                </w:rPr>
+              </w:r>
+            </w:sdtContent>
+          </w:sdt>
+        </w:p>
+      </w:sdtContent>
+    </w:sdt>
+    <w:sdt>
+      <w:sdtPr>
+        <w:id w:val="107991084"/>
+        <w:tag w:val="goog_rdk_242"/>
+      </w:sdtPr>
+      <w:sdtContent>
+        <w:p>
+          <w:pPr>
+            <w:numPr>
+              <w:ilvl w:val="0"/>
+              <w:numId w:val="3"/>
+            </w:numPr>
+            <w:ind w:left="720" w:hanging="360"/>
+            <w:rPr>
+              <w:ins w:author="Virata Pusuluri" w:id="57" w:date="2026-02-02T15:16:49Z"/>
+              <w:rPrChange w:author="Virata Pusuluri" w:id="46" w:date="2026-02-02T14:59:58Z">
+                <w:rPr/>
+              </w:rPrChange>
+            </w:rPr>
+            <w:pPrChange w:author="Virata Pusuluri" w:id="0" w:date="2026-02-02T14:59:58Z">
+              <w:pPr>
+                <w:numPr>
+                  <w:ilvl w:val="0"/>
+                  <w:numId w:val="7"/>
+                </w:numPr>
+                <w:ind w:left="720" w:hanging="360"/>
+              </w:pPr>
+            </w:pPrChange>
+          </w:pPr>
+          <w:r>
+            <w:rPr>
+              <w:b w:val="1"/>
+              <w:bCs w:val="1"/>
+              <w:rtl w:val="0"/>
+            </w:rPr>
+            <w:t xml:space="preserve">LCM &amp; Scheduling:</w:t>
+          </w:r>
+          <w:r>
+            <w:rPr>
+              <w:rtl w:val="0"/>
+            </w:rPr>
+            <w:t xml:space="preserve"> Two buses leave the station at the same time. Bus A returns to the station every 45 minutes, and Bus B returns every 60 minutes. After how many minutes will they next return to the station at the same time?</w:t>
+          </w:r>
+          <w:sdt>
+            <w:sdtPr>
+              <w:id w:val="1672389231"/>
+              <w:tag w:val="goog_rdk_241"/>
+            </w:sdtPr>
+            <w:sdtContent>
+              <w:ins w:author="Virata Pusuluri" w:id="57" w:date="2026-02-02T15:16:49Z">
+                <w:r>
+                  <w:rPr>
+                    <w:rtl w:val="0"/>
+                  </w:rPr>
+                </w:r>
+              </w:ins>
+            </w:sdtContent>
+          </w:sdt>
+        </w:p>
+      </w:sdtContent>
+    </w:sdt>
+    <w:sdt>
+      <w:sdtPr>
+        <w:id w:val="-163940100"/>
+        <w:tag w:val="goog_rdk_245"/>
+      </w:sdtPr>
+      <w:sdtContent>
+        <w:p>
+          <w:pPr>
+            <w:numPr>
+              <w:ilvl w:val="1"/>
+              <w:numId w:val="3"/>
+            </w:numPr>
+            <w:ind w:left="1440" w:hanging="360"/>
+            <w:rPr>
+              <w:ins w:author="Virata Pusuluri" w:id="57" w:date="2026-02-02T15:16:49Z"/>
+              <w:u w:val="none"/>
+              <w:rPrChange w:author="Virata Pusuluri" w:id="46" w:date="2026-02-02T14:59:58Z">
+                <w:rPr>
+                  <w:u w:val="none"/>
+                </w:rPr>
+              </w:rPrChange>
+            </w:rPr>
+            <w:pPrChange w:author="Virata Pusuluri" w:id="0" w:date="2026-02-02T14:59:58Z">
+              <w:pPr>
+                <w:numPr>
+                  <w:ilvl w:val="1"/>
+                  <w:numId w:val="7"/>
+                </w:numPr>
+                <w:ind w:left="1440" w:hanging="360"/>
+              </w:pPr>
+            </w:pPrChange>
+          </w:pPr>
+          <w:sdt>
+            <w:sdtPr>
+              <w:id w:val="-1762227692"/>
+              <w:tag w:val="goog_rdk_243"/>
+            </w:sdtPr>
+            <w:sdtContent>
+              <w:ins w:author="Virata Pusuluri" w:id="57" w:date="2026-02-02T15:16:49Z"/>
+              <w:sdt>
+                <w:sdtPr>
+                  <w:id w:val="1768598213"/>
+                  <w:tag w:val="goog_rdk_244"/>
+                </w:sdtPr>
+                <w:sdtContent>
+                  <w:ins w:author="Virata Pusuluri" w:id="57" w:date="2026-02-02T15:16:49Z">
+                    <w:r>
+                      <w:rPr>
+                        <w:rtl w:val="0"/>
+                        <w:rPrChange w:author="Virata Pusuluri" w:id="58" w:date="2026-02-02T15:16:49Z">
+                          <w:rPr/>
+                        </w:rPrChange>
+                      </w:rPr>
+                      <w:t xml:space="preserve">Answer: </w:t>
+                    </w:r>
+                  </w:ins>
+                </w:sdtContent>
+              </w:sdt>
+              <w:ins w:author="Virata Pusuluri" w:id="57" w:date="2026-02-02T15:16:49Z"/>
+            </w:sdtContent>
+          </w:sdt>
+        </w:p>
+      </w:sdtContent>
+    </w:sdt>
+    <w:sdt>
+      <w:sdtPr>
+        <w:id w:val="-1395953949"/>
+        <w:tag w:val="goog_rdk_248"/>
+      </w:sdtPr>
+      <w:sdtContent>
+        <w:p>
+          <w:pPr>
+            <w:numPr>
+              <w:ilvl w:val="2"/>
+              <w:numId w:val="3"/>
+            </w:numPr>
+            <w:ind w:left="2160" w:hanging="360"/>
+            <w:rPr>
+              <w:ins w:author="Virata Pusuluri" w:id="57" w:date="2026-02-02T15:16:49Z"/>
+              <w:u w:val="none"/>
+              <w:rPrChange w:author="Virata Pusuluri" w:id="46" w:date="2026-02-02T14:59:58Z">
+                <w:rPr>
+                  <w:u w:val="none"/>
+                </w:rPr>
+              </w:rPrChange>
+            </w:rPr>
+            <w:pPrChange w:author="Virata Pusuluri" w:id="0" w:date="2026-02-02T14:59:58Z">
+              <w:pPr>
+                <w:numPr>
+                  <w:ilvl w:val="2"/>
+                  <w:numId w:val="7"/>
+                </w:numPr>
+                <w:ind w:left="2160" w:hanging="360"/>
+              </w:pPr>
+            </w:pPrChange>
+          </w:pPr>
+          <w:sdt>
+            <w:sdtPr>
+              <w:id w:val="-683938436"/>
+              <w:tag w:val="goog_rdk_246"/>
+            </w:sdtPr>
+            <w:sdtContent>
+              <w:ins w:author="Virata Pusuluri" w:id="57" w:date="2026-02-02T15:16:49Z"/>
+              <w:sdt>
+                <w:sdtPr>
+                  <w:id w:val="1455276004"/>
+                  <w:tag w:val="goog_rdk_247"/>
+                </w:sdtPr>
+                <w:sdtContent>
+                  <w:ins w:author="Virata Pusuluri" w:id="57" w:date="2026-02-02T15:16:49Z">
+                    <w:r>
+                      <w:rPr>
+                        <w:rtl w:val="0"/>
+                        <w:rPrChange w:author="Virata Pusuluri" w:id="58" w:date="2026-02-02T15:16:49Z">
+                          <w:rPr/>
+                        </w:rPrChange>
+                      </w:rPr>
+                      <w:t xml:space="preserve">Bus A return (a) = 45 minutes</w:t>
+                    </w:r>
+                  </w:ins>
+                </w:sdtContent>
+              </w:sdt>
+              <w:ins w:author="Virata Pusuluri" w:id="57" w:date="2026-02-02T15:16:49Z"/>
+            </w:sdtContent>
+          </w:sdt>
+        </w:p>
+      </w:sdtContent>
+    </w:sdt>
+    <w:sdt>
+      <w:sdtPr>
+        <w:id w:val="1716459120"/>
+        <w:tag w:val="goog_rdk_251"/>
+      </w:sdtPr>
+      <w:sdtContent>
+        <w:p>
+          <w:pPr>
+            <w:numPr>
+              <w:ilvl w:val="2"/>
+              <w:numId w:val="3"/>
+            </w:numPr>
+            <w:ind w:left="2160" w:hanging="360"/>
+            <w:rPr>
+              <w:ins w:author="Virata Pusuluri" w:id="57" w:date="2026-02-02T15:16:49Z"/>
+              <w:u w:val="none"/>
+              <w:rPrChange w:author="Virata Pusuluri" w:id="46" w:date="2026-02-02T14:59:58Z">
+                <w:rPr>
+                  <w:u w:val="none"/>
+                </w:rPr>
+              </w:rPrChange>
+            </w:rPr>
+            <w:pPrChange w:author="Virata Pusuluri" w:id="0" w:date="2026-02-02T14:59:58Z">
+              <w:pPr>
+                <w:numPr>
+                  <w:ilvl w:val="2"/>
+                  <w:numId w:val="7"/>
+                </w:numPr>
+                <w:ind w:left="2160" w:hanging="360"/>
+              </w:pPr>
+            </w:pPrChange>
+          </w:pPr>
+          <w:sdt>
+            <w:sdtPr>
+              <w:id w:val="1398147601"/>
+              <w:tag w:val="goog_rdk_249"/>
+            </w:sdtPr>
+            <w:sdtContent>
+              <w:ins w:author="Virata Pusuluri" w:id="57" w:date="2026-02-02T15:16:49Z"/>
+              <w:sdt>
+                <w:sdtPr>
+                  <w:id w:val="-1803410283"/>
+                  <w:tag w:val="goog_rdk_250"/>
+                </w:sdtPr>
+                <w:sdtContent>
+                  <w:ins w:author="Virata Pusuluri" w:id="57" w:date="2026-02-02T15:16:49Z">
+                    <w:r>
+                      <w:rPr>
+                        <w:rtl w:val="0"/>
+                        <w:rPrChange w:author="Virata Pusuluri" w:id="58" w:date="2026-02-02T15:16:49Z">
+                          <w:rPr/>
+                        </w:rPrChange>
+                      </w:rPr>
+                      <w:t xml:space="preserve">Bus B return (b) = 60 minutes </w:t>
+                    </w:r>
+                  </w:ins>
+                </w:sdtContent>
+              </w:sdt>
+              <w:ins w:author="Virata Pusuluri" w:id="57" w:date="2026-02-02T15:16:49Z"/>
+            </w:sdtContent>
+          </w:sdt>
+        </w:p>
+      </w:sdtContent>
+    </w:sdt>
+    <w:sdt>
+      <w:sdtPr>
+        <w:id w:val="2047963730"/>
+        <w:tag w:val="goog_rdk_254"/>
+      </w:sdtPr>
+      <w:sdtContent>
+        <w:p>
+          <w:pPr>
+            <w:numPr>
+              <w:ilvl w:val="0"/>
+              <w:numId w:val="3"/>
+            </w:numPr>
+            <w:ind w:left="720" w:hanging="360"/>
+            <w:rPr>
+              <w:rPrChange w:author="Virata Pusuluri" w:id="46" w:date="2026-02-02T14:59:58Z">
+                <w:rPr/>
+              </w:rPrChange>
+            </w:rPr>
+            <w:pPrChange w:author="Virata Pusuluri" w:id="0" w:date="2026-02-02T14:59:58Z">
+              <w:pPr>
+                <w:numPr>
+                  <w:ilvl w:val="0"/>
+                  <w:numId w:val="7"/>
+                </w:numPr>
+                <w:ind w:left="720" w:hanging="360"/>
+              </w:pPr>
+            </w:pPrChange>
+          </w:pPr>
+          <w:sdt>
+            <w:sdtPr>
+              <w:id w:val="105813660"/>
+              <w:tag w:val="goog_rdk_252"/>
+            </w:sdtPr>
+            <w:sdtContent>
+              <w:ins w:author="Virata Pusuluri" w:id="57" w:date="2026-02-02T15:16:49Z"/>
+              <w:sdt>
+                <w:sdtPr>
+                  <w:id w:val="597580103"/>
+                  <w:tag w:val="goog_rdk_253"/>
+                </w:sdtPr>
+                <w:sdtContent>
+                  <w:ins w:author="Virata Pusuluri" w:id="57" w:date="2026-02-02T15:16:49Z">
+                    <w:r>
+                      <w:rPr>
+                        <w:rtl w:val="0"/>
+                        <w:rPrChange w:author="Virata Pusuluri" w:id="58" w:date="2026-02-02T15:16:49Z">
+                          <w:rPr/>
+                        </w:rPrChange>
+                      </w:rPr>
+                      <w:t xml:space="preserve">Same time = LCM(a, b) = 180</w:t>
+                    </w:r>
+                  </w:ins>
+                </w:sdtContent>
+              </w:sdt>
+              <w:ins w:author="Virata Pusuluri" w:id="57" w:date="2026-02-02T15:16:49Z"/>
+            </w:sdtContent>
+          </w:sdt>
+          <w:r>
+            <w:rPr>
+              <w:rtl w:val="0"/>
+            </w:rPr>
+          </w:r>
+        </w:p>
+      </w:sdtContent>
+    </w:sdt>
     <w:p>
       <w:pPr>
         <w:rPr/>
@@ -2189,102 +5766,2430 @@
         <w:t xml:space="preserve">Section 4: Multi-Topic Integrations</w:t>
       </w:r>
     </w:p>
-    <w:p>
-      <w:pPr>
-        <w:numPr>
-          <w:ilvl w:val="0"/>
-          <w:numId w:val="6"/>
-        </w:numPr>
-        <w:ind w:left="720" w:hanging="360"/>
-        <w:rPr/>
-      </w:pPr>
-      <w:r>
-        <w:rPr>
-          <w:b w:val="1"/>
-          <w:bCs w:val="1"/>
-          <w:rtl w:val="0"/>
-        </w:rPr>
-        <w:t xml:space="preserve">Decimals, Fractions, and Area:</w:t>
-      </w:r>
-      <w:r>
-        <w:rPr>
-          <w:rtl w:val="0"/>
-        </w:rPr>
-        <w:t xml:space="preserve"> A rectangular garden has a length of $4\frac{1}{2}$ meters and a width of $2.5$ meters. If you use $\frac{1}{3}$ of the total garden area for planting tomatoes, how many square meters are used for tomatoes? Express the final answer as a decimal.</w:t>
-      </w:r>
-    </w:p>
-    <w:p>
-      <w:pPr>
-        <w:numPr>
-          <w:ilvl w:val="0"/>
-          <w:numId w:val="6"/>
-        </w:numPr>
-        <w:ind w:left="720" w:hanging="360"/>
-        <w:rPr/>
-      </w:pPr>
-      <w:r>
-        <w:rPr>
-          <w:b w:val="1"/>
-          <w:bCs w:val="1"/>
-          <w:rtl w:val="0"/>
-        </w:rPr>
-        <w:t xml:space="preserve">GCD, LCM, and Exponents:</w:t>
-      </w:r>
-      <w:r>
-        <w:rPr>
-          <w:rtl w:val="0"/>
-        </w:rPr>
-        <w:t xml:space="preserve"> Two numbers are $a = 2^3 \times 3^2 \times 5$ and $b = 2^2 \times 3^3 \times 7$. Find the GCD and the LCM of $a$ and $b$.</w:t>
-      </w:r>
-    </w:p>
-    <w:p>
-      <w:pPr>
-        <w:numPr>
-          <w:ilvl w:val="0"/>
-          <w:numId w:val="6"/>
-        </w:numPr>
-        <w:ind w:left="720" w:hanging="360"/>
-        <w:rPr/>
-      </w:pPr>
-      <w:r>
-        <w:rPr>
-          <w:b w:val="1"/>
-          <w:bCs w:val="1"/>
-          <w:rtl w:val="0"/>
-        </w:rPr>
-        <w:t xml:space="preserve">Properties of Numbers &amp; Decimals:</w:t>
-      </w:r>
-      <w:r>
-        <w:rPr>
-          <w:rtl w:val="0"/>
-        </w:rPr>
-        <w:t xml:space="preserve"> The Distributive Property states that $a \times (b + c) = (a \times b) + (a \times c)$. Show the steps to solve the problem $4.5 \times (10.2 + 9.8)$ using the distributive property, and then calculate the final answer.</w:t>
-      </w:r>
-    </w:p>
-    <w:p>
-      <w:pPr>
-        <w:numPr>
-          <w:ilvl w:val="0"/>
-          <w:numId w:val="6"/>
-        </w:numPr>
-        <w:ind w:left="720" w:hanging="360"/>
-        <w:rPr/>
-      </w:pPr>
-      <w:r>
-        <w:rPr>
-          <w:b w:val="1"/>
-          <w:bCs w:val="1"/>
-          <w:rtl w:val="0"/>
-        </w:rPr>
-        <w:t xml:space="preserve">Fractions, Powers of Ten, and Roman Numerals:</w:t>
-      </w:r>
-      <w:r>
-        <w:rPr>
-          <w:rtl w:val="0"/>
-        </w:rPr>
-        <w:t xml:space="preserve"> Calculate the value of the expression $\frac{1}{5} + 0.1 \times 10^1$. Convert the final result to a Roman numeral.</w:t>
-      </w:r>
-    </w:p>
+    <w:sdt>
+      <w:sdtPr>
+        <w:id w:val="-1130467478"/>
+        <w:tag w:val="goog_rdk_256"/>
+      </w:sdtPr>
+      <w:sdtContent>
+        <w:p>
+          <w:pPr>
+            <w:numPr>
+              <w:ilvl w:val="0"/>
+              <w:numId w:val="4"/>
+            </w:numPr>
+            <w:ind w:left="720" w:hanging="360"/>
+            <w:rPr>
+              <w:ins w:author="Virata Pusuluri" w:id="59" w:date="2026-02-03T13:54:16Z"/>
+              <w:rPrChange w:author="Virata Pusuluri" w:id="60" w:date="2026-02-03T13:54:59Z">
+                <w:rPr/>
+              </w:rPrChange>
+            </w:rPr>
+            <w:pPrChange w:author="Virata Pusuluri" w:id="0" w:date="2026-02-03T13:54:59Z">
+              <w:pPr>
+                <w:numPr>
+                  <w:ilvl w:val="0"/>
+                  <w:numId w:val="8"/>
+                </w:numPr>
+                <w:ind w:left="720" w:hanging="360"/>
+              </w:pPr>
+            </w:pPrChange>
+          </w:pPr>
+          <w:r>
+            <w:rPr>
+              <w:b w:val="1"/>
+              <w:bCs w:val="1"/>
+              <w:rtl w:val="0"/>
+            </w:rPr>
+            <w:t xml:space="preserve">Decimals, Fractions, and Area:</w:t>
+          </w:r>
+          <w:r>
+            <w:rPr>
+              <w:rtl w:val="0"/>
+            </w:rPr>
+            <w:t xml:space="preserve"> A rectangular garden has a length of $4\frac{1}{2}$ meters and a width of $2.5$ meters. If you use $\frac{1}{3}$ of the total garden area for planting tomatoes, how many square meters are used for tomatoes? Express the final answer as a decimal.</w:t>
+          </w:r>
+          <w:sdt>
+            <w:sdtPr>
+              <w:id w:val="-1879140333"/>
+              <w:tag w:val="goog_rdk_255"/>
+            </w:sdtPr>
+            <w:sdtContent>
+              <w:ins w:author="Virata Pusuluri" w:id="59" w:date="2026-02-03T13:54:16Z">
+                <w:r>
+                  <w:rPr>
+                    <w:rtl w:val="0"/>
+                  </w:rPr>
+                </w:r>
+              </w:ins>
+            </w:sdtContent>
+          </w:sdt>
+        </w:p>
+      </w:sdtContent>
+    </w:sdt>
+    <w:sdt>
+      <w:sdtPr>
+        <w:id w:val="-454075881"/>
+        <w:tag w:val="goog_rdk_259"/>
+      </w:sdtPr>
+      <w:sdtContent>
+        <w:p>
+          <w:pPr>
+            <w:numPr>
+              <w:ilvl w:val="0"/>
+              <w:numId w:val="4"/>
+            </w:numPr>
+            <w:ind w:left="720" w:hanging="360"/>
+            <w:rPr>
+              <w:rPrChange w:author="Virata Pusuluri" w:id="60" w:date="2026-02-03T13:54:59Z">
+                <w:rPr/>
+              </w:rPrChange>
+            </w:rPr>
+            <w:pPrChange w:author="Virata Pusuluri" w:id="0" w:date="2026-02-03T13:54:59Z">
+              <w:pPr>
+                <w:numPr>
+                  <w:ilvl w:val="0"/>
+                  <w:numId w:val="8"/>
+                </w:numPr>
+                <w:ind w:left="720" w:hanging="360"/>
+              </w:pPr>
+            </w:pPrChange>
+          </w:pPr>
+          <w:sdt>
+            <w:sdtPr>
+              <w:id w:val="-1625300755"/>
+              <w:tag w:val="goog_rdk_257"/>
+            </w:sdtPr>
+            <w:sdtContent>
+              <w:ins w:author="Virata Pusuluri" w:id="59" w:date="2026-02-03T13:54:16Z"/>
+              <w:sdt>
+                <w:sdtPr>
+                  <w:id w:val="-844497155"/>
+                  <w:tag w:val="goog_rdk_258"/>
+                </w:sdtPr>
+                <w:sdtContent>
+                  <w:ins w:author="Virata Pusuluri" w:id="59" w:date="2026-02-03T13:54:16Z">
+                    <w:r>
+                      <w:rPr>
+                        <w:rtl w:val="0"/>
+                        <w:rPrChange w:author="Virata Pusuluri" w:id="61" w:date="2026-02-03T13:54:16Z">
+                          <w:rPr/>
+                        </w:rPrChange>
+                      </w:rPr>
+                      <w:t xml:space="preserve">Answer: I don't know square meters?</w:t>
+                    </w:r>
+                  </w:ins>
+                </w:sdtContent>
+              </w:sdt>
+              <w:ins w:author="Virata Pusuluri" w:id="59" w:date="2026-02-03T13:54:16Z"/>
+            </w:sdtContent>
+          </w:sdt>
+          <w:r>
+            <w:rPr>
+              <w:rtl w:val="0"/>
+            </w:rPr>
+          </w:r>
+        </w:p>
+      </w:sdtContent>
+    </w:sdt>
+    <w:sdt>
+      <w:sdtPr>
+        <w:id w:val="381248330"/>
+        <w:tag w:val="goog_rdk_261"/>
+      </w:sdtPr>
+      <w:sdtContent>
+        <w:p>
+          <w:pPr>
+            <w:numPr>
+              <w:ilvl w:val="0"/>
+              <w:numId w:val="4"/>
+            </w:numPr>
+            <w:ind w:left="720" w:hanging="360"/>
+            <w:rPr>
+              <w:ins w:author="Virata Pusuluri" w:id="62" w:date="2026-02-03T14:16:57Z"/>
+              <w:rPrChange w:author="Virata Pusuluri" w:id="60" w:date="2026-02-03T13:54:59Z">
+                <w:rPr/>
+              </w:rPrChange>
+            </w:rPr>
+            <w:pPrChange w:author="Virata Pusuluri" w:id="0" w:date="2026-02-03T13:54:59Z">
+              <w:pPr>
+                <w:numPr>
+                  <w:ilvl w:val="0"/>
+                  <w:numId w:val="8"/>
+                </w:numPr>
+                <w:ind w:left="720" w:hanging="360"/>
+              </w:pPr>
+            </w:pPrChange>
+          </w:pPr>
+          <w:r>
+            <w:rPr>
+              <w:b w:val="1"/>
+              <w:bCs w:val="1"/>
+              <w:rtl w:val="0"/>
+            </w:rPr>
+            <w:t xml:space="preserve">GCD, LCM, and Exponents:</w:t>
+          </w:r>
+          <w:r>
+            <w:rPr>
+              <w:rtl w:val="0"/>
+            </w:rPr>
+            <w:t xml:space="preserve"> Two numbers are $a = 2^3 \times 3^2 \times 5$ and $b = 2^2 \times 3^3 \times 7$. Find the GCD and the LCM of $a$ and $b$.</w:t>
+          </w:r>
+          <w:sdt>
+            <w:sdtPr>
+              <w:id w:val="-730632832"/>
+              <w:tag w:val="goog_rdk_260"/>
+            </w:sdtPr>
+            <w:sdtContent>
+              <w:ins w:author="Virata Pusuluri" w:id="62" w:date="2026-02-03T14:16:57Z">
+                <w:r>
+                  <w:rPr>
+                    <w:rtl w:val="0"/>
+                  </w:rPr>
+                </w:r>
+              </w:ins>
+            </w:sdtContent>
+          </w:sdt>
+        </w:p>
+      </w:sdtContent>
+    </w:sdt>
+    <w:sdt>
+      <w:sdtPr>
+        <w:id w:val="477571200"/>
+        <w:tag w:val="goog_rdk_264"/>
+      </w:sdtPr>
+      <w:sdtContent>
+        <w:p>
+          <w:pPr>
+            <w:numPr>
+              <w:ilvl w:val="1"/>
+              <w:numId w:val="4"/>
+            </w:numPr>
+            <w:ind w:left="1440" w:hanging="360"/>
+            <w:rPr>
+              <w:ins w:author="Virata Pusuluri" w:id="62" w:date="2026-02-03T14:16:57Z"/>
+              <w:u w:val="none"/>
+              <w:rPrChange w:author="Virata Pusuluri" w:id="60" w:date="2026-02-03T13:54:59Z">
+                <w:rPr>
+                  <w:u w:val="none"/>
+                </w:rPr>
+              </w:rPrChange>
+            </w:rPr>
+            <w:pPrChange w:author="Virata Pusuluri" w:id="0" w:date="2026-02-03T13:54:59Z">
+              <w:pPr>
+                <w:numPr>
+                  <w:ilvl w:val="1"/>
+                  <w:numId w:val="8"/>
+                </w:numPr>
+                <w:ind w:left="1440" w:hanging="360"/>
+              </w:pPr>
+            </w:pPrChange>
+          </w:pPr>
+          <w:sdt>
+            <w:sdtPr>
+              <w:id w:val="1163272398"/>
+              <w:tag w:val="goog_rdk_262"/>
+            </w:sdtPr>
+            <w:sdtContent>
+              <w:ins w:author="Virata Pusuluri" w:id="62" w:date="2026-02-03T14:16:57Z"/>
+              <w:sdt>
+                <w:sdtPr>
+                  <w:id w:val="520799474"/>
+                  <w:tag w:val="goog_rdk_263"/>
+                </w:sdtPr>
+                <w:sdtContent>
+                  <w:ins w:author="Virata Pusuluri" w:id="62" w:date="2026-02-03T14:16:57Z">
+                    <w:r>
+                      <w:rPr>
+                        <w:rtl w:val="0"/>
+                        <w:rPrChange w:author="Virata Pusuluri" w:id="63" w:date="2026-02-03T14:16:57Z">
+                          <w:rPr/>
+                        </w:rPrChange>
+                      </w:rPr>
+                      <w:t xml:space="preserve">Answer: </w:t>
+                    </w:r>
+                  </w:ins>
+                </w:sdtContent>
+              </w:sdt>
+              <w:ins w:author="Virata Pusuluri" w:id="62" w:date="2026-02-03T14:16:57Z"/>
+            </w:sdtContent>
+          </w:sdt>
+        </w:p>
+      </w:sdtContent>
+    </w:sdt>
+    <w:sdt>
+      <w:sdtPr>
+        <w:id w:val="-743094093"/>
+        <w:tag w:val="goog_rdk_267"/>
+      </w:sdtPr>
+      <w:sdtContent>
+        <w:p>
+          <w:pPr>
+            <w:numPr>
+              <w:ilvl w:val="2"/>
+              <w:numId w:val="4"/>
+            </w:numPr>
+            <w:ind w:left="2160" w:hanging="360"/>
+            <w:rPr>
+              <w:ins w:author="Virata Pusuluri" w:id="62" w:date="2026-02-03T14:16:57Z"/>
+              <w:u w:val="none"/>
+              <w:rPrChange w:author="Virata Pusuluri" w:id="60" w:date="2026-02-03T13:54:59Z">
+                <w:rPr>
+                  <w:u w:val="none"/>
+                </w:rPr>
+              </w:rPrChange>
+            </w:rPr>
+            <w:pPrChange w:author="Virata Pusuluri" w:id="0" w:date="2026-02-03T13:54:59Z">
+              <w:pPr>
+                <w:numPr>
+                  <w:ilvl w:val="2"/>
+                  <w:numId w:val="8"/>
+                </w:numPr>
+                <w:ind w:left="2160" w:hanging="360"/>
+              </w:pPr>
+            </w:pPrChange>
+          </w:pPr>
+          <w:sdt>
+            <w:sdtPr>
+              <w:id w:val="1914734649"/>
+              <w:tag w:val="goog_rdk_265"/>
+            </w:sdtPr>
+            <w:sdtContent>
+              <w:ins w:author="Virata Pusuluri" w:id="62" w:date="2026-02-03T14:16:57Z"/>
+              <w:sdt>
+                <w:sdtPr>
+                  <w:id w:val="-860891705"/>
+                  <w:tag w:val="goog_rdk_266"/>
+                </w:sdtPr>
+                <w:sdtContent>
+                  <w:ins w:author="Virata Pusuluri" w:id="62" w:date="2026-02-03T14:16:57Z">
+                    <w:r>
+                      <w:rPr>
+                        <w:rtl w:val="0"/>
+                        <w:rPrChange w:author="Virata Pusuluri" w:id="63" w:date="2026-02-03T14:16:57Z">
+                          <w:rPr/>
+                        </w:rPrChange>
+                      </w:rPr>
+                      <w:t xml:space="preserve">a = 360</w:t>
+                    </w:r>
+                  </w:ins>
+                </w:sdtContent>
+              </w:sdt>
+              <w:ins w:author="Virata Pusuluri" w:id="62" w:date="2026-02-03T14:16:57Z"/>
+            </w:sdtContent>
+          </w:sdt>
+        </w:p>
+      </w:sdtContent>
+    </w:sdt>
+    <w:sdt>
+      <w:sdtPr>
+        <w:id w:val="1814016362"/>
+        <w:tag w:val="goog_rdk_270"/>
+      </w:sdtPr>
+      <w:sdtContent>
+        <w:p>
+          <w:pPr>
+            <w:numPr>
+              <w:ilvl w:val="2"/>
+              <w:numId w:val="4"/>
+            </w:numPr>
+            <w:ind w:left="2160" w:hanging="360"/>
+            <w:rPr>
+              <w:ins w:author="Virata Pusuluri" w:id="62" w:date="2026-02-03T14:16:57Z"/>
+              <w:u w:val="none"/>
+              <w:rPrChange w:author="Virata Pusuluri" w:id="60" w:date="2026-02-03T13:54:59Z">
+                <w:rPr>
+                  <w:u w:val="none"/>
+                </w:rPr>
+              </w:rPrChange>
+            </w:rPr>
+            <w:pPrChange w:author="Virata Pusuluri" w:id="0" w:date="2026-02-03T13:54:59Z">
+              <w:pPr>
+                <w:numPr>
+                  <w:ilvl w:val="2"/>
+                  <w:numId w:val="8"/>
+                </w:numPr>
+                <w:ind w:left="2160" w:hanging="360"/>
+              </w:pPr>
+            </w:pPrChange>
+          </w:pPr>
+          <w:sdt>
+            <w:sdtPr>
+              <w:id w:val="-241198118"/>
+              <w:tag w:val="goog_rdk_268"/>
+            </w:sdtPr>
+            <w:sdtContent>
+              <w:ins w:author="Virata Pusuluri" w:id="62" w:date="2026-02-03T14:16:57Z"/>
+              <w:sdt>
+                <w:sdtPr>
+                  <w:id w:val="-1419148376"/>
+                  <w:tag w:val="goog_rdk_269"/>
+                </w:sdtPr>
+                <w:sdtContent>
+                  <w:ins w:author="Virata Pusuluri" w:id="62" w:date="2026-02-03T14:16:57Z">
+                    <w:r>
+                      <w:rPr>
+                        <w:rtl w:val="0"/>
+                        <w:rPrChange w:author="Virata Pusuluri" w:id="63" w:date="2026-02-03T14:16:57Z">
+                          <w:rPr/>
+                        </w:rPrChange>
+                      </w:rPr>
+                      <w:t xml:space="preserve">b = 756</w:t>
+                    </w:r>
+                  </w:ins>
+                </w:sdtContent>
+              </w:sdt>
+              <w:ins w:author="Virata Pusuluri" w:id="62" w:date="2026-02-03T14:16:57Z"/>
+            </w:sdtContent>
+          </w:sdt>
+        </w:p>
+      </w:sdtContent>
+    </w:sdt>
+    <w:sdt>
+      <w:sdtPr>
+        <w:id w:val="936226935"/>
+        <w:tag w:val="goog_rdk_273"/>
+      </w:sdtPr>
+      <w:sdtContent>
+        <w:p>
+          <w:pPr>
+            <w:numPr>
+              <w:ilvl w:val="2"/>
+              <w:numId w:val="4"/>
+            </w:numPr>
+            <w:ind w:left="2160" w:hanging="360"/>
+            <w:rPr>
+              <w:ins w:author="Virata Pusuluri" w:id="62" w:date="2026-02-03T14:16:57Z"/>
+              <w:u w:val="none"/>
+              <w:rPrChange w:author="Virata Pusuluri" w:id="60" w:date="2026-02-03T13:54:59Z">
+                <w:rPr>
+                  <w:u w:val="none"/>
+                </w:rPr>
+              </w:rPrChange>
+            </w:rPr>
+            <w:pPrChange w:author="Virata Pusuluri" w:id="0" w:date="2026-02-03T13:54:59Z">
+              <w:pPr>
+                <w:numPr>
+                  <w:ilvl w:val="2"/>
+                  <w:numId w:val="8"/>
+                </w:numPr>
+                <w:ind w:left="2160" w:hanging="360"/>
+              </w:pPr>
+            </w:pPrChange>
+          </w:pPr>
+          <w:sdt>
+            <w:sdtPr>
+              <w:id w:val="311194188"/>
+              <w:tag w:val="goog_rdk_271"/>
+            </w:sdtPr>
+            <w:sdtContent>
+              <w:ins w:author="Virata Pusuluri" w:id="62" w:date="2026-02-03T14:16:57Z"/>
+              <w:sdt>
+                <w:sdtPr>
+                  <w:id w:val="-1983522415"/>
+                  <w:tag w:val="goog_rdk_272"/>
+                </w:sdtPr>
+                <w:sdtContent>
+                  <w:ins w:author="Virata Pusuluri" w:id="62" w:date="2026-02-03T14:16:57Z">
+                    <w:r>
+                      <w:rPr>
+                        <w:rtl w:val="0"/>
+                        <w:rPrChange w:author="Virata Pusuluri" w:id="63" w:date="2026-02-03T14:16:57Z">
+                          <w:rPr/>
+                        </w:rPrChange>
+                      </w:rPr>
+                      <w:t xml:space="preserve">a for prime factorization = 3 ** 2 × 2 ** 3 × 5 ** 1</w:t>
+                    </w:r>
+                  </w:ins>
+                </w:sdtContent>
+              </w:sdt>
+              <w:ins w:author="Virata Pusuluri" w:id="62" w:date="2026-02-03T14:16:57Z"/>
+            </w:sdtContent>
+          </w:sdt>
+        </w:p>
+      </w:sdtContent>
+    </w:sdt>
+    <w:sdt>
+      <w:sdtPr>
+        <w:id w:val="98856840"/>
+        <w:tag w:val="goog_rdk_276"/>
+      </w:sdtPr>
+      <w:sdtContent>
+        <w:p>
+          <w:pPr>
+            <w:numPr>
+              <w:ilvl w:val="2"/>
+              <w:numId w:val="4"/>
+            </w:numPr>
+            <w:ind w:left="2160" w:hanging="360"/>
+            <w:rPr>
+              <w:ins w:author="Virata Pusuluri" w:id="62" w:date="2026-02-03T14:16:57Z"/>
+              <w:u w:val="none"/>
+              <w:rPrChange w:author="Virata Pusuluri" w:id="60" w:date="2026-02-03T13:54:59Z">
+                <w:rPr>
+                  <w:u w:val="none"/>
+                </w:rPr>
+              </w:rPrChange>
+            </w:rPr>
+            <w:pPrChange w:author="Virata Pusuluri" w:id="0" w:date="2026-02-03T13:54:59Z">
+              <w:pPr>
+                <w:numPr>
+                  <w:ilvl w:val="2"/>
+                  <w:numId w:val="8"/>
+                </w:numPr>
+                <w:ind w:left="2160" w:hanging="360"/>
+              </w:pPr>
+            </w:pPrChange>
+          </w:pPr>
+          <w:sdt>
+            <w:sdtPr>
+              <w:id w:val="1156229697"/>
+              <w:tag w:val="goog_rdk_274"/>
+            </w:sdtPr>
+            <w:sdtContent>
+              <w:ins w:author="Virata Pusuluri" w:id="62" w:date="2026-02-03T14:16:57Z"/>
+              <w:sdt>
+                <w:sdtPr>
+                  <w:id w:val="-1262108989"/>
+                  <w:tag w:val="goog_rdk_275"/>
+                </w:sdtPr>
+                <w:sdtContent>
+                  <w:ins w:author="Virata Pusuluri" w:id="62" w:date="2026-02-03T14:16:57Z">
+                    <w:r>
+                      <w:rPr>
+                        <w:rtl w:val="0"/>
+                        <w:rPrChange w:author="Virata Pusuluri" w:id="63" w:date="2026-02-03T14:16:57Z">
+                          <w:rPr/>
+                        </w:rPrChange>
+                      </w:rPr>
+                      <w:t xml:space="preserve">b for prime factorization = 2 ** 2 × 3 ** 2 × 7 ** 1</w:t>
+                    </w:r>
+                  </w:ins>
+                </w:sdtContent>
+              </w:sdt>
+              <w:ins w:author="Virata Pusuluri" w:id="62" w:date="2026-02-03T14:16:57Z"/>
+            </w:sdtContent>
+          </w:sdt>
+        </w:p>
+      </w:sdtContent>
+    </w:sdt>
+    <w:sdt>
+      <w:sdtPr>
+        <w:id w:val="995918474"/>
+        <w:tag w:val="goog_rdk_279"/>
+      </w:sdtPr>
+      <w:sdtContent>
+        <w:p>
+          <w:pPr>
+            <w:numPr>
+              <w:ilvl w:val="2"/>
+              <w:numId w:val="4"/>
+            </w:numPr>
+            <w:ind w:left="2160" w:hanging="360"/>
+            <w:rPr>
+              <w:ins w:author="Virata Pusuluri" w:id="62" w:date="2026-02-03T14:16:57Z"/>
+              <w:u w:val="none"/>
+              <w:rPrChange w:author="Virata Pusuluri" w:id="60" w:date="2026-02-03T13:54:59Z">
+                <w:rPr>
+                  <w:u w:val="none"/>
+                </w:rPr>
+              </w:rPrChange>
+            </w:rPr>
+            <w:pPrChange w:author="Virata Pusuluri" w:id="0" w:date="2026-02-03T13:54:59Z">
+              <w:pPr>
+                <w:numPr>
+                  <w:ilvl w:val="2"/>
+                  <w:numId w:val="8"/>
+                </w:numPr>
+                <w:ind w:left="2160" w:hanging="360"/>
+              </w:pPr>
+            </w:pPrChange>
+          </w:pPr>
+          <w:sdt>
+            <w:sdtPr>
+              <w:id w:val="1334476206"/>
+              <w:tag w:val="goog_rdk_277"/>
+            </w:sdtPr>
+            <w:sdtContent>
+              <w:ins w:author="Virata Pusuluri" w:id="62" w:date="2026-02-03T14:16:57Z"/>
+              <w:sdt>
+                <w:sdtPr>
+                  <w:id w:val="786086822"/>
+                  <w:tag w:val="goog_rdk_278"/>
+                </w:sdtPr>
+                <w:sdtContent>
+                  <w:ins w:author="Virata Pusuluri" w:id="62" w:date="2026-02-03T14:16:57Z">
+                    <w:r>
+                      <w:rPr>
+                        <w:rtl w:val="0"/>
+                        <w:rPrChange w:author="Virata Pusuluri" w:id="63" w:date="2026-02-03T14:16:57Z">
+                          <w:rPr/>
+                        </w:rPrChange>
+                      </w:rPr>
+                      <w:t xml:space="preserve">GCD = 3 ** 2 × 2 ** 2 × 5 ** 0 × 7 ** 0 = 36</w:t>
+                    </w:r>
+                  </w:ins>
+                </w:sdtContent>
+              </w:sdt>
+              <w:ins w:author="Virata Pusuluri" w:id="62" w:date="2026-02-03T14:16:57Z"/>
+            </w:sdtContent>
+          </w:sdt>
+        </w:p>
+      </w:sdtContent>
+    </w:sdt>
+    <w:sdt>
+      <w:sdtPr>
+        <w:id w:val="-1426954565"/>
+        <w:tag w:val="goog_rdk_282"/>
+      </w:sdtPr>
+      <w:sdtContent>
+        <w:p>
+          <w:pPr>
+            <w:numPr>
+              <w:ilvl w:val="0"/>
+              <w:numId w:val="4"/>
+            </w:numPr>
+            <w:ind w:left="720" w:hanging="360"/>
+            <w:rPr>
+              <w:rPrChange w:author="Virata Pusuluri" w:id="60" w:date="2026-02-03T13:54:59Z">
+                <w:rPr/>
+              </w:rPrChange>
+            </w:rPr>
+            <w:pPrChange w:author="Virata Pusuluri" w:id="0" w:date="2026-02-03T13:54:59Z">
+              <w:pPr>
+                <w:numPr>
+                  <w:ilvl w:val="0"/>
+                  <w:numId w:val="8"/>
+                </w:numPr>
+                <w:ind w:left="720" w:hanging="360"/>
+              </w:pPr>
+            </w:pPrChange>
+          </w:pPr>
+          <w:sdt>
+            <w:sdtPr>
+              <w:id w:val="-527671296"/>
+              <w:tag w:val="goog_rdk_280"/>
+            </w:sdtPr>
+            <w:sdtContent>
+              <w:ins w:author="Virata Pusuluri" w:id="62" w:date="2026-02-03T14:16:57Z"/>
+              <w:sdt>
+                <w:sdtPr>
+                  <w:id w:val="1244188026"/>
+                  <w:tag w:val="goog_rdk_281"/>
+                </w:sdtPr>
+                <w:sdtContent>
+                  <w:ins w:author="Virata Pusuluri" w:id="62" w:date="2026-02-03T14:16:57Z">
+                    <w:r>
+                      <w:rPr>
+                        <w:rtl w:val="0"/>
+                        <w:rPrChange w:author="Virata Pusuluri" w:id="63" w:date="2026-02-03T14:16:57Z">
+                          <w:rPr/>
+                        </w:rPrChange>
+                      </w:rPr>
+                      <w:t xml:space="preserve">LCM = 3 ** 2 × 2 ** 3 × 5 ** 1 × 7 ** 1 = 2520</w:t>
+                    </w:r>
+                  </w:ins>
+                </w:sdtContent>
+              </w:sdt>
+              <w:ins w:author="Virata Pusuluri" w:id="62" w:date="2026-02-03T14:16:57Z"/>
+            </w:sdtContent>
+          </w:sdt>
+          <w:r>
+            <w:rPr>
+              <w:rtl w:val="0"/>
+            </w:rPr>
+          </w:r>
+        </w:p>
+      </w:sdtContent>
+    </w:sdt>
+    <w:sdt>
+      <w:sdtPr>
+        <w:id w:val="-1535227076"/>
+        <w:tag w:val="goog_rdk_284"/>
+      </w:sdtPr>
+      <w:sdtContent>
+        <w:p>
+          <w:pPr>
+            <w:numPr>
+              <w:ilvl w:val="0"/>
+              <w:numId w:val="4"/>
+            </w:numPr>
+            <w:ind w:left="720" w:hanging="360"/>
+            <w:rPr>
+              <w:ins w:author="Virata Pusuluri" w:id="64" w:date="2026-02-06T16:52:42Z"/>
+              <w:rPrChange w:author="Virata Pusuluri" w:id="60" w:date="2026-02-03T13:54:59Z">
+                <w:rPr/>
+              </w:rPrChange>
+            </w:rPr>
+            <w:pPrChange w:author="Virata Pusuluri" w:id="0" w:date="2026-02-03T13:54:59Z">
+              <w:pPr>
+                <w:numPr>
+                  <w:ilvl w:val="0"/>
+                  <w:numId w:val="8"/>
+                </w:numPr>
+                <w:ind w:left="720" w:hanging="360"/>
+              </w:pPr>
+            </w:pPrChange>
+          </w:pPr>
+          <w:r>
+            <w:rPr>
+              <w:b w:val="1"/>
+              <w:bCs w:val="1"/>
+              <w:rtl w:val="0"/>
+            </w:rPr>
+            <w:t xml:space="preserve">Properties of Numbers &amp; Decimals:</w:t>
+          </w:r>
+          <w:r>
+            <w:rPr>
+              <w:rtl w:val="0"/>
+            </w:rPr>
+            <w:t xml:space="preserve"> The Distributive Property states that $a \times (b + c) = (a \times b) + (a \times c)$. Show the steps to solve the problem $4.5 \times (10.2 + 9.8)$ using the distributive property, and then calculate the final answer.</w:t>
+          </w:r>
+          <w:sdt>
+            <w:sdtPr>
+              <w:id w:val="-2059632158"/>
+              <w:tag w:val="goog_rdk_283"/>
+            </w:sdtPr>
+            <w:sdtContent>
+              <w:ins w:author="Virata Pusuluri" w:id="64" w:date="2026-02-06T16:52:42Z">
+                <w:r>
+                  <w:rPr>
+                    <w:rtl w:val="0"/>
+                  </w:rPr>
+                </w:r>
+              </w:ins>
+            </w:sdtContent>
+          </w:sdt>
+        </w:p>
+      </w:sdtContent>
+    </w:sdt>
+    <w:sdt>
+      <w:sdtPr>
+        <w:id w:val="531880572"/>
+        <w:tag w:val="goog_rdk_287"/>
+      </w:sdtPr>
+      <w:sdtContent>
+        <w:p>
+          <w:pPr>
+            <w:numPr>
+              <w:ilvl w:val="1"/>
+              <w:numId w:val="4"/>
+            </w:numPr>
+            <w:ind w:left="1440" w:hanging="360"/>
+            <w:rPr>
+              <w:ins w:author="Virata Pusuluri" w:id="64" w:date="2026-02-06T16:52:42Z"/>
+              <w:u w:val="none"/>
+              <w:rPrChange w:author="Virata Pusuluri" w:id="60" w:date="2026-02-03T13:54:59Z">
+                <w:rPr>
+                  <w:u w:val="none"/>
+                </w:rPr>
+              </w:rPrChange>
+            </w:rPr>
+            <w:pPrChange w:author="Virata Pusuluri" w:id="0" w:date="2026-02-03T13:54:59Z">
+              <w:pPr>
+                <w:numPr>
+                  <w:ilvl w:val="1"/>
+                  <w:numId w:val="8"/>
+                </w:numPr>
+                <w:ind w:left="1440" w:hanging="360"/>
+              </w:pPr>
+            </w:pPrChange>
+          </w:pPr>
+          <w:sdt>
+            <w:sdtPr>
+              <w:id w:val="1185861352"/>
+              <w:tag w:val="goog_rdk_285"/>
+            </w:sdtPr>
+            <w:sdtContent>
+              <w:ins w:author="Virata Pusuluri" w:id="64" w:date="2026-02-06T16:52:42Z"/>
+              <w:sdt>
+                <w:sdtPr>
+                  <w:id w:val="1473951858"/>
+                  <w:tag w:val="goog_rdk_286"/>
+                </w:sdtPr>
+                <w:sdtContent>
+                  <w:ins w:author="Virata Pusuluri" w:id="64" w:date="2026-02-06T16:52:42Z">
+                    <w:r>
+                      <w:rPr>
+                        <w:rtl w:val="0"/>
+                        <w:rPrChange w:author="Virata Pusuluri" w:id="65" w:date="2026-02-06T16:52:42Z">
+                          <w:rPr/>
+                        </w:rPrChange>
+                      </w:rPr>
+                      <w:t xml:space="preserve">Answer: </w:t>
+                    </w:r>
+                  </w:ins>
+                </w:sdtContent>
+              </w:sdt>
+              <w:ins w:author="Virata Pusuluri" w:id="64" w:date="2026-02-06T16:52:42Z"/>
+            </w:sdtContent>
+          </w:sdt>
+        </w:p>
+      </w:sdtContent>
+    </w:sdt>
+    <w:sdt>
+      <w:sdtPr>
+        <w:id w:val="1432777546"/>
+        <w:tag w:val="goog_rdk_290"/>
+      </w:sdtPr>
+      <w:sdtContent>
+        <w:p>
+          <w:pPr>
+            <w:numPr>
+              <w:ilvl w:val="2"/>
+              <w:numId w:val="4"/>
+            </w:numPr>
+            <w:ind w:left="2160" w:hanging="360"/>
+            <w:rPr>
+              <w:ins w:author="Virata Pusuluri" w:id="64" w:date="2026-02-06T16:52:42Z"/>
+              <w:u w:val="none"/>
+              <w:rPrChange w:author="Virata Pusuluri" w:id="60" w:date="2026-02-03T13:54:59Z">
+                <w:rPr>
+                  <w:u w:val="none"/>
+                </w:rPr>
+              </w:rPrChange>
+            </w:rPr>
+            <w:pPrChange w:author="Virata Pusuluri" w:id="0" w:date="2026-02-03T13:54:59Z">
+              <w:pPr>
+                <w:numPr>
+                  <w:ilvl w:val="2"/>
+                  <w:numId w:val="8"/>
+                </w:numPr>
+                <w:ind w:left="2160" w:hanging="360"/>
+              </w:pPr>
+            </w:pPrChange>
+          </w:pPr>
+          <w:sdt>
+            <w:sdtPr>
+              <w:id w:val="-187574903"/>
+              <w:tag w:val="goog_rdk_288"/>
+            </w:sdtPr>
+            <w:sdtContent>
+              <w:ins w:author="Virata Pusuluri" w:id="64" w:date="2026-02-06T16:52:42Z"/>
+              <w:sdt>
+                <w:sdtPr>
+                  <w:id w:val="-1896358106"/>
+                  <w:tag w:val="goog_rdk_289"/>
+                </w:sdtPr>
+                <w:sdtContent>
+                  <w:ins w:author="Virata Pusuluri" w:id="64" w:date="2026-02-06T16:52:42Z">
+                    <w:r>
+                      <w:rPr>
+                        <w:rtl w:val="0"/>
+                        <w:rPrChange w:author="Virata Pusuluri" w:id="65" w:date="2026-02-06T16:52:42Z">
+                          <w:rPr/>
+                        </w:rPrChange>
+                      </w:rPr>
+                      <w:t xml:space="preserve">4.5 × (10.2 + 9.8)</w:t>
+                    </w:r>
+                  </w:ins>
+                </w:sdtContent>
+              </w:sdt>
+              <w:ins w:author="Virata Pusuluri" w:id="64" w:date="2026-02-06T16:52:42Z"/>
+            </w:sdtContent>
+          </w:sdt>
+        </w:p>
+      </w:sdtContent>
+    </w:sdt>
+    <w:sdt>
+      <w:sdtPr>
+        <w:id w:val="826111311"/>
+        <w:tag w:val="goog_rdk_293"/>
+      </w:sdtPr>
+      <w:sdtContent>
+        <w:p>
+          <w:pPr>
+            <w:numPr>
+              <w:ilvl w:val="3"/>
+              <w:numId w:val="4"/>
+            </w:numPr>
+            <w:ind w:left="2880" w:hanging="360"/>
+            <w:rPr>
+              <w:ins w:author="Virata Pusuluri" w:id="64" w:date="2026-02-06T16:52:42Z"/>
+              <w:u w:val="none"/>
+              <w:rPrChange w:author="Virata Pusuluri" w:id="60" w:date="2026-02-03T13:54:59Z">
+                <w:rPr>
+                  <w:u w:val="none"/>
+                </w:rPr>
+              </w:rPrChange>
+            </w:rPr>
+            <w:pPrChange w:author="Virata Pusuluri" w:id="0" w:date="2026-02-03T13:54:59Z">
+              <w:pPr>
+                <w:numPr>
+                  <w:ilvl w:val="3"/>
+                  <w:numId w:val="8"/>
+                </w:numPr>
+                <w:ind w:left="2880" w:hanging="360"/>
+              </w:pPr>
+            </w:pPrChange>
+          </w:pPr>
+          <w:sdt>
+            <w:sdtPr>
+              <w:id w:val="-568637719"/>
+              <w:tag w:val="goog_rdk_291"/>
+            </w:sdtPr>
+            <w:sdtContent>
+              <w:ins w:author="Virata Pusuluri" w:id="64" w:date="2026-02-06T16:52:42Z"/>
+              <w:sdt>
+                <w:sdtPr>
+                  <w:id w:val="1791290044"/>
+                  <w:tag w:val="goog_rdk_292"/>
+                </w:sdtPr>
+                <w:sdtContent>
+                  <w:ins w:author="Virata Pusuluri" w:id="64" w:date="2026-02-06T16:52:42Z">
+                    <w:r>
+                      <w:rPr>
+                        <w:rtl w:val="0"/>
+                        <w:rPrChange w:author="Virata Pusuluri" w:id="65" w:date="2026-02-06T16:52:42Z">
+                          <w:rPr/>
+                        </w:rPrChange>
+                      </w:rPr>
+                      <w:t xml:space="preserve">4.5 × 20.0</w:t>
+                    </w:r>
+                  </w:ins>
+                </w:sdtContent>
+              </w:sdt>
+              <w:ins w:author="Virata Pusuluri" w:id="64" w:date="2026-02-06T16:52:42Z"/>
+            </w:sdtContent>
+          </w:sdt>
+        </w:p>
+      </w:sdtContent>
+    </w:sdt>
+    <w:sdt>
+      <w:sdtPr>
+        <w:id w:val="-785462295"/>
+        <w:tag w:val="goog_rdk_296"/>
+      </w:sdtPr>
+      <w:sdtContent>
+        <w:p>
+          <w:pPr>
+            <w:numPr>
+              <w:ilvl w:val="3"/>
+              <w:numId w:val="4"/>
+            </w:numPr>
+            <w:ind w:left="2880" w:hanging="360"/>
+            <w:rPr>
+              <w:ins w:author="Virata Pusuluri" w:id="64" w:date="2026-02-06T16:52:42Z"/>
+              <w:u w:val="none"/>
+              <w:rPrChange w:author="Virata Pusuluri" w:id="60" w:date="2026-02-03T13:54:59Z">
+                <w:rPr>
+                  <w:u w:val="none"/>
+                </w:rPr>
+              </w:rPrChange>
+            </w:rPr>
+            <w:pPrChange w:author="Virata Pusuluri" w:id="0" w:date="2026-02-03T13:54:59Z">
+              <w:pPr>
+                <w:numPr>
+                  <w:ilvl w:val="3"/>
+                  <w:numId w:val="8"/>
+                </w:numPr>
+                <w:ind w:left="2880" w:hanging="360"/>
+              </w:pPr>
+            </w:pPrChange>
+          </w:pPr>
+          <w:sdt>
+            <w:sdtPr>
+              <w:id w:val="-1021840922"/>
+              <w:tag w:val="goog_rdk_294"/>
+            </w:sdtPr>
+            <w:sdtContent>
+              <w:ins w:author="Virata Pusuluri" w:id="64" w:date="2026-02-06T16:52:42Z"/>
+              <w:sdt>
+                <w:sdtPr>
+                  <w:id w:val="-702159250"/>
+                  <w:tag w:val="goog_rdk_295"/>
+                </w:sdtPr>
+                <w:sdtContent>
+                  <w:ins w:author="Virata Pusuluri" w:id="64" w:date="2026-02-06T16:52:42Z">
+                    <w:r>
+                      <w:rPr>
+                        <w:rtl w:val="0"/>
+                        <w:rPrChange w:author="Virata Pusuluri" w:id="65" w:date="2026-02-06T16:52:42Z">
+                          <w:rPr/>
+                        </w:rPrChange>
+                      </w:rPr>
+                      <w:t xml:space="preserve">4.5 × 10.0 × 2.0</w:t>
+                    </w:r>
+                  </w:ins>
+                </w:sdtContent>
+              </w:sdt>
+              <w:ins w:author="Virata Pusuluri" w:id="64" w:date="2026-02-06T16:52:42Z"/>
+            </w:sdtContent>
+          </w:sdt>
+        </w:p>
+      </w:sdtContent>
+    </w:sdt>
+    <w:sdt>
+      <w:sdtPr>
+        <w:id w:val="-2022497714"/>
+        <w:tag w:val="goog_rdk_299"/>
+      </w:sdtPr>
+      <w:sdtContent>
+        <w:p>
+          <w:pPr>
+            <w:numPr>
+              <w:ilvl w:val="3"/>
+              <w:numId w:val="4"/>
+            </w:numPr>
+            <w:ind w:left="2880" w:hanging="360"/>
+            <w:rPr>
+              <w:ins w:author="Virata Pusuluri" w:id="64" w:date="2026-02-06T16:52:42Z"/>
+              <w:u w:val="none"/>
+              <w:rPrChange w:author="Virata Pusuluri" w:id="60" w:date="2026-02-03T13:54:59Z">
+                <w:rPr>
+                  <w:u w:val="none"/>
+                </w:rPr>
+              </w:rPrChange>
+            </w:rPr>
+            <w:pPrChange w:author="Virata Pusuluri" w:id="0" w:date="2026-02-03T13:54:59Z">
+              <w:pPr>
+                <w:numPr>
+                  <w:ilvl w:val="3"/>
+                  <w:numId w:val="8"/>
+                </w:numPr>
+                <w:ind w:left="2880" w:hanging="360"/>
+              </w:pPr>
+            </w:pPrChange>
+          </w:pPr>
+          <w:sdt>
+            <w:sdtPr>
+              <w:id w:val="1367449936"/>
+              <w:tag w:val="goog_rdk_297"/>
+            </w:sdtPr>
+            <w:sdtContent>
+              <w:ins w:author="Virata Pusuluri" w:id="64" w:date="2026-02-06T16:52:42Z"/>
+              <w:sdt>
+                <w:sdtPr>
+                  <w:id w:val="1522786907"/>
+                  <w:tag w:val="goog_rdk_298"/>
+                </w:sdtPr>
+                <w:sdtContent>
+                  <w:ins w:author="Virata Pusuluri" w:id="64" w:date="2026-02-06T16:52:42Z">
+                    <w:r>
+                      <w:rPr>
+                        <w:rtl w:val="0"/>
+                        <w:rPrChange w:author="Virata Pusuluri" w:id="65" w:date="2026-02-06T16:52:42Z">
+                          <w:rPr/>
+                        </w:rPrChange>
+                      </w:rPr>
+                      <w:t xml:space="preserve">45 × 2</w:t>
+                    </w:r>
+                  </w:ins>
+                </w:sdtContent>
+              </w:sdt>
+              <w:ins w:author="Virata Pusuluri" w:id="64" w:date="2026-02-06T16:52:42Z"/>
+            </w:sdtContent>
+          </w:sdt>
+        </w:p>
+      </w:sdtContent>
+    </w:sdt>
+    <w:sdt>
+      <w:sdtPr>
+        <w:id w:val="-568579841"/>
+        <w:tag w:val="goog_rdk_302"/>
+      </w:sdtPr>
+      <w:sdtContent>
+        <w:p>
+          <w:pPr>
+            <w:numPr>
+              <w:ilvl w:val="3"/>
+              <w:numId w:val="4"/>
+            </w:numPr>
+            <w:ind w:left="2880" w:hanging="360"/>
+            <w:rPr>
+              <w:ins w:author="Virata Pusuluri" w:id="64" w:date="2026-02-06T16:52:42Z"/>
+              <w:u w:val="none"/>
+              <w:rPrChange w:author="Virata Pusuluri" w:id="60" w:date="2026-02-03T13:54:59Z">
+                <w:rPr>
+                  <w:u w:val="none"/>
+                </w:rPr>
+              </w:rPrChange>
+            </w:rPr>
+            <w:pPrChange w:author="Virata Pusuluri" w:id="0" w:date="2026-02-03T13:54:59Z">
+              <w:pPr>
+                <w:numPr>
+                  <w:ilvl w:val="3"/>
+                  <w:numId w:val="8"/>
+                </w:numPr>
+                <w:ind w:left="2880" w:hanging="360"/>
+              </w:pPr>
+            </w:pPrChange>
+          </w:pPr>
+          <w:sdt>
+            <w:sdtPr>
+              <w:id w:val="729129905"/>
+              <w:tag w:val="goog_rdk_300"/>
+            </w:sdtPr>
+            <w:sdtContent>
+              <w:ins w:author="Virata Pusuluri" w:id="64" w:date="2026-02-06T16:52:42Z"/>
+              <w:sdt>
+                <w:sdtPr>
+                  <w:id w:val="1740631818"/>
+                  <w:tag w:val="goog_rdk_301"/>
+                </w:sdtPr>
+                <w:sdtContent>
+                  <w:ins w:author="Virata Pusuluri" w:id="64" w:date="2026-02-06T16:52:42Z">
+                    <w:r>
+                      <w:rPr>
+                        <w:rtl w:val="0"/>
+                        <w:rPrChange w:author="Virata Pusuluri" w:id="65" w:date="2026-02-06T16:52:42Z">
+                          <w:rPr/>
+                        </w:rPrChange>
+                      </w:rPr>
+                      <w:t xml:space="preserve">90</w:t>
+                    </w:r>
+                  </w:ins>
+                </w:sdtContent>
+              </w:sdt>
+              <w:ins w:author="Virata Pusuluri" w:id="64" w:date="2026-02-06T16:52:42Z"/>
+            </w:sdtContent>
+          </w:sdt>
+        </w:p>
+      </w:sdtContent>
+    </w:sdt>
+    <w:sdt>
+      <w:sdtPr>
+        <w:id w:val="-931206813"/>
+        <w:tag w:val="goog_rdk_305"/>
+      </w:sdtPr>
+      <w:sdtContent>
+        <w:p>
+          <w:pPr>
+            <w:numPr>
+              <w:ilvl w:val="2"/>
+              <w:numId w:val="4"/>
+            </w:numPr>
+            <w:ind w:left="2160" w:hanging="360"/>
+            <w:rPr>
+              <w:ins w:author="Virata Pusuluri" w:id="64" w:date="2026-02-06T16:52:42Z"/>
+              <w:u w:val="none"/>
+              <w:rPrChange w:author="Virata Pusuluri" w:id="60" w:date="2026-02-03T13:54:59Z">
+                <w:rPr>
+                  <w:u w:val="none"/>
+                </w:rPr>
+              </w:rPrChange>
+            </w:rPr>
+            <w:pPrChange w:author="Virata Pusuluri" w:id="0" w:date="2026-02-03T13:54:59Z">
+              <w:pPr>
+                <w:numPr>
+                  <w:ilvl w:val="2"/>
+                  <w:numId w:val="8"/>
+                </w:numPr>
+                <w:ind w:left="2160" w:hanging="360"/>
+              </w:pPr>
+            </w:pPrChange>
+          </w:pPr>
+          <w:sdt>
+            <w:sdtPr>
+              <w:id w:val="-289152210"/>
+              <w:tag w:val="goog_rdk_303"/>
+            </w:sdtPr>
+            <w:sdtContent>
+              <w:ins w:author="Virata Pusuluri" w:id="64" w:date="2026-02-06T16:52:42Z"/>
+              <w:sdt>
+                <w:sdtPr>
+                  <w:id w:val="-1743181466"/>
+                  <w:tag w:val="goog_rdk_304"/>
+                </w:sdtPr>
+                <w:sdtContent>
+                  <w:ins w:author="Virata Pusuluri" w:id="64" w:date="2026-02-06T16:52:42Z">
+                    <w:r>
+                      <w:rPr>
+                        <w:rtl w:val="0"/>
+                        <w:rPrChange w:author="Virata Pusuluri" w:id="65" w:date="2026-02-06T16:52:42Z">
+                          <w:rPr/>
+                        </w:rPrChange>
+                      </w:rPr>
+                      <w:t xml:space="preserve">(4.5 × 10.2) + (4.5 × 9.8)</w:t>
+                    </w:r>
+                  </w:ins>
+                </w:sdtContent>
+              </w:sdt>
+              <w:ins w:author="Virata Pusuluri" w:id="64" w:date="2026-02-06T16:52:42Z"/>
+            </w:sdtContent>
+          </w:sdt>
+        </w:p>
+      </w:sdtContent>
+    </w:sdt>
+    <w:sdt>
+      <w:sdtPr>
+        <w:id w:val="-1025234260"/>
+        <w:tag w:val="goog_rdk_308"/>
+      </w:sdtPr>
+      <w:sdtContent>
+        <w:p>
+          <w:pPr>
+            <w:numPr>
+              <w:ilvl w:val="3"/>
+              <w:numId w:val="4"/>
+            </w:numPr>
+            <w:ind w:left="2880" w:hanging="360"/>
+            <w:rPr>
+              <w:ins w:author="Virata Pusuluri" w:id="64" w:date="2026-02-06T16:52:42Z"/>
+              <w:u w:val="none"/>
+              <w:rPrChange w:author="Virata Pusuluri" w:id="60" w:date="2026-02-03T13:54:59Z">
+                <w:rPr>
+                  <w:u w:val="none"/>
+                </w:rPr>
+              </w:rPrChange>
+            </w:rPr>
+            <w:pPrChange w:author="Virata Pusuluri" w:id="0" w:date="2026-02-03T13:54:59Z">
+              <w:pPr>
+                <w:numPr>
+                  <w:ilvl w:val="3"/>
+                  <w:numId w:val="8"/>
+                </w:numPr>
+                <w:ind w:left="2880" w:hanging="360"/>
+              </w:pPr>
+            </w:pPrChange>
+          </w:pPr>
+          <w:sdt>
+            <w:sdtPr>
+              <w:id w:val="1356369878"/>
+              <w:tag w:val="goog_rdk_306"/>
+            </w:sdtPr>
+            <w:sdtContent>
+              <w:ins w:author="Virata Pusuluri" w:id="64" w:date="2026-02-06T16:52:42Z"/>
+              <w:sdt>
+                <w:sdtPr>
+                  <w:id w:val="1981274285"/>
+                  <w:tag w:val="goog_rdk_307"/>
+                </w:sdtPr>
+                <w:sdtContent>
+                  <w:ins w:author="Virata Pusuluri" w:id="64" w:date="2026-02-06T16:52:42Z">
+                    <w:r>
+                      <w:rPr>
+                        <w:rtl w:val="0"/>
+                        <w:rPrChange w:author="Virata Pusuluri" w:id="65" w:date="2026-02-06T16:52:42Z">
+                          <w:rPr/>
+                        </w:rPrChange>
+                      </w:rPr>
+                      <w:t xml:space="preserve">(4.5 × 10.2)</w:t>
+                    </w:r>
+                  </w:ins>
+                </w:sdtContent>
+              </w:sdt>
+              <w:ins w:author="Virata Pusuluri" w:id="64" w:date="2026-02-06T16:52:42Z"/>
+            </w:sdtContent>
+          </w:sdt>
+        </w:p>
+      </w:sdtContent>
+    </w:sdt>
+    <w:sdt>
+      <w:sdtPr>
+        <w:id w:val="2100356725"/>
+        <w:tag w:val="goog_rdk_311"/>
+      </w:sdtPr>
+      <w:sdtContent>
+        <w:p>
+          <w:pPr>
+            <w:numPr>
+              <w:ilvl w:val="4"/>
+              <w:numId w:val="4"/>
+            </w:numPr>
+            <w:ind w:left="3600" w:hanging="360"/>
+            <w:rPr>
+              <w:ins w:author="Virata Pusuluri" w:id="64" w:date="2026-02-06T16:52:42Z"/>
+              <w:u w:val="none"/>
+              <w:rPrChange w:author="Virata Pusuluri" w:id="60" w:date="2026-02-03T13:54:59Z">
+                <w:rPr>
+                  <w:u w:val="none"/>
+                </w:rPr>
+              </w:rPrChange>
+            </w:rPr>
+            <w:pPrChange w:author="Virata Pusuluri" w:id="0" w:date="2026-02-03T13:54:59Z">
+              <w:pPr>
+                <w:numPr>
+                  <w:ilvl w:val="4"/>
+                  <w:numId w:val="8"/>
+                </w:numPr>
+                <w:ind w:left="3600" w:hanging="360"/>
+              </w:pPr>
+            </w:pPrChange>
+          </w:pPr>
+          <w:sdt>
+            <w:sdtPr>
+              <w:id w:val="-1308469597"/>
+              <w:tag w:val="goog_rdk_309"/>
+            </w:sdtPr>
+            <w:sdtContent>
+              <w:ins w:author="Virata Pusuluri" w:id="64" w:date="2026-02-06T16:52:42Z"/>
+              <w:sdt>
+                <w:sdtPr>
+                  <w:id w:val="-783312538"/>
+                  <w:tag w:val="goog_rdk_310"/>
+                </w:sdtPr>
+                <w:sdtContent>
+                  <w:ins w:author="Virata Pusuluri" w:id="64" w:date="2026-02-06T16:52:42Z">
+                    <w:r>
+                      <w:rPr>
+                        <w:rtl w:val="0"/>
+                        <w:rPrChange w:author="Virata Pusuluri" w:id="65" w:date="2026-02-06T16:52:42Z">
+                          <w:rPr/>
+                        </w:rPrChange>
+                      </w:rPr>
+                      <w:t xml:space="preserve">4.5 = 45/10</w:t>
+                    </w:r>
+                  </w:ins>
+                </w:sdtContent>
+              </w:sdt>
+              <w:ins w:author="Virata Pusuluri" w:id="64" w:date="2026-02-06T16:52:42Z"/>
+            </w:sdtContent>
+          </w:sdt>
+        </w:p>
+      </w:sdtContent>
+    </w:sdt>
+    <w:sdt>
+      <w:sdtPr>
+        <w:id w:val="-780612299"/>
+        <w:tag w:val="goog_rdk_314"/>
+      </w:sdtPr>
+      <w:sdtContent>
+        <w:p>
+          <w:pPr>
+            <w:numPr>
+              <w:ilvl w:val="4"/>
+              <w:numId w:val="4"/>
+            </w:numPr>
+            <w:ind w:left="3600" w:hanging="360"/>
+            <w:rPr>
+              <w:ins w:author="Virata Pusuluri" w:id="64" w:date="2026-02-06T16:52:42Z"/>
+              <w:u w:val="none"/>
+              <w:rPrChange w:author="Virata Pusuluri" w:id="60" w:date="2026-02-03T13:54:59Z">
+                <w:rPr>
+                  <w:u w:val="none"/>
+                </w:rPr>
+              </w:rPrChange>
+            </w:rPr>
+            <w:pPrChange w:author="Virata Pusuluri" w:id="0" w:date="2026-02-03T13:54:59Z">
+              <w:pPr>
+                <w:numPr>
+                  <w:ilvl w:val="4"/>
+                  <w:numId w:val="8"/>
+                </w:numPr>
+                <w:ind w:left="3600" w:hanging="360"/>
+              </w:pPr>
+            </w:pPrChange>
+          </w:pPr>
+          <w:sdt>
+            <w:sdtPr>
+              <w:id w:val="1628908183"/>
+              <w:tag w:val="goog_rdk_312"/>
+            </w:sdtPr>
+            <w:sdtContent>
+              <w:ins w:author="Virata Pusuluri" w:id="64" w:date="2026-02-06T16:52:42Z"/>
+              <w:sdt>
+                <w:sdtPr>
+                  <w:id w:val="487234268"/>
+                  <w:tag w:val="goog_rdk_313"/>
+                </w:sdtPr>
+                <w:sdtContent>
+                  <w:ins w:author="Virata Pusuluri" w:id="64" w:date="2026-02-06T16:52:42Z">
+                    <w:r>
+                      <w:rPr>
+                        <w:rtl w:val="0"/>
+                        <w:rPrChange w:author="Virata Pusuluri" w:id="65" w:date="2026-02-06T16:52:42Z">
+                          <w:rPr/>
+                        </w:rPrChange>
+                      </w:rPr>
+                      <w:t xml:space="preserve">10.2 = 102/10</w:t>
+                    </w:r>
+                  </w:ins>
+                </w:sdtContent>
+              </w:sdt>
+              <w:ins w:author="Virata Pusuluri" w:id="64" w:date="2026-02-06T16:52:42Z"/>
+            </w:sdtContent>
+          </w:sdt>
+        </w:p>
+      </w:sdtContent>
+    </w:sdt>
+    <w:sdt>
+      <w:sdtPr>
+        <w:id w:val="866966021"/>
+        <w:tag w:val="goog_rdk_317"/>
+      </w:sdtPr>
+      <w:sdtContent>
+        <w:p>
+          <w:pPr>
+            <w:numPr>
+              <w:ilvl w:val="4"/>
+              <w:numId w:val="4"/>
+            </w:numPr>
+            <w:ind w:left="3600" w:hanging="360"/>
+            <w:rPr>
+              <w:ins w:author="Virata Pusuluri" w:id="64" w:date="2026-02-06T16:52:42Z"/>
+              <w:u w:val="none"/>
+              <w:rPrChange w:author="Virata Pusuluri" w:id="60" w:date="2026-02-03T13:54:59Z">
+                <w:rPr>
+                  <w:u w:val="none"/>
+                </w:rPr>
+              </w:rPrChange>
+            </w:rPr>
+            <w:pPrChange w:author="Virata Pusuluri" w:id="0" w:date="2026-02-03T13:54:59Z">
+              <w:pPr>
+                <w:numPr>
+                  <w:ilvl w:val="4"/>
+                  <w:numId w:val="8"/>
+                </w:numPr>
+                <w:ind w:left="3600" w:hanging="360"/>
+              </w:pPr>
+            </w:pPrChange>
+          </w:pPr>
+          <w:sdt>
+            <w:sdtPr>
+              <w:id w:val="649698582"/>
+              <w:tag w:val="goog_rdk_315"/>
+            </w:sdtPr>
+            <w:sdtContent>
+              <w:ins w:author="Virata Pusuluri" w:id="64" w:date="2026-02-06T16:52:42Z"/>
+              <w:sdt>
+                <w:sdtPr>
+                  <w:id w:val="1966074838"/>
+                  <w:tag w:val="goog_rdk_316"/>
+                </w:sdtPr>
+                <w:sdtContent>
+                  <w:ins w:author="Virata Pusuluri" w:id="64" w:date="2026-02-06T16:52:42Z">
+                    <w:r>
+                      <w:rPr>
+                        <w:rtl w:val="0"/>
+                        <w:rPrChange w:author="Virata Pusuluri" w:id="65" w:date="2026-02-06T16:52:42Z">
+                          <w:rPr/>
+                        </w:rPrChange>
+                      </w:rPr>
+                      <w:t xml:space="preserve">(45 × 102)/(10 × 10)</w:t>
+                    </w:r>
+                  </w:ins>
+                </w:sdtContent>
+              </w:sdt>
+              <w:ins w:author="Virata Pusuluri" w:id="64" w:date="2026-02-06T16:52:42Z"/>
+            </w:sdtContent>
+          </w:sdt>
+        </w:p>
+      </w:sdtContent>
+    </w:sdt>
+    <w:sdt>
+      <w:sdtPr>
+        <w:id w:val="2077751555"/>
+        <w:tag w:val="goog_rdk_320"/>
+      </w:sdtPr>
+      <w:sdtContent>
+        <w:p>
+          <w:pPr>
+            <w:numPr>
+              <w:ilvl w:val="4"/>
+              <w:numId w:val="4"/>
+            </w:numPr>
+            <w:ind w:left="3600" w:hanging="360"/>
+            <w:rPr>
+              <w:ins w:author="Virata Pusuluri" w:id="64" w:date="2026-02-06T16:52:42Z"/>
+              <w:u w:val="none"/>
+              <w:rPrChange w:author="Virata Pusuluri" w:id="60" w:date="2026-02-03T13:54:59Z">
+                <w:rPr>
+                  <w:u w:val="none"/>
+                </w:rPr>
+              </w:rPrChange>
+            </w:rPr>
+            <w:pPrChange w:author="Virata Pusuluri" w:id="0" w:date="2026-02-03T13:54:59Z">
+              <w:pPr>
+                <w:numPr>
+                  <w:ilvl w:val="4"/>
+                  <w:numId w:val="8"/>
+                </w:numPr>
+                <w:ind w:left="3600" w:hanging="360"/>
+              </w:pPr>
+            </w:pPrChange>
+          </w:pPr>
+          <w:sdt>
+            <w:sdtPr>
+              <w:id w:val="-1782528424"/>
+              <w:tag w:val="goog_rdk_318"/>
+            </w:sdtPr>
+            <w:sdtContent>
+              <w:ins w:author="Virata Pusuluri" w:id="64" w:date="2026-02-06T16:52:42Z"/>
+              <w:sdt>
+                <w:sdtPr>
+                  <w:id w:val="-671689206"/>
+                  <w:tag w:val="goog_rdk_319"/>
+                </w:sdtPr>
+                <w:sdtContent>
+                  <w:ins w:author="Virata Pusuluri" w:id="64" w:date="2026-02-06T16:52:42Z">
+                    <w:r>
+                      <w:rPr>
+                        <w:rtl w:val="0"/>
+                        <w:rPrChange w:author="Virata Pusuluri" w:id="65" w:date="2026-02-06T16:52:42Z">
+                          <w:rPr/>
+                        </w:rPrChange>
+                      </w:rPr>
+                      <w:t xml:space="preserve">45.9 = 45.9</w:t>
+                    </w:r>
+                  </w:ins>
+                </w:sdtContent>
+              </w:sdt>
+              <w:ins w:author="Virata Pusuluri" w:id="64" w:date="2026-02-06T16:52:42Z"/>
+            </w:sdtContent>
+          </w:sdt>
+        </w:p>
+      </w:sdtContent>
+    </w:sdt>
+    <w:sdt>
+      <w:sdtPr>
+        <w:id w:val="-392447642"/>
+        <w:tag w:val="goog_rdk_323"/>
+      </w:sdtPr>
+      <w:sdtContent>
+        <w:p>
+          <w:pPr>
+            <w:numPr>
+              <w:ilvl w:val="3"/>
+              <w:numId w:val="4"/>
+            </w:numPr>
+            <w:ind w:left="2880" w:hanging="360"/>
+            <w:rPr>
+              <w:ins w:author="Virata Pusuluri" w:id="64" w:date="2026-02-06T16:52:42Z"/>
+              <w:u w:val="none"/>
+              <w:rPrChange w:author="Virata Pusuluri" w:id="60" w:date="2026-02-03T13:54:59Z">
+                <w:rPr>
+                  <w:u w:val="none"/>
+                </w:rPr>
+              </w:rPrChange>
+            </w:rPr>
+            <w:pPrChange w:author="Virata Pusuluri" w:id="0" w:date="2026-02-03T13:54:59Z">
+              <w:pPr>
+                <w:numPr>
+                  <w:ilvl w:val="3"/>
+                  <w:numId w:val="8"/>
+                </w:numPr>
+                <w:ind w:left="2880" w:hanging="360"/>
+              </w:pPr>
+            </w:pPrChange>
+          </w:pPr>
+          <w:sdt>
+            <w:sdtPr>
+              <w:id w:val="210026046"/>
+              <w:tag w:val="goog_rdk_321"/>
+            </w:sdtPr>
+            <w:sdtContent>
+              <w:ins w:author="Virata Pusuluri" w:id="64" w:date="2026-02-06T16:52:42Z"/>
+              <w:sdt>
+                <w:sdtPr>
+                  <w:id w:val="-621196408"/>
+                  <w:tag w:val="goog_rdk_322"/>
+                </w:sdtPr>
+                <w:sdtContent>
+                  <w:ins w:author="Virata Pusuluri" w:id="64" w:date="2026-02-06T16:52:42Z">
+                    <w:r>
+                      <w:rPr>
+                        <w:rtl w:val="0"/>
+                        <w:rPrChange w:author="Virata Pusuluri" w:id="65" w:date="2026-02-06T16:52:42Z">
+                          <w:rPr/>
+                        </w:rPrChange>
+                      </w:rPr>
+                      <w:t xml:space="preserve">(4.5 × 9.8)</w:t>
+                    </w:r>
+                  </w:ins>
+                </w:sdtContent>
+              </w:sdt>
+              <w:ins w:author="Virata Pusuluri" w:id="64" w:date="2026-02-06T16:52:42Z"/>
+            </w:sdtContent>
+          </w:sdt>
+        </w:p>
+      </w:sdtContent>
+    </w:sdt>
+    <w:sdt>
+      <w:sdtPr>
+        <w:id w:val="2078217122"/>
+        <w:tag w:val="goog_rdk_326"/>
+      </w:sdtPr>
+      <w:sdtContent>
+        <w:p>
+          <w:pPr>
+            <w:numPr>
+              <w:ilvl w:val="4"/>
+              <w:numId w:val="4"/>
+            </w:numPr>
+            <w:ind w:left="3600" w:hanging="360"/>
+            <w:rPr>
+              <w:ins w:author="Virata Pusuluri" w:id="64" w:date="2026-02-06T16:52:42Z"/>
+              <w:u w:val="none"/>
+              <w:rPrChange w:author="Virata Pusuluri" w:id="60" w:date="2026-02-03T13:54:59Z">
+                <w:rPr>
+                  <w:u w:val="none"/>
+                </w:rPr>
+              </w:rPrChange>
+            </w:rPr>
+            <w:pPrChange w:author="Virata Pusuluri" w:id="0" w:date="2026-02-03T13:54:59Z">
+              <w:pPr>
+                <w:numPr>
+                  <w:ilvl w:val="4"/>
+                  <w:numId w:val="8"/>
+                </w:numPr>
+                <w:ind w:left="3600" w:hanging="360"/>
+              </w:pPr>
+            </w:pPrChange>
+          </w:pPr>
+          <w:sdt>
+            <w:sdtPr>
+              <w:id w:val="1225892753"/>
+              <w:tag w:val="goog_rdk_324"/>
+            </w:sdtPr>
+            <w:sdtContent>
+              <w:ins w:author="Virata Pusuluri" w:id="64" w:date="2026-02-06T16:52:42Z"/>
+              <w:sdt>
+                <w:sdtPr>
+                  <w:id w:val="-1569234195"/>
+                  <w:tag w:val="goog_rdk_325"/>
+                </w:sdtPr>
+                <w:sdtContent>
+                  <w:ins w:author="Virata Pusuluri" w:id="64" w:date="2026-02-06T16:52:42Z">
+                    <w:r>
+                      <w:rPr>
+                        <w:rtl w:val="0"/>
+                        <w:rPrChange w:author="Virata Pusuluri" w:id="65" w:date="2026-02-06T16:52:42Z">
+                          <w:rPr/>
+                        </w:rPrChange>
+                      </w:rPr>
+                      <w:t xml:space="preserve">4.5 = 45/10</w:t>
+                    </w:r>
+                  </w:ins>
+                </w:sdtContent>
+              </w:sdt>
+              <w:ins w:author="Virata Pusuluri" w:id="64" w:date="2026-02-06T16:52:42Z"/>
+            </w:sdtContent>
+          </w:sdt>
+        </w:p>
+      </w:sdtContent>
+    </w:sdt>
+    <w:sdt>
+      <w:sdtPr>
+        <w:id w:val="1608596846"/>
+        <w:tag w:val="goog_rdk_329"/>
+      </w:sdtPr>
+      <w:sdtContent>
+        <w:p>
+          <w:pPr>
+            <w:numPr>
+              <w:ilvl w:val="4"/>
+              <w:numId w:val="4"/>
+            </w:numPr>
+            <w:ind w:left="3600" w:hanging="360"/>
+            <w:rPr>
+              <w:ins w:author="Virata Pusuluri" w:id="64" w:date="2026-02-06T16:52:42Z"/>
+              <w:u w:val="none"/>
+              <w:rPrChange w:author="Virata Pusuluri" w:id="60" w:date="2026-02-03T13:54:59Z">
+                <w:rPr>
+                  <w:u w:val="none"/>
+                </w:rPr>
+              </w:rPrChange>
+            </w:rPr>
+            <w:pPrChange w:author="Virata Pusuluri" w:id="0" w:date="2026-02-03T13:54:59Z">
+              <w:pPr>
+                <w:numPr>
+                  <w:ilvl w:val="4"/>
+                  <w:numId w:val="8"/>
+                </w:numPr>
+                <w:ind w:left="3600" w:hanging="360"/>
+              </w:pPr>
+            </w:pPrChange>
+          </w:pPr>
+          <w:sdt>
+            <w:sdtPr>
+              <w:id w:val="-259836203"/>
+              <w:tag w:val="goog_rdk_327"/>
+            </w:sdtPr>
+            <w:sdtContent>
+              <w:ins w:author="Virata Pusuluri" w:id="64" w:date="2026-02-06T16:52:42Z"/>
+              <w:sdt>
+                <w:sdtPr>
+                  <w:id w:val="702407406"/>
+                  <w:tag w:val="goog_rdk_328"/>
+                </w:sdtPr>
+                <w:sdtContent>
+                  <w:ins w:author="Virata Pusuluri" w:id="64" w:date="2026-02-06T16:52:42Z">
+                    <w:r>
+                      <w:rPr>
+                        <w:rtl w:val="0"/>
+                        <w:rPrChange w:author="Virata Pusuluri" w:id="65" w:date="2026-02-06T16:52:42Z">
+                          <w:rPr/>
+                        </w:rPrChange>
+                      </w:rPr>
+                      <w:t xml:space="preserve">9.8 = 98/10</w:t>
+                    </w:r>
+                  </w:ins>
+                </w:sdtContent>
+              </w:sdt>
+              <w:ins w:author="Virata Pusuluri" w:id="64" w:date="2026-02-06T16:52:42Z"/>
+            </w:sdtContent>
+          </w:sdt>
+        </w:p>
+      </w:sdtContent>
+    </w:sdt>
+    <w:sdt>
+      <w:sdtPr>
+        <w:id w:val="-685601286"/>
+        <w:tag w:val="goog_rdk_332"/>
+      </w:sdtPr>
+      <w:sdtContent>
+        <w:p>
+          <w:pPr>
+            <w:numPr>
+              <w:ilvl w:val="4"/>
+              <w:numId w:val="4"/>
+            </w:numPr>
+            <w:ind w:left="3600" w:hanging="360"/>
+            <w:rPr>
+              <w:ins w:author="Virata Pusuluri" w:id="64" w:date="2026-02-06T16:52:42Z"/>
+              <w:u w:val="none"/>
+              <w:rPrChange w:author="Virata Pusuluri" w:id="60" w:date="2026-02-03T13:54:59Z">
+                <w:rPr>
+                  <w:u w:val="none"/>
+                </w:rPr>
+              </w:rPrChange>
+            </w:rPr>
+            <w:pPrChange w:author="Virata Pusuluri" w:id="0" w:date="2026-02-03T13:54:59Z">
+              <w:pPr>
+                <w:numPr>
+                  <w:ilvl w:val="4"/>
+                  <w:numId w:val="8"/>
+                </w:numPr>
+                <w:ind w:left="3600" w:hanging="360"/>
+              </w:pPr>
+            </w:pPrChange>
+          </w:pPr>
+          <w:sdt>
+            <w:sdtPr>
+              <w:id w:val="1879769270"/>
+              <w:tag w:val="goog_rdk_330"/>
+            </w:sdtPr>
+            <w:sdtContent>
+              <w:ins w:author="Virata Pusuluri" w:id="64" w:date="2026-02-06T16:52:42Z"/>
+              <w:sdt>
+                <w:sdtPr>
+                  <w:id w:val="-52305638"/>
+                  <w:tag w:val="goog_rdk_331"/>
+                </w:sdtPr>
+                <w:sdtContent>
+                  <w:ins w:author="Virata Pusuluri" w:id="64" w:date="2026-02-06T16:52:42Z">
+                    <w:r>
+                      <w:rPr>
+                        <w:rtl w:val="0"/>
+                        <w:rPrChange w:author="Virata Pusuluri" w:id="65" w:date="2026-02-06T16:52:42Z">
+                          <w:rPr/>
+                        </w:rPrChange>
+                      </w:rPr>
+                      <w:t xml:space="preserve">(45 × 98)/(10 × 10)</w:t>
+                    </w:r>
+                  </w:ins>
+                </w:sdtContent>
+              </w:sdt>
+              <w:ins w:author="Virata Pusuluri" w:id="64" w:date="2026-02-06T16:52:42Z"/>
+            </w:sdtContent>
+          </w:sdt>
+        </w:p>
+      </w:sdtContent>
+    </w:sdt>
+    <w:sdt>
+      <w:sdtPr>
+        <w:id w:val="1440051992"/>
+        <w:tag w:val="goog_rdk_335"/>
+      </w:sdtPr>
+      <w:sdtContent>
+        <w:p>
+          <w:pPr>
+            <w:numPr>
+              <w:ilvl w:val="4"/>
+              <w:numId w:val="4"/>
+            </w:numPr>
+            <w:ind w:left="3600" w:hanging="360"/>
+            <w:rPr>
+              <w:ins w:author="Virata Pusuluri" w:id="64" w:date="2026-02-06T16:52:42Z"/>
+              <w:u w:val="none"/>
+              <w:rPrChange w:author="Virata Pusuluri" w:id="60" w:date="2026-02-03T13:54:59Z">
+                <w:rPr>
+                  <w:u w:val="none"/>
+                </w:rPr>
+              </w:rPrChange>
+            </w:rPr>
+            <w:pPrChange w:author="Virata Pusuluri" w:id="0" w:date="2026-02-03T13:54:59Z">
+              <w:pPr>
+                <w:numPr>
+                  <w:ilvl w:val="4"/>
+                  <w:numId w:val="8"/>
+                </w:numPr>
+                <w:ind w:left="3600" w:hanging="360"/>
+              </w:pPr>
+            </w:pPrChange>
+          </w:pPr>
+          <w:sdt>
+            <w:sdtPr>
+              <w:id w:val="744688425"/>
+              <w:tag w:val="goog_rdk_333"/>
+            </w:sdtPr>
+            <w:sdtContent>
+              <w:ins w:author="Virata Pusuluri" w:id="64" w:date="2026-02-06T16:52:42Z"/>
+              <w:sdt>
+                <w:sdtPr>
+                  <w:id w:val="1489202257"/>
+                  <w:tag w:val="goog_rdk_334"/>
+                </w:sdtPr>
+                <w:sdtContent>
+                  <w:ins w:author="Virata Pusuluri" w:id="64" w:date="2026-02-06T16:52:42Z">
+                    <w:r>
+                      <w:rPr>
+                        <w:rtl w:val="0"/>
+                        <w:rPrChange w:author="Virata Pusuluri" w:id="65" w:date="2026-02-06T16:52:42Z">
+                          <w:rPr/>
+                        </w:rPrChange>
+                      </w:rPr>
+                      <w:t xml:space="preserve">44.10 = 44.1</w:t>
+                    </w:r>
+                  </w:ins>
+                </w:sdtContent>
+              </w:sdt>
+              <w:ins w:author="Virata Pusuluri" w:id="64" w:date="2026-02-06T16:52:42Z"/>
+            </w:sdtContent>
+          </w:sdt>
+        </w:p>
+      </w:sdtContent>
+    </w:sdt>
+    <w:sdt>
+      <w:sdtPr>
+        <w:id w:val="-943098600"/>
+        <w:tag w:val="goog_rdk_338"/>
+      </w:sdtPr>
+      <w:sdtContent>
+        <w:p>
+          <w:pPr>
+            <w:numPr>
+              <w:ilvl w:val="3"/>
+              <w:numId w:val="4"/>
+            </w:numPr>
+            <w:ind w:left="2880" w:hanging="360"/>
+            <w:rPr>
+              <w:ins w:author="Virata Pusuluri" w:id="64" w:date="2026-02-06T16:52:42Z"/>
+              <w:u w:val="none"/>
+              <w:rPrChange w:author="Virata Pusuluri" w:id="60" w:date="2026-02-03T13:54:59Z">
+                <w:rPr>
+                  <w:u w:val="none"/>
+                </w:rPr>
+              </w:rPrChange>
+            </w:rPr>
+            <w:pPrChange w:author="Virata Pusuluri" w:id="0" w:date="2026-02-03T13:54:59Z">
+              <w:pPr>
+                <w:numPr>
+                  <w:ilvl w:val="3"/>
+                  <w:numId w:val="8"/>
+                </w:numPr>
+                <w:ind w:left="2880" w:hanging="360"/>
+              </w:pPr>
+            </w:pPrChange>
+          </w:pPr>
+          <w:sdt>
+            <w:sdtPr>
+              <w:id w:val="179251844"/>
+              <w:tag w:val="goog_rdk_336"/>
+            </w:sdtPr>
+            <w:sdtContent>
+              <w:ins w:author="Virata Pusuluri" w:id="64" w:date="2026-02-06T16:52:42Z"/>
+              <w:sdt>
+                <w:sdtPr>
+                  <w:id w:val="1300843068"/>
+                  <w:tag w:val="goog_rdk_337"/>
+                </w:sdtPr>
+                <w:sdtContent>
+                  <w:ins w:author="Virata Pusuluri" w:id="64" w:date="2026-02-06T16:52:42Z">
+                    <w:r>
+                      <w:rPr>
+                        <w:rtl w:val="0"/>
+                        <w:rPrChange w:author="Virata Pusuluri" w:id="65" w:date="2026-02-06T16:52:42Z">
+                          <w:rPr/>
+                        </w:rPrChange>
+                      </w:rPr>
+                      <w:t xml:space="preserve">45.9 + 44.1</w:t>
+                    </w:r>
+                  </w:ins>
+                </w:sdtContent>
+              </w:sdt>
+              <w:ins w:author="Virata Pusuluri" w:id="64" w:date="2026-02-06T16:52:42Z"/>
+            </w:sdtContent>
+          </w:sdt>
+        </w:p>
+      </w:sdtContent>
+    </w:sdt>
+    <w:sdt>
+      <w:sdtPr>
+        <w:id w:val="-1308472284"/>
+        <w:tag w:val="goog_rdk_341"/>
+      </w:sdtPr>
+      <w:sdtContent>
+        <w:p>
+          <w:pPr>
+            <w:numPr>
+              <w:ilvl w:val="4"/>
+              <w:numId w:val="4"/>
+            </w:numPr>
+            <w:ind w:left="3600" w:hanging="360"/>
+            <w:rPr>
+              <w:ins w:author="Virata Pusuluri" w:id="64" w:date="2026-02-06T16:52:42Z"/>
+              <w:u w:val="none"/>
+              <w:rPrChange w:author="Virata Pusuluri" w:id="60" w:date="2026-02-03T13:54:59Z">
+                <w:rPr>
+                  <w:u w:val="none"/>
+                </w:rPr>
+              </w:rPrChange>
+            </w:rPr>
+            <w:pPrChange w:author="Virata Pusuluri" w:id="0" w:date="2026-02-03T13:54:59Z">
+              <w:pPr>
+                <w:numPr>
+                  <w:ilvl w:val="4"/>
+                  <w:numId w:val="8"/>
+                </w:numPr>
+                <w:ind w:left="3600" w:hanging="360"/>
+              </w:pPr>
+            </w:pPrChange>
+          </w:pPr>
+          <w:sdt>
+            <w:sdtPr>
+              <w:id w:val="-66136765"/>
+              <w:tag w:val="goog_rdk_339"/>
+            </w:sdtPr>
+            <w:sdtContent>
+              <w:ins w:author="Virata Pusuluri" w:id="64" w:date="2026-02-06T16:52:42Z"/>
+              <w:sdt>
+                <w:sdtPr>
+                  <w:id w:val="-548945132"/>
+                  <w:tag w:val="goog_rdk_340"/>
+                </w:sdtPr>
+                <w:sdtContent>
+                  <w:ins w:author="Virata Pusuluri" w:id="64" w:date="2026-02-06T16:52:42Z">
+                    <w:r>
+                      <w:rPr>
+                        <w:rtl w:val="0"/>
+                        <w:rPrChange w:author="Virata Pusuluri" w:id="65" w:date="2026-02-06T16:52:42Z">
+                          <w:rPr/>
+                        </w:rPrChange>
+                      </w:rPr>
+                      <w:t xml:space="preserve">90</w:t>
+                    </w:r>
+                  </w:ins>
+                </w:sdtContent>
+              </w:sdt>
+              <w:ins w:author="Virata Pusuluri" w:id="64" w:date="2026-02-06T16:52:42Z"/>
+            </w:sdtContent>
+          </w:sdt>
+        </w:p>
+      </w:sdtContent>
+    </w:sdt>
+    <w:sdt>
+      <w:sdtPr>
+        <w:id w:val="-747830451"/>
+        <w:tag w:val="goog_rdk_344"/>
+      </w:sdtPr>
+      <w:sdtContent>
+        <w:p>
+          <w:pPr>
+            <w:numPr>
+              <w:ilvl w:val="2"/>
+              <w:numId w:val="4"/>
+            </w:numPr>
+            <w:ind w:left="2160" w:hanging="360"/>
+            <w:rPr>
+              <w:ins w:author="Virata Pusuluri" w:id="64" w:date="2026-02-06T16:52:42Z"/>
+              <w:u w:val="none"/>
+              <w:rPrChange w:author="Virata Pusuluri" w:id="60" w:date="2026-02-03T13:54:59Z">
+                <w:rPr>
+                  <w:u w:val="none"/>
+                </w:rPr>
+              </w:rPrChange>
+            </w:rPr>
+            <w:pPrChange w:author="Virata Pusuluri" w:id="0" w:date="2026-02-03T13:54:59Z">
+              <w:pPr>
+                <w:numPr>
+                  <w:ilvl w:val="2"/>
+                  <w:numId w:val="8"/>
+                </w:numPr>
+                <w:ind w:left="2160" w:hanging="360"/>
+              </w:pPr>
+            </w:pPrChange>
+          </w:pPr>
+          <w:sdt>
+            <w:sdtPr>
+              <w:id w:val="1533119732"/>
+              <w:tag w:val="goog_rdk_342"/>
+            </w:sdtPr>
+            <w:sdtContent>
+              <w:ins w:author="Virata Pusuluri" w:id="64" w:date="2026-02-06T16:52:42Z"/>
+              <w:sdt>
+                <w:sdtPr>
+                  <w:id w:val="1472495409"/>
+                  <w:tag w:val="goog_rdk_343"/>
+                </w:sdtPr>
+                <w:sdtContent>
+                  <w:ins w:author="Virata Pusuluri" w:id="64" w:date="2026-02-06T16:52:42Z">
+                    <w:r>
+                      <w:rPr>
+                        <w:rtl w:val="0"/>
+                        <w:rPrChange w:author="Virata Pusuluri" w:id="65" w:date="2026-02-06T16:52:42Z">
+                          <w:rPr/>
+                        </w:rPrChange>
+                      </w:rPr>
+                      <w:t xml:space="preserve">90 == 90:</w:t>
+                    </w:r>
+                  </w:ins>
+                </w:sdtContent>
+              </w:sdt>
+              <w:ins w:author="Virata Pusuluri" w:id="64" w:date="2026-02-06T16:52:42Z"/>
+            </w:sdtContent>
+          </w:sdt>
+        </w:p>
+      </w:sdtContent>
+    </w:sdt>
+    <w:sdt>
+      <w:sdtPr>
+        <w:id w:val="-220298646"/>
+        <w:tag w:val="goog_rdk_347"/>
+      </w:sdtPr>
+      <w:sdtContent>
+        <w:p>
+          <w:pPr>
+            <w:numPr>
+              <w:ilvl w:val="0"/>
+              <w:numId w:val="4"/>
+            </w:numPr>
+            <w:ind w:left="720" w:hanging="360"/>
+            <w:rPr>
+              <w:rPrChange w:author="Virata Pusuluri" w:id="60" w:date="2026-02-03T13:54:59Z">
+                <w:rPr/>
+              </w:rPrChange>
+            </w:rPr>
+            <w:pPrChange w:author="Virata Pusuluri" w:id="0" w:date="2026-02-03T13:54:59Z">
+              <w:pPr>
+                <w:numPr>
+                  <w:ilvl w:val="0"/>
+                  <w:numId w:val="8"/>
+                </w:numPr>
+                <w:ind w:left="720" w:hanging="360"/>
+              </w:pPr>
+            </w:pPrChange>
+          </w:pPr>
+          <w:sdt>
+            <w:sdtPr>
+              <w:id w:val="-1694509678"/>
+              <w:tag w:val="goog_rdk_345"/>
+            </w:sdtPr>
+            <w:sdtContent>
+              <w:ins w:author="Virata Pusuluri" w:id="64" w:date="2026-02-06T16:52:42Z"/>
+              <w:sdt>
+                <w:sdtPr>
+                  <w:id w:val="-251039231"/>
+                  <w:tag w:val="goog_rdk_346"/>
+                </w:sdtPr>
+                <w:sdtContent>
+                  <w:ins w:author="Virata Pusuluri" w:id="64" w:date="2026-02-06T16:52:42Z">
+                    <w:r>
+                      <w:rPr>
+                        <w:rtl w:val="0"/>
+                        <w:rPrChange w:author="Virata Pusuluri" w:id="65" w:date="2026-02-06T16:52:42Z">
+                          <w:rPr/>
+                        </w:rPrChange>
+                      </w:rPr>
+                      <w:t xml:space="preserve">True</w:t>
+                    </w:r>
+                  </w:ins>
+                </w:sdtContent>
+              </w:sdt>
+              <w:ins w:author="Virata Pusuluri" w:id="64" w:date="2026-02-06T16:52:42Z"/>
+            </w:sdtContent>
+          </w:sdt>
+          <w:r>
+            <w:rPr>
+              <w:rtl w:val="0"/>
+            </w:rPr>
+          </w:r>
+        </w:p>
+      </w:sdtContent>
+    </w:sdt>
+    <w:sdt>
+      <w:sdtPr>
+        <w:id w:val="-1044850386"/>
+        <w:tag w:val="goog_rdk_349"/>
+      </w:sdtPr>
+      <w:sdtContent>
+        <w:p>
+          <w:pPr>
+            <w:numPr>
+              <w:ilvl w:val="0"/>
+              <w:numId w:val="4"/>
+            </w:numPr>
+            <w:ind w:left="720" w:hanging="360"/>
+            <w:rPr>
+              <w:ins w:author="Virata Pusuluri" w:id="66" w:date="2026-02-05T14:13:06Z"/>
+              <w:rPrChange w:author="Virata Pusuluri" w:id="60" w:date="2026-02-03T13:54:59Z">
+                <w:rPr/>
+              </w:rPrChange>
+            </w:rPr>
+            <w:pPrChange w:author="Virata Pusuluri" w:id="0" w:date="2026-02-03T13:54:59Z">
+              <w:pPr>
+                <w:numPr>
+                  <w:ilvl w:val="0"/>
+                  <w:numId w:val="8"/>
+                </w:numPr>
+                <w:ind w:left="720" w:hanging="360"/>
+              </w:pPr>
+            </w:pPrChange>
+          </w:pPr>
+          <w:r>
+            <w:rPr>
+              <w:b w:val="1"/>
+              <w:bCs w:val="1"/>
+              <w:rtl w:val="0"/>
+            </w:rPr>
+            <w:t xml:space="preserve">Fractions, Powers of Ten, and Roman Numerals:</w:t>
+          </w:r>
+          <w:r>
+            <w:rPr>
+              <w:rtl w:val="0"/>
+            </w:rPr>
+            <w:t xml:space="preserve"> Calculate the value of the expression $\frac{1}{5} + 0.1 \times 10^1$. Convert the final result to a Roman numeral.</w:t>
+          </w:r>
+          <w:sdt>
+            <w:sdtPr>
+              <w:id w:val="610610810"/>
+              <w:tag w:val="goog_rdk_348"/>
+            </w:sdtPr>
+            <w:sdtContent>
+              <w:ins w:author="Virata Pusuluri" w:id="66" w:date="2026-02-05T14:13:06Z">
+                <w:r>
+                  <w:rPr>
+                    <w:rtl w:val="0"/>
+                  </w:rPr>
+                </w:r>
+              </w:ins>
+            </w:sdtContent>
+          </w:sdt>
+        </w:p>
+      </w:sdtContent>
+    </w:sdt>
+    <w:sdt>
+      <w:sdtPr>
+        <w:id w:val="1546929473"/>
+        <w:tag w:val="goog_rdk_352"/>
+      </w:sdtPr>
+      <w:sdtContent>
+        <w:p>
+          <w:pPr>
+            <w:numPr>
+              <w:ilvl w:val="1"/>
+              <w:numId w:val="4"/>
+            </w:numPr>
+            <w:ind w:left="1440" w:hanging="360"/>
+            <w:rPr>
+              <w:ins w:author="Virata Pusuluri" w:id="66" w:date="2026-02-05T14:13:06Z"/>
+              <w:u w:val="none"/>
+              <w:rPrChange w:author="Virata Pusuluri" w:id="60" w:date="2026-02-03T13:54:59Z">
+                <w:rPr>
+                  <w:u w:val="none"/>
+                </w:rPr>
+              </w:rPrChange>
+            </w:rPr>
+            <w:pPrChange w:author="Virata Pusuluri" w:id="0" w:date="2026-02-03T13:54:59Z">
+              <w:pPr>
+                <w:numPr>
+                  <w:ilvl w:val="1"/>
+                  <w:numId w:val="8"/>
+                </w:numPr>
+                <w:ind w:left="1440" w:hanging="360"/>
+              </w:pPr>
+            </w:pPrChange>
+          </w:pPr>
+          <w:sdt>
+            <w:sdtPr>
+              <w:id w:val="533678198"/>
+              <w:tag w:val="goog_rdk_350"/>
+            </w:sdtPr>
+            <w:sdtContent>
+              <w:ins w:author="Virata Pusuluri" w:id="66" w:date="2026-02-05T14:13:06Z"/>
+              <w:sdt>
+                <w:sdtPr>
+                  <w:id w:val="-1728303645"/>
+                  <w:tag w:val="goog_rdk_351"/>
+                </w:sdtPr>
+                <w:sdtContent>
+                  <w:ins w:author="Virata Pusuluri" w:id="66" w:date="2026-02-05T14:13:06Z">
+                    <w:r>
+                      <w:rPr>
+                        <w:rtl w:val="0"/>
+                        <w:rPrChange w:author="Virata Pusuluri" w:id="67" w:date="2026-02-05T14:13:06Z">
+                          <w:rPr/>
+                        </w:rPrChange>
+                      </w:rPr>
+                      <w:t xml:space="preserve">Answer: </w:t>
+                    </w:r>
+                  </w:ins>
+                </w:sdtContent>
+              </w:sdt>
+              <w:ins w:author="Virata Pusuluri" w:id="66" w:date="2026-02-05T14:13:06Z"/>
+            </w:sdtContent>
+          </w:sdt>
+        </w:p>
+      </w:sdtContent>
+    </w:sdt>
+    <w:sdt>
+      <w:sdtPr>
+        <w:id w:val="-504841766"/>
+        <w:tag w:val="goog_rdk_355"/>
+      </w:sdtPr>
+      <w:sdtContent>
+        <w:p>
+          <w:pPr>
+            <w:numPr>
+              <w:ilvl w:val="2"/>
+              <w:numId w:val="4"/>
+            </w:numPr>
+            <w:ind w:left="2160" w:hanging="360"/>
+            <w:rPr>
+              <w:ins w:author="Virata Pusuluri" w:id="66" w:date="2026-02-05T14:13:06Z"/>
+              <w:u w:val="none"/>
+              <w:rPrChange w:author="Virata Pusuluri" w:id="60" w:date="2026-02-03T13:54:59Z">
+                <w:rPr>
+                  <w:u w:val="none"/>
+                </w:rPr>
+              </w:rPrChange>
+            </w:rPr>
+            <w:pPrChange w:author="Virata Pusuluri" w:id="0" w:date="2026-02-03T13:54:59Z">
+              <w:pPr>
+                <w:numPr>
+                  <w:ilvl w:val="2"/>
+                  <w:numId w:val="8"/>
+                </w:numPr>
+                <w:ind w:left="2160" w:hanging="360"/>
+              </w:pPr>
+            </w:pPrChange>
+          </w:pPr>
+          <w:sdt>
+            <w:sdtPr>
+              <w:id w:val="938846916"/>
+              <w:tag w:val="goog_rdk_353"/>
+            </w:sdtPr>
+            <w:sdtContent>
+              <w:ins w:author="Virata Pusuluri" w:id="66" w:date="2026-02-05T14:13:06Z"/>
+              <w:sdt>
+                <w:sdtPr>
+                  <w:id w:val="-701201439"/>
+                  <w:tag w:val="goog_rdk_354"/>
+                </w:sdtPr>
+                <w:sdtContent>
+                  <w:ins w:author="Virata Pusuluri" w:id="66" w:date="2026-02-05T14:13:06Z">
+                    <w:r>
+                      <w:rPr>
+                        <w:rtl w:val="0"/>
+                        <w:rPrChange w:author="Virata Pusuluri" w:id="67" w:date="2026-02-05T14:13:06Z">
+                          <w:rPr/>
+                        </w:rPrChange>
+                      </w:rPr>
+                      <w:t xml:space="preserve">Fraction = ⅕ = 0.2</w:t>
+                    </w:r>
+                  </w:ins>
+                </w:sdtContent>
+              </w:sdt>
+              <w:ins w:author="Virata Pusuluri" w:id="66" w:date="2026-02-05T14:13:06Z"/>
+            </w:sdtContent>
+          </w:sdt>
+        </w:p>
+      </w:sdtContent>
+    </w:sdt>
+    <w:sdt>
+      <w:sdtPr>
+        <w:id w:val="1683085294"/>
+        <w:tag w:val="goog_rdk_358"/>
+      </w:sdtPr>
+      <w:sdtContent>
+        <w:p>
+          <w:pPr>
+            <w:numPr>
+              <w:ilvl w:val="2"/>
+              <w:numId w:val="4"/>
+            </w:numPr>
+            <w:ind w:left="2160" w:hanging="360"/>
+            <w:rPr>
+              <w:ins w:author="Virata Pusuluri" w:id="66" w:date="2026-02-05T14:13:06Z"/>
+              <w:u w:val="none"/>
+              <w:rPrChange w:author="Virata Pusuluri" w:id="60" w:date="2026-02-03T13:54:59Z">
+                <w:rPr>
+                  <w:u w:val="none"/>
+                </w:rPr>
+              </w:rPrChange>
+            </w:rPr>
+            <w:pPrChange w:author="Virata Pusuluri" w:id="0" w:date="2026-02-03T13:54:59Z">
+              <w:pPr>
+                <w:numPr>
+                  <w:ilvl w:val="2"/>
+                  <w:numId w:val="8"/>
+                </w:numPr>
+                <w:ind w:left="2160" w:hanging="360"/>
+              </w:pPr>
+            </w:pPrChange>
+          </w:pPr>
+          <w:sdt>
+            <w:sdtPr>
+              <w:id w:val="118680066"/>
+              <w:tag w:val="goog_rdk_356"/>
+            </w:sdtPr>
+            <w:sdtContent>
+              <w:ins w:author="Virata Pusuluri" w:id="66" w:date="2026-02-05T14:13:06Z"/>
+              <w:sdt>
+                <w:sdtPr>
+                  <w:id w:val="514013011"/>
+                  <w:tag w:val="goog_rdk_357"/>
+                </w:sdtPr>
+                <w:sdtContent>
+                  <w:ins w:author="Virata Pusuluri" w:id="66" w:date="2026-02-05T14:13:06Z">
+                    <w:r>
+                      <w:rPr>
+                        <w:rtl w:val="0"/>
+                        <w:rPrChange w:author="Virata Pusuluri" w:id="67" w:date="2026-02-05T14:13:06Z">
+                          <w:rPr/>
+                        </w:rPrChange>
+                      </w:rPr>
+                      <w:t xml:space="preserve">Added 1 = 0.2 + 0.1 = 0.3</w:t>
+                    </w:r>
+                  </w:ins>
+                </w:sdtContent>
+              </w:sdt>
+              <w:ins w:author="Virata Pusuluri" w:id="66" w:date="2026-02-05T14:13:06Z"/>
+            </w:sdtContent>
+          </w:sdt>
+        </w:p>
+      </w:sdtContent>
+    </w:sdt>
+    <w:sdt>
+      <w:sdtPr>
+        <w:id w:val="1300634415"/>
+        <w:tag w:val="goog_rdk_361"/>
+      </w:sdtPr>
+      <w:sdtContent>
+        <w:p>
+          <w:pPr>
+            <w:numPr>
+              <w:ilvl w:val="2"/>
+              <w:numId w:val="4"/>
+            </w:numPr>
+            <w:ind w:left="2160" w:hanging="360"/>
+            <w:rPr>
+              <w:ins w:author="Virata Pusuluri" w:id="66" w:date="2026-02-05T14:13:06Z"/>
+              <w:u w:val="none"/>
+              <w:rPrChange w:author="Virata Pusuluri" w:id="60" w:date="2026-02-03T13:54:59Z">
+                <w:rPr>
+                  <w:u w:val="none"/>
+                </w:rPr>
+              </w:rPrChange>
+            </w:rPr>
+            <w:pPrChange w:author="Virata Pusuluri" w:id="0" w:date="2026-02-03T13:54:59Z">
+              <w:pPr>
+                <w:numPr>
+                  <w:ilvl w:val="2"/>
+                  <w:numId w:val="8"/>
+                </w:numPr>
+                <w:ind w:left="2160" w:hanging="360"/>
+              </w:pPr>
+            </w:pPrChange>
+          </w:pPr>
+          <w:sdt>
+            <w:sdtPr>
+              <w:id w:val="1922252389"/>
+              <w:tag w:val="goog_rdk_359"/>
+            </w:sdtPr>
+            <w:sdtContent>
+              <w:ins w:author="Virata Pusuluri" w:id="66" w:date="2026-02-05T14:13:06Z"/>
+              <w:sdt>
+                <w:sdtPr>
+                  <w:id w:val="388582027"/>
+                  <w:tag w:val="goog_rdk_360"/>
+                </w:sdtPr>
+                <w:sdtContent>
+                  <w:ins w:author="Virata Pusuluri" w:id="66" w:date="2026-02-05T14:13:06Z">
+                    <w:r>
+                      <w:rPr>
+                        <w:rtl w:val="0"/>
+                        <w:rPrChange w:author="Virata Pusuluri" w:id="67" w:date="2026-02-05T14:13:06Z">
+                          <w:rPr/>
+                        </w:rPrChange>
+                      </w:rPr>
+                      <w:t xml:space="preserve">Added 2 = 0 + 0.3 = 10.3</w:t>
+                    </w:r>
+                  </w:ins>
+                </w:sdtContent>
+              </w:sdt>
+              <w:ins w:author="Virata Pusuluri" w:id="66" w:date="2026-02-05T14:13:06Z"/>
+            </w:sdtContent>
+          </w:sdt>
+        </w:p>
+      </w:sdtContent>
+    </w:sdt>
+    <w:sdt>
+      <w:sdtPr>
+        <w:id w:val="20294541"/>
+        <w:tag w:val="goog_rdk_364"/>
+      </w:sdtPr>
+      <w:sdtContent>
+        <w:p>
+          <w:pPr>
+            <w:numPr>
+              <w:ilvl w:val="0"/>
+              <w:numId w:val="4"/>
+            </w:numPr>
+            <w:ind w:left="720" w:hanging="360"/>
+            <w:rPr>
+              <w:rPrChange w:author="Virata Pusuluri" w:id="60" w:date="2026-02-03T13:54:59Z">
+                <w:rPr/>
+              </w:rPrChange>
+            </w:rPr>
+            <w:pPrChange w:author="Virata Pusuluri" w:id="0" w:date="2026-02-03T13:54:59Z">
+              <w:pPr>
+                <w:numPr>
+                  <w:ilvl w:val="0"/>
+                  <w:numId w:val="8"/>
+                </w:numPr>
+                <w:ind w:left="720" w:hanging="360"/>
+              </w:pPr>
+            </w:pPrChange>
+          </w:pPr>
+          <w:sdt>
+            <w:sdtPr>
+              <w:id w:val="-2056280016"/>
+              <w:tag w:val="goog_rdk_362"/>
+            </w:sdtPr>
+            <w:sdtContent>
+              <w:ins w:author="Virata Pusuluri" w:id="66" w:date="2026-02-05T14:13:06Z"/>
+              <w:sdt>
+                <w:sdtPr>
+                  <w:id w:val="-1464386037"/>
+                  <w:tag w:val="goog_rdk_363"/>
+                </w:sdtPr>
+                <w:sdtContent>
+                  <w:ins w:author="Virata Pusuluri" w:id="66" w:date="2026-02-05T14:13:06Z">
+                    <w:r>
+                      <w:rPr>
+                        <w:rtl w:val="0"/>
+                        <w:rPrChange w:author="Virata Pusuluri" w:id="67" w:date="2026-02-05T14:13:06Z">
+                          <w:rPr/>
+                        </w:rPrChange>
+                      </w:rPr>
+                      <w:t xml:space="preserve">Roman numeral = X‍·III</w:t>
+                    </w:r>
+                  </w:ins>
+                </w:sdtContent>
+              </w:sdt>
+              <w:ins w:author="Virata Pusuluri" w:id="66" w:date="2026-02-05T14:13:06Z"/>
+            </w:sdtContent>
+          </w:sdt>
+          <w:r>
+            <w:rPr>
+              <w:rtl w:val="0"/>
+            </w:rPr>
+          </w:r>
+        </w:p>
+      </w:sdtContent>
+    </w:sdt>
     <w:p>
       <w:pPr>
         <w:rPr/>
@@ -2306,12 +8211,117 @@
       </w:r>
     </w:p>
     <w:sectPr>
+      <w:headerReference r:id="rId8" w:type="default"/>
+      <w:footerReference r:id="rId9" w:type="default"/>
       <w:pgSz w:h="15840" w:w="12240" w:orient="portrait"/>
       <w:pgMar w:bottom="1440" w:top="1440" w:left="1440" w:right="1440" w:header="720" w:footer="720"/>
       <w:pgNumType w:start="1"/>
+      <w:sectPrChange w:author="Virata Pusuluri" w:id="0" w:date="2026-02-05T13:42:29Z">
+        <w:sectPr w:rsidR="000000" w:rsidDel="000000" w:rsidRPr="000000" w:rsidSect="000000">
+          <w:pgMar w:bottom="1440" w:top="1440" w:left="1440" w:right="1440" w:header="720" w:footer="720"/>
+          <w:pgNumType w:start="1"/>
+          <w:pgSz w:h="15840" w:w="12240" w:orient="portrait"/>
+        </w:sectPr>
+      </w:sectPrChange>
     </w:sectPr>
   </w:body>
 </w:document>
+</file>
+
+<file path=word/footer1.xml><?xml version="1.0" encoding="utf-8"?>
+<w:ftr xmlns:mc="http://schemas.openxmlformats.org/markup-compatibility/2006" xmlns:o="urn:schemas-microsoft-com:office:office" xmlns:r="http://schemas.openxmlformats.org/officeDocument/2006/relationships" xmlns:m="http://schemas.openxmlformats.org/officeDocument/2006/math" xmlns:v="urn:schemas-microsoft-com:vml" xmlns:wp="http://schemas.openxmlformats.org/drawingml/2006/wordprocessingDrawing" xmlns:w10="urn:schemas-microsoft-com:office:word" xmlns:w="http://schemas.openxmlformats.org/wordprocessingml/2006/main" xmlns:wne="http://schemas.microsoft.com/office/word/2006/wordml" xmlns:sl="http://schemas.openxmlformats.org/schemaLibrary/2006/main" xmlns:a="http://schemas.openxmlformats.org/drawingml/2006/main" xmlns:pic="http://schemas.openxmlformats.org/drawingml/2006/picture" xmlns:c="http://schemas.openxmlformats.org/drawingml/2006/chart" xmlns:lc="http://schemas.openxmlformats.org/drawingml/2006/lockedCanvas" xmlns:dgm="http://schemas.openxmlformats.org/drawingml/2006/diagram" xmlns:wps="http://schemas.microsoft.com/office/word/2010/wordprocessingShape" xmlns:wpg="http://schemas.microsoft.com/office/word/2010/wordprocessingGroup" xmlns:w14="http://schemas.microsoft.com/office/word/2010/wordml" xmlns:w15="http://schemas.microsoft.com/office/word/2012/wordml" xmlns:w16="http://schemas.microsoft.com/office/word/2018/wordml" xmlns:w16cex="http://schemas.microsoft.com/office/word/2018/wordml/cex" xmlns:w16cid="http://schemas.microsoft.com/office/word/2016/wordml/cid" xmlns="http://schemas.microsoft.com/office/tasks/2019/documenttasks" xmlns:cr="http://schemas.microsoft.com/office/comments/2020/reactions">
+  <w:sdt>
+    <w:sdtPr>
+      <w:id w:val="-527884512"/>
+      <w:tag w:val="goog_rdk_368"/>
+    </w:sdtPr>
+    <w:sdtContent>
+      <w:p>
+        <w:pPr>
+          <w:rPr>
+            <w:ins w:author="Virata Pusuluri" w:id="68" w:date="2026-02-05T13:42:29Z"/>
+            <w:rPrChange w:author="Virata Pusuluri" w:id="0" w:date="2026-02-05T13:42:29Z">
+              <w:rPr/>
+            </w:rPrChange>
+          </w:rPr>
+        </w:pPr>
+        <w:sdt>
+          <w:sdtPr>
+            <w:id w:val="-615952331"/>
+            <w:tag w:val="goog_rdk_366"/>
+          </w:sdtPr>
+          <w:sdtContent>
+            <w:ins w:author="Virata Pusuluri" w:id="68" w:date="2026-02-05T13:42:29Z"/>
+            <w:sdt>
+              <w:sdtPr>
+                <w:id w:val="810329529"/>
+                <w:tag w:val="goog_rdk_367"/>
+              </w:sdtPr>
+              <w:sdtContent>
+                <w:ins w:author="Virata Pusuluri" w:id="68" w:date="2026-02-05T13:42:29Z">
+                  <w:r>
+                    <w:rPr>
+                      <w:rtl w:val="0"/>
+                    </w:rPr>
+                  </w:r>
+                </w:ins>
+              </w:sdtContent>
+            </w:sdt>
+            <w:ins w:author="Virata Pusuluri" w:id="68" w:date="2026-02-05T13:42:29Z"/>
+          </w:sdtContent>
+        </w:sdt>
+      </w:p>
+    </w:sdtContent>
+  </w:sdt>
+</w:ftr>
+</file>
+
+<file path=word/header1.xml><?xml version="1.0" encoding="utf-8"?>
+<w:hdr xmlns:mc="http://schemas.openxmlformats.org/markup-compatibility/2006" xmlns:o="urn:schemas-microsoft-com:office:office" xmlns:r="http://schemas.openxmlformats.org/officeDocument/2006/relationships" xmlns:m="http://schemas.openxmlformats.org/officeDocument/2006/math" xmlns:v="urn:schemas-microsoft-com:vml" xmlns:wp="http://schemas.openxmlformats.org/drawingml/2006/wordprocessingDrawing" xmlns:w10="urn:schemas-microsoft-com:office:word" xmlns:w="http://schemas.openxmlformats.org/wordprocessingml/2006/main" xmlns:wne="http://schemas.microsoft.com/office/word/2006/wordml" xmlns:sl="http://schemas.openxmlformats.org/schemaLibrary/2006/main" xmlns:a="http://schemas.openxmlformats.org/drawingml/2006/main" xmlns:pic="http://schemas.openxmlformats.org/drawingml/2006/picture" xmlns:c="http://schemas.openxmlformats.org/drawingml/2006/chart" xmlns:lc="http://schemas.openxmlformats.org/drawingml/2006/lockedCanvas" xmlns:dgm="http://schemas.openxmlformats.org/drawingml/2006/diagram" xmlns:wps="http://schemas.microsoft.com/office/word/2010/wordprocessingShape" xmlns:wpg="http://schemas.microsoft.com/office/word/2010/wordprocessingGroup" xmlns:w14="http://schemas.microsoft.com/office/word/2010/wordml" xmlns:w15="http://schemas.microsoft.com/office/word/2012/wordml" xmlns:w16="http://schemas.microsoft.com/office/word/2018/wordml" xmlns:w16cex="http://schemas.microsoft.com/office/word/2018/wordml/cex" xmlns:w16cid="http://schemas.microsoft.com/office/word/2016/wordml/cid" xmlns="http://schemas.microsoft.com/office/tasks/2019/documenttasks" xmlns:cr="http://schemas.microsoft.com/office/comments/2020/reactions">
+  <w:sdt>
+    <w:sdtPr>
+      <w:id w:val="-1289741238"/>
+      <w:tag w:val="goog_rdk_371"/>
+    </w:sdtPr>
+    <w:sdtContent>
+      <w:p>
+        <w:pPr>
+          <w:rPr>
+            <w:ins w:author="Virata Pusuluri" w:id="68" w:date="2026-02-05T13:42:29Z"/>
+            <w:rPrChange w:author="Virata Pusuluri" w:id="0" w:date="2026-02-05T13:42:29Z">
+              <w:rPr/>
+            </w:rPrChange>
+          </w:rPr>
+        </w:pPr>
+        <w:sdt>
+          <w:sdtPr>
+            <w:id w:val="-496994162"/>
+            <w:tag w:val="goog_rdk_369"/>
+          </w:sdtPr>
+          <w:sdtContent>
+            <w:ins w:author="Virata Pusuluri" w:id="68" w:date="2026-02-05T13:42:29Z"/>
+            <w:sdt>
+              <w:sdtPr>
+                <w:id w:val="1655032984"/>
+                <w:tag w:val="goog_rdk_370"/>
+              </w:sdtPr>
+              <w:sdtContent>
+                <w:ins w:author="Virata Pusuluri" w:id="68" w:date="2026-02-05T13:42:29Z">
+                  <w:r>
+                    <w:rPr>
+                      <w:rtl w:val="0"/>
+                    </w:rPr>
+                  </w:r>
+                </w:ins>
+              </w:sdtContent>
+            </w:sdt>
+            <w:ins w:author="Virata Pusuluri" w:id="68" w:date="2026-02-05T13:42:29Z"/>
+          </w:sdtContent>
+        </w:sdt>
+      </w:p>
+    </w:sdtContent>
+  </w:sdt>
+</w:hdr>
 </file>
 
 <file path=word/numbering.xml><?xml version="1.0" encoding="utf-8"?>
@@ -2513,8 +8523,8 @@
     </w:lvl>
     <w:lvl w:ilvl="1">
       <w:start w:val="1"/>
-      <w:numFmt w:val="decimal"/>
-      <w:lvlText w:val="%2."/>
+      <w:numFmt w:val="bullet"/>
+      <w:lvlText w:val="○"/>
       <w:lvlJc w:val="left"/>
       <w:pPr>
         <w:ind w:left="1440" w:hanging="360"/>
@@ -2523,9 +8533,9 @@
     </w:lvl>
     <w:lvl w:ilvl="2">
       <w:start w:val="1"/>
-      <w:numFmt w:val="decimal"/>
+      <w:numFmt w:val="lowerRoman"/>
       <w:lvlText w:val="%3."/>
-      <w:lvlJc w:val="left"/>
+      <w:lvlJc w:val="right"/>
       <w:pPr>
         <w:ind w:left="2160" w:hanging="360"/>
       </w:pPr>
@@ -2533,8 +8543,8 @@
     </w:lvl>
     <w:lvl w:ilvl="3">
       <w:start w:val="1"/>
-      <w:numFmt w:val="decimal"/>
-      <w:lvlText w:val="%4."/>
+      <w:numFmt w:val="bullet"/>
+      <w:lvlText w:val="●"/>
       <w:lvlJc w:val="left"/>
       <w:pPr>
         <w:ind w:left="2880" w:hanging="360"/>
@@ -2605,8 +8615,8 @@
     </w:lvl>
     <w:lvl w:ilvl="1">
       <w:start w:val="1"/>
-      <w:numFmt w:val="decimal"/>
-      <w:lvlText w:val="%2."/>
+      <w:numFmt w:val="bullet"/>
+      <w:lvlText w:val="○"/>
       <w:lvlJc w:val="left"/>
       <w:pPr>
         <w:ind w:left="1440" w:hanging="360"/>
@@ -2615,9 +8625,9 @@
     </w:lvl>
     <w:lvl w:ilvl="2">
       <w:start w:val="1"/>
-      <w:numFmt w:val="decimal"/>
+      <w:numFmt w:val="lowerRoman"/>
       <w:lvlText w:val="%3."/>
-      <w:lvlJc w:val="left"/>
+      <w:lvlJc w:val="right"/>
       <w:pPr>
         <w:ind w:left="2160" w:hanging="360"/>
       </w:pPr>
@@ -2635,7 +8645,7 @@
     </w:lvl>
     <w:lvl w:ilvl="4">
       <w:start w:val="1"/>
-      <w:numFmt w:val="decimal"/>
+      <w:numFmt w:val="lowerLetter"/>
       <w:lvlText w:val="%5."/>
       <w:lvlJc w:val="left"/>
       <w:pPr>
@@ -2868,6 +8878,190 @@
       <w:rPr/>
     </w:lvl>
   </w:abstractNum>
+  <w:abstractNum w:abstractNumId="7">
+    <w:lvl w:ilvl="0">
+      <w:start w:val="1"/>
+      <w:numFmt w:val="decimal"/>
+      <w:lvlText w:val="%1."/>
+      <w:lvlJc w:val="left"/>
+      <w:pPr>
+        <w:ind w:left="720" w:hanging="360"/>
+      </w:pPr>
+      <w:rPr/>
+    </w:lvl>
+    <w:lvl w:ilvl="1">
+      <w:start w:val="1"/>
+      <w:numFmt w:val="decimal"/>
+      <w:lvlText w:val="%2."/>
+      <w:lvlJc w:val="left"/>
+      <w:pPr>
+        <w:ind w:left="1440" w:hanging="360"/>
+      </w:pPr>
+      <w:rPr/>
+    </w:lvl>
+    <w:lvl w:ilvl="2">
+      <w:start w:val="1"/>
+      <w:numFmt w:val="decimal"/>
+      <w:lvlText w:val="%3."/>
+      <w:lvlJc w:val="left"/>
+      <w:pPr>
+        <w:ind w:left="2160" w:hanging="360"/>
+      </w:pPr>
+      <w:rPr/>
+    </w:lvl>
+    <w:lvl w:ilvl="3">
+      <w:start w:val="1"/>
+      <w:numFmt w:val="decimal"/>
+      <w:lvlText w:val="%4."/>
+      <w:lvlJc w:val="left"/>
+      <w:pPr>
+        <w:ind w:left="2880" w:hanging="360"/>
+      </w:pPr>
+      <w:rPr/>
+    </w:lvl>
+    <w:lvl w:ilvl="4">
+      <w:start w:val="1"/>
+      <w:numFmt w:val="decimal"/>
+      <w:lvlText w:val="%5."/>
+      <w:lvlJc w:val="left"/>
+      <w:pPr>
+        <w:ind w:left="3600" w:hanging="360"/>
+      </w:pPr>
+      <w:rPr/>
+    </w:lvl>
+    <w:lvl w:ilvl="5">
+      <w:start w:val="1"/>
+      <w:numFmt w:val="decimal"/>
+      <w:lvlText w:val="%6."/>
+      <w:lvlJc w:val="left"/>
+      <w:pPr>
+        <w:ind w:left="4320" w:hanging="360"/>
+      </w:pPr>
+      <w:rPr/>
+    </w:lvl>
+    <w:lvl w:ilvl="6">
+      <w:start w:val="1"/>
+      <w:numFmt w:val="decimal"/>
+      <w:lvlText w:val="%7."/>
+      <w:lvlJc w:val="left"/>
+      <w:pPr>
+        <w:ind w:left="5040" w:hanging="360"/>
+      </w:pPr>
+      <w:rPr/>
+    </w:lvl>
+    <w:lvl w:ilvl="7">
+      <w:start w:val="1"/>
+      <w:numFmt w:val="decimal"/>
+      <w:lvlText w:val="%8."/>
+      <w:lvlJc w:val="left"/>
+      <w:pPr>
+        <w:ind w:left="5760" w:hanging="360"/>
+      </w:pPr>
+      <w:rPr/>
+    </w:lvl>
+    <w:lvl w:ilvl="8">
+      <w:start w:val="1"/>
+      <w:numFmt w:val="decimal"/>
+      <w:lvlText w:val="%9."/>
+      <w:lvlJc w:val="left"/>
+      <w:pPr>
+        <w:ind w:left="6480" w:hanging="360"/>
+      </w:pPr>
+      <w:rPr/>
+    </w:lvl>
+  </w:abstractNum>
+  <w:abstractNum w:abstractNumId="8">
+    <w:lvl w:ilvl="0">
+      <w:start w:val="1"/>
+      <w:numFmt w:val="decimal"/>
+      <w:lvlText w:val="%1."/>
+      <w:lvlJc w:val="left"/>
+      <w:pPr>
+        <w:ind w:left="720" w:hanging="360"/>
+      </w:pPr>
+      <w:rPr/>
+    </w:lvl>
+    <w:lvl w:ilvl="1">
+      <w:start w:val="1"/>
+      <w:numFmt w:val="decimal"/>
+      <w:lvlText w:val="%2."/>
+      <w:lvlJc w:val="left"/>
+      <w:pPr>
+        <w:ind w:left="1440" w:hanging="360"/>
+      </w:pPr>
+      <w:rPr/>
+    </w:lvl>
+    <w:lvl w:ilvl="2">
+      <w:start w:val="1"/>
+      <w:numFmt w:val="decimal"/>
+      <w:lvlText w:val="%3."/>
+      <w:lvlJc w:val="left"/>
+      <w:pPr>
+        <w:ind w:left="2160" w:hanging="360"/>
+      </w:pPr>
+      <w:rPr/>
+    </w:lvl>
+    <w:lvl w:ilvl="3">
+      <w:start w:val="1"/>
+      <w:numFmt w:val="decimal"/>
+      <w:lvlText w:val="%4."/>
+      <w:lvlJc w:val="left"/>
+      <w:pPr>
+        <w:ind w:left="2880" w:hanging="360"/>
+      </w:pPr>
+      <w:rPr/>
+    </w:lvl>
+    <w:lvl w:ilvl="4">
+      <w:start w:val="1"/>
+      <w:numFmt w:val="decimal"/>
+      <w:lvlText w:val="%5."/>
+      <w:lvlJc w:val="left"/>
+      <w:pPr>
+        <w:ind w:left="3600" w:hanging="360"/>
+      </w:pPr>
+      <w:rPr/>
+    </w:lvl>
+    <w:lvl w:ilvl="5">
+      <w:start w:val="1"/>
+      <w:numFmt w:val="decimal"/>
+      <w:lvlText w:val="%6."/>
+      <w:lvlJc w:val="left"/>
+      <w:pPr>
+        <w:ind w:left="4320" w:hanging="360"/>
+      </w:pPr>
+      <w:rPr/>
+    </w:lvl>
+    <w:lvl w:ilvl="6">
+      <w:start w:val="1"/>
+      <w:numFmt w:val="decimal"/>
+      <w:lvlText w:val="%7."/>
+      <w:lvlJc w:val="left"/>
+      <w:pPr>
+        <w:ind w:left="5040" w:hanging="360"/>
+      </w:pPr>
+      <w:rPr/>
+    </w:lvl>
+    <w:lvl w:ilvl="7">
+      <w:start w:val="1"/>
+      <w:numFmt w:val="decimal"/>
+      <w:lvlText w:val="%8."/>
+      <w:lvlJc w:val="left"/>
+      <w:pPr>
+        <w:ind w:left="5760" w:hanging="360"/>
+      </w:pPr>
+      <w:rPr/>
+    </w:lvl>
+    <w:lvl w:ilvl="8">
+      <w:start w:val="1"/>
+      <w:numFmt w:val="decimal"/>
+      <w:lvlText w:val="%9."/>
+      <w:lvlJc w:val="left"/>
+      <w:pPr>
+        <w:ind w:left="6480" w:hanging="360"/>
+      </w:pPr>
+      <w:rPr/>
+    </w:lvl>
+  </w:abstractNum>
   <w:num w:numId="1">
     <w:abstractNumId w:val="1"/>
   </w:num>
@@ -2885,6 +9079,12 @@
   </w:num>
   <w:num w:numId="6">
     <w:abstractNumId w:val="6"/>
+  </w:num>
+  <w:num w:numId="7">
+    <w:abstractNumId w:val="7"/>
+  </w:num>
+  <w:num w:numId="8">
+    <w:abstractNumId w:val="8"/>
   </w:num>
 </w:numbering>
 </file>
@@ -3717,7 +9917,7 @@
 
 <file path=customXML/item1.xml><?xml version="1.0" encoding="utf-8"?>
 <go:gDocsCustomXmlDataStorage xmlns:go="http://customooxmlschemas.google.com/" xmlns:r="http://schemas.openxmlformats.org/officeDocument/2006/relationships" uri="GoogleDocsCustomDataVersion2">
-  <go:docsCustomData xmlns:go="http://customooxmlschemas.google.com/" roundtripDataSignature="AMtx7mhLIShN+fYPdYCxoW02fTWb24PBng==">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</go:docsCustomData>
+  <go:docsCustomData xmlns:go="http://customooxmlschemas.google.com/" roundtripDataSignature="AMtx7mh+AKfOSfl3InvuNVJy2vhM6VO5vg==">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</go:docsCustomData>
 </go:gDocsCustomXmlDataStorage>
 </file>
 
